--- a/docs/files/f134_面试备考资料.docx
+++ b/docs/files/f134_面试备考资料.docx
@@ -103,7 +103,7 @@
           <w:color w:val="5A5A5A"/>
           <w:sz w:val="20"/>
         </w:rPr>
-        <w:t>生成日期：2026-10-20</w:t>
+        <w:t>生成日期：2026-10-24</w:t>
       </w:r>
     </w:p>
     <w:p>
@@ -297,40 +297,6 @@
     </w:p>
     <w:p>
       <w:pPr>
-        <w:spacing w:after="40"/>
-        <w:ind w:left="907"/>
-      </w:pPr>
-      <w:hyperlink w:anchor="toc_heading_10" w:history="1">
-        <w:r>
-          <w:rPr>
-            <w:rFonts w:ascii="Times New Roman" w:hAnsi="Times New Roman" w:eastAsia="宋体"/>
-            <w:sz w:val="21"/>
-            <w:szCs w:val="21"/>
-            <w:color w:val="5A5A5A"/>
-          </w:rPr>
-          <w:t xml:space="preserve">Q：请做一下自我介绍（1 分钟版 · 约 260 字）</w:t>
-        </w:r>
-      </w:hyperlink>
-    </w:p>
-    <w:p>
-      <w:pPr>
-        <w:spacing w:after="40"/>
-        <w:ind w:left="907"/>
-      </w:pPr>
-      <w:hyperlink w:anchor="toc_heading_11" w:history="1">
-        <w:r>
-          <w:rPr>
-            <w:rFonts w:ascii="Times New Roman" w:hAnsi="Times New Roman" w:eastAsia="宋体"/>
-            <w:sz w:val="21"/>
-            <w:szCs w:val="21"/>
-            <w:color w:val="5A5A5A"/>
-          </w:rPr>
-          <w:t xml:space="preserve">Q：请做一下自我介绍（3 分钟版 · 约 700 字）</w:t>
-        </w:r>
-      </w:hyperlink>
-    </w:p>
-    <w:p>
-      <w:pPr>
         <w:spacing w:after="60"/>
         <w:ind w:left="454"/>
       </w:pPr>
@@ -348,74 +314,6 @@
     </w:p>
     <w:p>
       <w:pPr>
-        <w:spacing w:after="40"/>
-        <w:ind w:left="907"/>
-      </w:pPr>
-      <w:hyperlink w:anchor="toc_heading_13" w:history="1">
-        <w:r>
-          <w:rPr>
-            <w:rFonts w:ascii="Times New Roman" w:hAnsi="Times New Roman" w:eastAsia="宋体"/>
-            <w:sz w:val="21"/>
-            <w:szCs w:val="21"/>
-            <w:color w:val="5A5A5A"/>
-          </w:rPr>
-          <w:t xml:space="preserve">Q：为什么选择碳一新能源？</w:t>
-        </w:r>
-      </w:hyperlink>
-    </w:p>
-    <w:p>
-      <w:pPr>
-        <w:spacing w:after="40"/>
-        <w:ind w:left="907"/>
-      </w:pPr>
-      <w:hyperlink w:anchor="toc_heading_14" w:history="1">
-        <w:r>
-          <w:rPr>
-            <w:rFonts w:ascii="Times New Roman" w:hAnsi="Times New Roman" w:eastAsia="宋体"/>
-            <w:sz w:val="21"/>
-            <w:szCs w:val="21"/>
-            <w:color w:val="5A5A5A"/>
-          </w:rPr>
-          <w:t xml:space="preserve">Q：为什么想做 PMC 生产计划？</w:t>
-        </w:r>
-      </w:hyperlink>
-    </w:p>
-    <w:p>
-      <w:pPr>
-        <w:spacing w:after="40"/>
-        <w:ind w:left="907"/>
-      </w:pPr>
-      <w:hyperlink w:anchor="toc_heading_15" w:history="1">
-        <w:r>
-          <w:rPr>
-            <w:rFonts w:ascii="Times New Roman" w:hAnsi="Times New Roman" w:eastAsia="宋体"/>
-            <w:sz w:val="21"/>
-            <w:szCs w:val="21"/>
-            <w:color w:val="5A5A5A"/>
-          </w:rPr>
-          <w:t xml:space="preserve">Q：你是供应链管理专业，为什么不去做采购/物流，要做计划？</w:t>
-        </w:r>
-      </w:hyperlink>
-    </w:p>
-    <w:p>
-      <w:pPr>
-        <w:spacing w:after="40"/>
-        <w:ind w:left="907"/>
-      </w:pPr>
-      <w:hyperlink w:anchor="toc_heading_16" w:history="1">
-        <w:r>
-          <w:rPr>
-            <w:rFonts w:ascii="Times New Roman" w:hAnsi="Times New Roman" w:eastAsia="宋体"/>
-            <w:sz w:val="21"/>
-            <w:szCs w:val="21"/>
-            <w:color w:val="5A5A5A"/>
-          </w:rPr>
-          <w:t xml:space="preserve">Q：为什么愿意去云南昭通水富这样的县级市？</w:t>
-        </w:r>
-      </w:hyperlink>
-    </w:p>
-    <w:p>
-      <w:pPr>
         <w:spacing w:after="60"/>
         <w:ind w:left="454"/>
       </w:pPr>
@@ -433,74 +331,6 @@
     </w:p>
     <w:p>
       <w:pPr>
-        <w:spacing w:after="40"/>
-        <w:ind w:left="907"/>
-      </w:pPr>
-      <w:hyperlink w:anchor="toc_heading_18" w:history="1">
-        <w:r>
-          <w:rPr>
-            <w:rFonts w:ascii="Times New Roman" w:hAnsi="Times New Roman" w:eastAsia="宋体"/>
-            <w:sz w:val="21"/>
-            <w:szCs w:val="21"/>
-            <w:color w:val="5A5A5A"/>
-          </w:rPr>
-          <w:t xml:space="preserve">Q：你最有挑战的一段经历是什么？</w:t>
-        </w:r>
-      </w:hyperlink>
-    </w:p>
-    <w:p>
-      <w:pPr>
-        <w:spacing w:after="40"/>
-        <w:ind w:left="907"/>
-      </w:pPr>
-      <w:hyperlink w:anchor="toc_heading_19" w:history="1">
-        <w:r>
-          <w:rPr>
-            <w:rFonts w:ascii="Times New Roman" w:hAnsi="Times New Roman" w:eastAsia="宋体"/>
-            <w:sz w:val="21"/>
-            <w:szCs w:val="21"/>
-            <w:color w:val="5A5A5A"/>
-          </w:rPr>
-          <w:t xml:space="preserve">Q：你最自豪的一件事是什么？</w:t>
-        </w:r>
-      </w:hyperlink>
-    </w:p>
-    <w:p>
-      <w:pPr>
-        <w:spacing w:after="40"/>
-        <w:ind w:left="907"/>
-      </w:pPr>
-      <w:hyperlink w:anchor="toc_heading_20" w:history="1">
-        <w:r>
-          <w:rPr>
-            <w:rFonts w:ascii="Times New Roman" w:hAnsi="Times New Roman" w:eastAsia="宋体"/>
-            <w:sz w:val="21"/>
-            <w:szCs w:val="21"/>
-            <w:color w:val="5A5A5A"/>
-          </w:rPr>
-          <w:t xml:space="preserve">Q：说一次失败的经历</w:t>
-        </w:r>
-      </w:hyperlink>
-    </w:p>
-    <w:p>
-      <w:pPr>
-        <w:spacing w:after="40"/>
-        <w:ind w:left="907"/>
-      </w:pPr>
-      <w:hyperlink w:anchor="toc_heading_21" w:history="1">
-        <w:r>
-          <w:rPr>
-            <w:rFonts w:ascii="Times New Roman" w:hAnsi="Times New Roman" w:eastAsia="宋体"/>
-            <w:sz w:val="21"/>
-            <w:szCs w:val="21"/>
-            <w:color w:val="5A5A5A"/>
-          </w:rPr>
-          <w:t xml:space="preserve">Q：你和团队成员有过冲突吗？怎么处理的？</w:t>
-        </w:r>
-      </w:hyperlink>
-    </w:p>
-    <w:p>
-      <w:pPr>
         <w:spacing w:after="60"/>
         <w:ind w:left="454"/>
       </w:pPr>
@@ -518,40 +348,6 @@
     </w:p>
     <w:p>
       <w:pPr>
-        <w:spacing w:after="40"/>
-        <w:ind w:left="907"/>
-      </w:pPr>
-      <w:hyperlink w:anchor="toc_heading_23" w:history="1">
-        <w:r>
-          <w:rPr>
-            <w:rFonts w:ascii="Times New Roman" w:hAnsi="Times New Roman" w:eastAsia="宋体"/>
-            <w:sz w:val="21"/>
-            <w:szCs w:val="21"/>
-            <w:color w:val="5A5A5A"/>
-          </w:rPr>
-          <w:t xml:space="preserve">Q：你未来 3–5 年的职业规划是什么？</w:t>
-        </w:r>
-      </w:hyperlink>
-    </w:p>
-    <w:p>
-      <w:pPr>
-        <w:spacing w:after="40"/>
-        <w:ind w:left="907"/>
-      </w:pPr>
-      <w:hyperlink w:anchor="toc_heading_24" w:history="1">
-        <w:r>
-          <w:rPr>
-            <w:rFonts w:ascii="Times New Roman" w:hAnsi="Times New Roman" w:eastAsia="宋体"/>
-            <w:sz w:val="21"/>
-            <w:szCs w:val="21"/>
-            <w:color w:val="5A5A5A"/>
-          </w:rPr>
-          <w:t xml:space="preserve">Q：你怎么看加班？</w:t>
-        </w:r>
-      </w:hyperlink>
-    </w:p>
-    <w:p>
-      <w:pPr>
         <w:spacing w:after="60"/>
         <w:ind w:left="454"/>
       </w:pPr>
@@ -569,108 +365,6 @@
     </w:p>
     <w:p>
       <w:pPr>
-        <w:spacing w:after="40"/>
-        <w:ind w:left="907"/>
-      </w:pPr>
-      <w:hyperlink w:anchor="toc_heading_26" w:history="1">
-        <w:r>
-          <w:rPr>
-            <w:rFonts w:ascii="Times New Roman" w:hAnsi="Times New Roman" w:eastAsia="宋体"/>
-            <w:sz w:val="21"/>
-            <w:szCs w:val="21"/>
-            <w:color w:val="5A5A5A"/>
-          </w:rPr>
-          <w:t xml:space="preserve">Q1：客户要求提前 5 天交货，但产线已经排满，你怎么处理？</w:t>
-        </w:r>
-      </w:hyperlink>
-    </w:p>
-    <w:p>
-      <w:pPr>
-        <w:spacing w:after="40"/>
-        <w:ind w:left="907"/>
-      </w:pPr>
-      <w:hyperlink w:anchor="toc_heading_27" w:history="1">
-        <w:r>
-          <w:rPr>
-            <w:rFonts w:ascii="Times New Roman" w:hAnsi="Times New Roman" w:eastAsia="宋体"/>
-            <w:sz w:val="21"/>
-            <w:szCs w:val="21"/>
-            <w:color w:val="5A5A5A"/>
-          </w:rPr>
-          <w:t xml:space="preserve">Q2：生产日例会上，车间主任说你的计划不现实，人不够，你怎么办？</w:t>
-        </w:r>
-      </w:hyperlink>
-    </w:p>
-    <w:p>
-      <w:pPr>
-        <w:spacing w:after="40"/>
-        <w:ind w:left="907"/>
-      </w:pPr>
-      <w:hyperlink w:anchor="toc_heading_28" w:history="1">
-        <w:r>
-          <w:rPr>
-            <w:rFonts w:ascii="Times New Roman" w:hAnsi="Times New Roman" w:eastAsia="宋体"/>
-            <w:sz w:val="21"/>
-            <w:szCs w:val="21"/>
-            <w:color w:val="5A5A5A"/>
-          </w:rPr>
-          <w:t xml:space="preserve">Q3：你算出来的可用库存和仓库报的数对不上，差 200 吨，你信谁？</w:t>
-        </w:r>
-      </w:hyperlink>
-    </w:p>
-    <w:p>
-      <w:pPr>
-        <w:spacing w:after="40"/>
-        <w:ind w:left="907"/>
-      </w:pPr>
-      <w:hyperlink w:anchor="toc_heading_29" w:history="1">
-        <w:r>
-          <w:rPr>
-            <w:rFonts w:ascii="Times New Roman" w:hAnsi="Times New Roman" w:eastAsia="宋体"/>
-            <w:sz w:val="21"/>
-            <w:szCs w:val="21"/>
-            <w:color w:val="5A5A5A"/>
-          </w:rPr>
-          <w:t xml:space="preserve">Q4：你发现某个物料的安全库存设得偏高，压了大量资金，但改低有断料风险，你怎么做？</w:t>
-        </w:r>
-      </w:hyperlink>
-    </w:p>
-    <w:p>
-      <w:pPr>
-        <w:spacing w:after="40"/>
-        <w:ind w:left="907"/>
-      </w:pPr>
-      <w:hyperlink w:anchor="toc_heading_30" w:history="1">
-        <w:r>
-          <w:rPr>
-            <w:rFonts w:ascii="Times New Roman" w:hAnsi="Times New Roman" w:eastAsia="宋体"/>
-            <w:sz w:val="21"/>
-            <w:szCs w:val="21"/>
-            <w:color w:val="5A5A5A"/>
-          </w:rPr>
-          <w:t xml:space="preserve">Q5：月底盘点，账实差异率超标，经理让你三天内给原因和方案，你怎么做？</w:t>
-        </w:r>
-      </w:hyperlink>
-    </w:p>
-    <w:p>
-      <w:pPr>
-        <w:spacing w:after="40"/>
-        <w:ind w:left="907"/>
-      </w:pPr>
-      <w:hyperlink w:anchor="toc_heading_31" w:history="1">
-        <w:r>
-          <w:rPr>
-            <w:rFonts w:ascii="Times New Roman" w:hAnsi="Times New Roman" w:eastAsia="宋体"/>
-            <w:sz w:val="21"/>
-            <w:szCs w:val="21"/>
-            <w:color w:val="5A5A5A"/>
-          </w:rPr>
-          <w:t xml:space="preserve">Q6：销售说客户急着要，生产说做不出来，采购说料没到，三边都来找你，你先处理哪个？</w:t>
-        </w:r>
-      </w:hyperlink>
-    </w:p>
-    <w:p>
-      <w:pPr>
         <w:spacing w:after="60"/>
         <w:ind w:left="454"/>
       </w:pPr>
@@ -688,57 +382,6 @@
     </w:p>
     <w:p>
       <w:pPr>
-        <w:spacing w:after="40"/>
-        <w:ind w:left="907"/>
-      </w:pPr>
-      <w:hyperlink w:anchor="toc_heading_33" w:history="1">
-        <w:r>
-          <w:rPr>
-            <w:rFonts w:ascii="Times New Roman" w:hAnsi="Times New Roman" w:eastAsia="宋体"/>
-            <w:sz w:val="21"/>
-            <w:szCs w:val="21"/>
-            <w:color w:val="5A5A5A"/>
-          </w:rPr>
-          <w:t xml:space="preserve">Q：你怎么看负极材料这个行业现在的状况？</w:t>
-        </w:r>
-      </w:hyperlink>
-    </w:p>
-    <w:p>
-      <w:pPr>
-        <w:spacing w:after="40"/>
-        <w:ind w:left="907"/>
-      </w:pPr>
-      <w:hyperlink w:anchor="toc_heading_34" w:history="1">
-        <w:r>
-          <w:rPr>
-            <w:rFonts w:ascii="Times New Roman" w:hAnsi="Times New Roman" w:eastAsia="宋体"/>
-            <w:sz w:val="21"/>
-            <w:szCs w:val="21"/>
-            <w:color w:val="5A5A5A"/>
-          </w:rPr>
-          <w:t xml:space="preserve">Q：你知道负极材料是怎么做出来的吗？</w:t>
-        </w:r>
-      </w:hyperlink>
-    </w:p>
-    <w:p>
-      <w:pPr>
-        <w:spacing w:after="40"/>
-        <w:ind w:left="907"/>
-      </w:pPr>
-      <w:hyperlink w:anchor="toc_heading_35" w:history="1">
-        <w:r>
-          <w:rPr>
-            <w:rFonts w:ascii="Times New Roman" w:hAnsi="Times New Roman" w:eastAsia="宋体"/>
-            <w:sz w:val="21"/>
-            <w:szCs w:val="21"/>
-            <w:color w:val="5A5A5A"/>
-          </w:rPr>
-          <w:t xml:space="preserve">Q：如果让你评价碳一，你觉得它最大的风险是什么？</w:t>
-        </w:r>
-      </w:hyperlink>
-    </w:p>
-    <w:p>
-      <w:pPr>
         <w:spacing w:after="60"/>
         <w:ind w:left="454"/>
       </w:pPr>
@@ -768,125 +411,6 @@
             <w:color w:val="2B4F6B"/>
           </w:rPr>
           <w:t xml:space="preserve">2.8 绝不能说的死亡回答</w:t>
-        </w:r>
-      </w:hyperlink>
-    </w:p>
-    <w:p>
-      <w:pPr>
-        <w:spacing w:after="40"/>
-        <w:ind w:left="907"/>
-      </w:pPr>
-      <w:hyperlink w:anchor="toc_heading_38" w:history="1">
-        <w:r>
-          <w:rPr>
-            <w:rFonts w:ascii="Times New Roman" w:hAnsi="Times New Roman" w:eastAsia="宋体"/>
-            <w:sz w:val="21"/>
-            <w:szCs w:val="21"/>
-            <w:color w:val="5A5A5A"/>
-          </w:rPr>
-          <w:t xml:space="preserve">死亡回答 1：被问"为什么选我们公司"</w:t>
-        </w:r>
-      </w:hyperlink>
-    </w:p>
-    <w:p>
-      <w:pPr>
-        <w:spacing w:after="40"/>
-        <w:ind w:left="907"/>
-      </w:pPr>
-      <w:hyperlink w:anchor="toc_heading_39" w:history="1">
-        <w:r>
-          <w:rPr>
-            <w:rFonts w:ascii="Times New Roman" w:hAnsi="Times New Roman" w:eastAsia="宋体"/>
-            <w:sz w:val="21"/>
-            <w:szCs w:val="21"/>
-            <w:color w:val="5A5A5A"/>
-          </w:rPr>
-          <w:t xml:space="preserve">死亡回答 2：被问"你没有制造业实习，怎么胜任"</w:t>
-        </w:r>
-      </w:hyperlink>
-    </w:p>
-    <w:p>
-      <w:pPr>
-        <w:spacing w:after="40"/>
-        <w:ind w:left="907"/>
-      </w:pPr>
-      <w:hyperlink w:anchor="toc_heading_40" w:history="1">
-        <w:r>
-          <w:rPr>
-            <w:rFonts w:ascii="Times New Roman" w:hAnsi="Times New Roman" w:eastAsia="宋体"/>
-            <w:sz w:val="21"/>
-            <w:szCs w:val="21"/>
-            <w:color w:val="5A5A5A"/>
-          </w:rPr>
-          <w:t xml:space="preserve">死亡回答 3：被问"日例会要你主持，你性格偏内向，能行吗"</w:t>
-        </w:r>
-      </w:hyperlink>
-    </w:p>
-    <w:p>
-      <w:pPr>
-        <w:spacing w:after="40"/>
-        <w:ind w:left="907"/>
-      </w:pPr>
-      <w:hyperlink w:anchor="toc_heading_41" w:history="1">
-        <w:r>
-          <w:rPr>
-            <w:rFonts w:ascii="Times New Roman" w:hAnsi="Times New Roman" w:eastAsia="宋体"/>
-            <w:sz w:val="21"/>
-            <w:szCs w:val="21"/>
-            <w:color w:val="5A5A5A"/>
-          </w:rPr>
-          <w:t xml:space="preserve">死亡回答 4：被问"能接受长期在县城工厂吗"</w:t>
-        </w:r>
-      </w:hyperlink>
-    </w:p>
-    <w:p>
-      <w:pPr>
-        <w:spacing w:after="40"/>
-        <w:ind w:left="907"/>
-      </w:pPr>
-      <w:hyperlink w:anchor="toc_heading_42" w:history="1">
-        <w:r>
-          <w:rPr>
-            <w:rFonts w:ascii="Times New Roman" w:hAnsi="Times New Roman" w:eastAsia="宋体"/>
-            <w:sz w:val="21"/>
-            <w:szCs w:val="21"/>
-            <w:color w:val="5A5A5A"/>
-          </w:rPr>
-          <w:t xml:space="preserve">死亡回答 5：被问"你怎么看加班"</w:t>
-        </w:r>
-      </w:hyperlink>
-    </w:p>
-    <w:p>
-      <w:pPr>
-        <w:spacing w:after="40"/>
-        <w:ind w:left="907"/>
-      </w:pPr>
-      <w:hyperlink w:anchor="toc_heading_43" w:history="1">
-        <w:r>
-          <w:rPr>
-            <w:rFonts w:ascii="Times New Roman" w:hAnsi="Times New Roman" w:eastAsia="宋体"/>
-            <w:sz w:val="21"/>
-            <w:szCs w:val="21"/>
-            <w:color w:val="5A5A5A"/>
-          </w:rPr>
-          <w:t xml:space="preserve">死亡回答 6：被问"你的缺点是什么"</w:t>
-        </w:r>
-      </w:hyperlink>
-    </w:p>
-    <w:p>
-      <w:pPr>
-        <w:spacing w:after="40"/>
-        <w:ind w:left="907"/>
-      </w:pPr>
-      <w:hyperlink w:anchor="toc_heading_44" w:history="1">
-        <w:r>
-          <w:rPr>
-            <w:rFonts w:ascii="Times New Roman" w:hAnsi="Times New Roman" w:eastAsia="宋体"/>
-            <w:sz w:val="21"/>
-            <w:szCs w:val="21"/>
-            <w:color w:val="5A5A5A"/>
-          </w:rPr>
-          <w:t xml:space="preserve">死亡回答 7：被问"你还有什么问题吗"，回答"没有了"</w:t>
         </w:r>
       </w:hyperlink>
     </w:p>
@@ -1320,40 +844,6 @@
     </w:p>
     <w:p>
       <w:pPr>
-        <w:spacing w:after="40"/>
-        <w:ind w:left="907"/>
-      </w:pPr>
-      <w:hyperlink w:anchor="toc_heading_70" w:history="1">
-        <w:r>
-          <w:rPr>
-            <w:rFonts w:ascii="Times New Roman" w:hAnsi="Times New Roman" w:eastAsia="宋体"/>
-            <w:sz w:val="21"/>
-            <w:szCs w:val="21"/>
-            <w:color w:val="5A5A5A"/>
-          </w:rPr>
-          <w:t xml:space="preserve">1 分钟版（约 130 词）</w:t>
-        </w:r>
-      </w:hyperlink>
-    </w:p>
-    <w:p>
-      <w:pPr>
-        <w:spacing w:after="40"/>
-        <w:ind w:left="907"/>
-      </w:pPr>
-      <w:hyperlink w:anchor="toc_heading_71" w:history="1">
-        <w:r>
-          <w:rPr>
-            <w:rFonts w:ascii="Times New Roman" w:hAnsi="Times New Roman" w:eastAsia="宋体"/>
-            <w:sz w:val="21"/>
-            <w:szCs w:val="21"/>
-            <w:color w:val="5A5A5A"/>
-          </w:rPr>
-          <w:t xml:space="preserve">3 分钟版（约 300 词，在 1 分钟版基础上展开）</w:t>
-        </w:r>
-      </w:hyperlink>
-    </w:p>
-    <w:p>
-      <w:pPr>
         <w:spacing w:after="60"/>
         <w:ind w:left="454"/>
       </w:pPr>
@@ -1510,7 +1000,24 @@
           <w:color w:val="5A5A5A"/>
           <w:sz w:val="21"/>
         </w:rPr>
-        <w:t>📋 **数据来源说明**</w:t>
+        <w:t xml:space="preserve">📋 </w:t>
+      </w:r>
+      <w:r>
+        <w:rPr>
+          <w:rFonts w:ascii="Calibri" w:hAnsi="Calibri" w:eastAsia="微软雅黑"/>
+          <w:b/>
+          <w:color w:val="5A5A5A"/>
+          <w:sz w:val="21"/>
+        </w:rPr>
+        <w:t>数据来源说明</w:t>
+      </w:r>
+      <w:r>
+        <w:rPr>
+          <w:rFonts w:ascii="Calibri" w:hAnsi="Calibri" w:eastAsia="微软雅黑"/>
+          <w:b w:val="0"/>
+          <w:color w:val="5A5A5A"/>
+          <w:sz w:val="21"/>
+        </w:rPr>
       </w:r>
     </w:p>
     <w:p>
@@ -1546,7 +1053,25 @@
           <w:color w:val="5A5A5A"/>
           <w:sz w:val="21"/>
         </w:rPr>
-        <w:t>- **AI 补充内容**（背调报告未覆盖）：负极材料成本结构与石墨化格局、PMC 专业方法论（安全库存公式、MRP 逻辑、OTD/齐套概念）、英文专项、测评题型、华为/贝特瑞等对标企业计划岗面试常见问法</w:t>
+        <w:t xml:space="preserve">- </w:t>
+      </w:r>
+      <w:r>
+        <w:rPr>
+          <w:rFonts w:ascii="Calibri" w:hAnsi="Calibri" w:eastAsia="微软雅黑"/>
+          <w:b/>
+          <w:color w:val="5A5A5A"/>
+          <w:sz w:val="21"/>
+        </w:rPr>
+        <w:t>AI 补充内容</w:t>
+      </w:r>
+      <w:r>
+        <w:rPr>
+          <w:rFonts w:ascii="Calibri" w:hAnsi="Calibri" w:eastAsia="微软雅黑"/>
+          <w:b w:val="0"/>
+          <w:color w:val="5A5A5A"/>
+          <w:sz w:val="21"/>
+        </w:rPr>
+        <w:t>（背调报告未覆盖）：负极材料成本结构与石墨化格局、PMC 专业方法论（安全库存公式、MRP 逻辑、OTD/齐套概念）、英文专项、测评题型、华为/贝特瑞等对标企业计划岗面试常见问法</w:t>
       </w:r>
     </w:p>
     <w:p>
@@ -1564,7 +1089,43 @@
           <w:color w:val="5A5A5A"/>
           <w:sz w:val="21"/>
         </w:rPr>
-        <w:t>- **笔试判断依据**：2027 届官方简章原文「测评：初复试通过，视职位情况安排测评」→ **无传统专业知识笔试，有测评环节**；故第六板块按「测评」而非「笔试」编写</w:t>
+        <w:t xml:space="preserve">- </w:t>
+      </w:r>
+      <w:r>
+        <w:rPr>
+          <w:rFonts w:ascii="Calibri" w:hAnsi="Calibri" w:eastAsia="微软雅黑"/>
+          <w:b/>
+          <w:color w:val="5A5A5A"/>
+          <w:sz w:val="21"/>
+        </w:rPr>
+        <w:t>笔试判断依据</w:t>
+      </w:r>
+      <w:r>
+        <w:rPr>
+          <w:rFonts w:ascii="Calibri" w:hAnsi="Calibri" w:eastAsia="微软雅黑"/>
+          <w:b w:val="0"/>
+          <w:color w:val="5A5A5A"/>
+          <w:sz w:val="21"/>
+        </w:rPr>
+        <w:t xml:space="preserve">：2027 届官方简章原文「测评：初复试通过，视职位情况安排测评」→ </w:t>
+      </w:r>
+      <w:r>
+        <w:rPr>
+          <w:rFonts w:ascii="Calibri" w:hAnsi="Calibri" w:eastAsia="微软雅黑"/>
+          <w:b/>
+          <w:color w:val="5A5A5A"/>
+          <w:sz w:val="21"/>
+        </w:rPr>
+        <w:t>无传统专业知识笔试，有测评环节</w:t>
+      </w:r>
+      <w:r>
+        <w:rPr>
+          <w:rFonts w:ascii="Calibri" w:hAnsi="Calibri" w:eastAsia="微软雅黑"/>
+          <w:b w:val="0"/>
+          <w:color w:val="5A5A5A"/>
+          <w:sz w:val="21"/>
+        </w:rPr>
+        <w:t>；故第六板块按「测评」而非「笔试」编写</w:t>
       </w:r>
     </w:p>
     <w:p>
@@ -1611,6 +1172,10 @@
         <w:gridCol w:w="2882"/>
       </w:tblGrid>
       <w:tr>
+        <w:trPr>
+          <w:cantSplit/>
+          <w:tblHeader/>
+        </w:trPr>
         <w:tc>
           <w:tcPr>
             <w:tcW w:type="dxa" w:w="2882"/>
@@ -1664,6 +1229,9 @@
         </w:tc>
       </w:tr>
       <w:tr>
+        <w:trPr>
+          <w:cantSplit/>
+        </w:trPr>
         <w:tc>
           <w:tcPr>
             <w:tcW w:type="dxa" w:w="2882"/>
@@ -1717,6 +1285,9 @@
         </w:tc>
       </w:tr>
       <w:tr>
+        <w:trPr>
+          <w:cantSplit/>
+        </w:trPr>
         <w:tc>
           <w:tcPr>
             <w:tcW w:type="dxa" w:w="2882"/>
@@ -1787,6 +1358,9 @@
         </w:tc>
       </w:tr>
       <w:tr>
+        <w:trPr>
+          <w:cantSplit/>
+        </w:trPr>
         <w:tc>
           <w:tcPr>
             <w:tcW w:type="dxa" w:w="2882"/>
@@ -1840,6 +1414,9 @@
         </w:tc>
       </w:tr>
       <w:tr>
+        <w:trPr>
+          <w:cantSplit/>
+        </w:trPr>
         <w:tc>
           <w:tcPr>
             <w:tcW w:type="dxa" w:w="2882"/>
@@ -1929,6 +1506,9 @@
         </w:tc>
       </w:tr>
       <w:tr>
+        <w:trPr>
+          <w:cantSplit/>
+        </w:trPr>
         <w:tc>
           <w:tcPr>
             <w:tcW w:type="dxa" w:w="2882"/>
@@ -1999,6 +1579,9 @@
         </w:tc>
       </w:tr>
       <w:tr>
+        <w:trPr>
+          <w:cantSplit/>
+        </w:trPr>
         <w:tc>
           <w:tcPr>
             <w:tcW w:type="dxa" w:w="2882"/>
@@ -2052,6 +1635,9 @@
         </w:tc>
       </w:tr>
       <w:tr>
+        <w:trPr>
+          <w:cantSplit/>
+        </w:trPr>
         <w:tc>
           <w:tcPr>
             <w:tcW w:type="dxa" w:w="2882"/>
@@ -2140,6 +1726,9 @@
         </w:tc>
       </w:tr>
       <w:tr>
+        <w:trPr>
+          <w:cantSplit/>
+        </w:trPr>
         <w:tc>
           <w:tcPr>
             <w:tcW w:type="dxa" w:w="2882"/>
@@ -2245,6 +1834,9 @@
         </w:tc>
       </w:tr>
       <w:tr>
+        <w:trPr>
+          <w:cantSplit/>
+        </w:trPr>
         <w:tc>
           <w:tcPr>
             <w:tcW w:type="dxa" w:w="2882"/>
@@ -2298,6 +1890,9 @@
         </w:tc>
       </w:tr>
       <w:tr>
+        <w:trPr>
+          <w:cantSplit/>
+        </w:trPr>
         <w:tc>
           <w:tcPr>
             <w:tcW w:type="dxa" w:w="2882"/>
@@ -2369,6 +1964,9 @@
         </w:tc>
       </w:tr>
       <w:tr>
+        <w:trPr>
+          <w:cantSplit/>
+        </w:trPr>
         <w:tc>
           <w:tcPr>
             <w:tcW w:type="dxa" w:w="2882"/>
@@ -2533,6 +2131,10 @@
         <w:gridCol w:w="2882"/>
       </w:tblGrid>
       <w:tr>
+        <w:trPr>
+          <w:cantSplit/>
+          <w:tblHeader/>
+        </w:trPr>
         <w:tc>
           <w:tcPr>
             <w:tcW w:type="dxa" w:w="2882"/>
@@ -2586,6 +2188,9 @@
         </w:tc>
       </w:tr>
       <w:tr>
+        <w:trPr>
+          <w:cantSplit/>
+        </w:trPr>
         <w:tc>
           <w:tcPr>
             <w:tcW w:type="dxa" w:w="2882"/>
@@ -2655,6 +2260,9 @@
         </w:tc>
       </w:tr>
       <w:tr>
+        <w:trPr>
+          <w:cantSplit/>
+        </w:trPr>
         <w:tc>
           <w:tcPr>
             <w:tcW w:type="dxa" w:w="2882"/>
@@ -2724,6 +2332,9 @@
         </w:tc>
       </w:tr>
       <w:tr>
+        <w:trPr>
+          <w:cantSplit/>
+        </w:trPr>
         <w:tc>
           <w:tcPr>
             <w:tcW w:type="dxa" w:w="2882"/>
@@ -2793,6 +2404,9 @@
         </w:tc>
       </w:tr>
       <w:tr>
+        <w:trPr>
+          <w:cantSplit/>
+        </w:trPr>
         <w:tc>
           <w:tcPr>
             <w:tcW w:type="dxa" w:w="2882"/>
@@ -2880,6 +2494,9 @@
         </w:tc>
       </w:tr>
       <w:tr>
+        <w:trPr>
+          <w:cantSplit/>
+        </w:trPr>
         <w:tc>
           <w:tcPr>
             <w:tcW w:type="dxa" w:w="2882"/>
@@ -3025,6 +2642,10 @@
         <w:gridCol w:w="2882"/>
       </w:tblGrid>
       <w:tr>
+        <w:trPr>
+          <w:cantSplit/>
+          <w:tblHeader/>
+        </w:trPr>
         <w:tc>
           <w:tcPr>
             <w:tcW w:type="dxa" w:w="2882"/>
@@ -3078,6 +2699,9 @@
         </w:tc>
       </w:tr>
       <w:tr>
+        <w:trPr>
+          <w:cantSplit/>
+        </w:trPr>
         <w:tc>
           <w:tcPr>
             <w:tcW w:type="dxa" w:w="2882"/>
@@ -3131,6 +2755,9 @@
         </w:tc>
       </w:tr>
       <w:tr>
+        <w:trPr>
+          <w:cantSplit/>
+        </w:trPr>
         <w:tc>
           <w:tcPr>
             <w:tcW w:type="dxa" w:w="2882"/>
@@ -3184,6 +2811,9 @@
         </w:tc>
       </w:tr>
       <w:tr>
+        <w:trPr>
+          <w:cantSplit/>
+        </w:trPr>
         <w:tc>
           <w:tcPr>
             <w:tcW w:type="dxa" w:w="2882"/>
@@ -3254,6 +2884,9 @@
         </w:tc>
       </w:tr>
       <w:tr>
+        <w:trPr>
+          <w:cantSplit/>
+        </w:trPr>
         <w:tc>
           <w:tcPr>
             <w:tcW w:type="dxa" w:w="2882"/>
@@ -3323,6 +2956,9 @@
         </w:tc>
       </w:tr>
       <w:tr>
+        <w:trPr>
+          <w:cantSplit/>
+        </w:trPr>
         <w:tc>
           <w:tcPr>
             <w:tcW w:type="dxa" w:w="2882"/>
@@ -3392,6 +3028,9 @@
         </w:tc>
       </w:tr>
       <w:tr>
+        <w:trPr>
+          <w:cantSplit/>
+        </w:trPr>
         <w:tc>
           <w:tcPr>
             <w:tcW w:type="dxa" w:w="2882"/>
@@ -3461,6 +3100,9 @@
         </w:tc>
       </w:tr>
       <w:tr>
+        <w:trPr>
+          <w:cantSplit/>
+        </w:trPr>
         <w:tc>
           <w:tcPr>
             <w:tcW w:type="dxa" w:w="2882"/>
@@ -3530,6 +3172,9 @@
         </w:tc>
       </w:tr>
       <w:tr>
+        <w:trPr>
+          <w:cantSplit/>
+        </w:trPr>
         <w:tc>
           <w:tcPr>
             <w:tcW w:type="dxa" w:w="2882"/>
@@ -3626,6 +3271,10 @@
         <w:gridCol w:w="2882"/>
       </w:tblGrid>
       <w:tr>
+        <w:trPr>
+          <w:cantSplit/>
+          <w:tblHeader/>
+        </w:trPr>
         <w:tc>
           <w:tcPr>
             <w:tcW w:type="dxa" w:w="2882"/>
@@ -3679,6 +3328,9 @@
         </w:tc>
       </w:tr>
       <w:tr>
+        <w:trPr>
+          <w:cantSplit/>
+        </w:trPr>
         <w:tc>
           <w:tcPr>
             <w:tcW w:type="dxa" w:w="2882"/>
@@ -3749,6 +3401,9 @@
         </w:tc>
       </w:tr>
       <w:tr>
+        <w:trPr>
+          <w:cantSplit/>
+        </w:trPr>
         <w:tc>
           <w:tcPr>
             <w:tcW w:type="dxa" w:w="2882"/>
@@ -3836,6 +3491,9 @@
         </w:tc>
       </w:tr>
       <w:tr>
+        <w:trPr>
+          <w:cantSplit/>
+        </w:trPr>
         <w:tc>
           <w:tcPr>
             <w:tcW w:type="dxa" w:w="2882"/>
@@ -4512,6 +4170,10 @@
         <w:gridCol w:w="2161"/>
       </w:tblGrid>
       <w:tr>
+        <w:trPr>
+          <w:cantSplit/>
+          <w:tblHeader/>
+        </w:trPr>
         <w:tc>
           <w:tcPr>
             <w:tcW w:type="dxa" w:w="2161"/>
@@ -4582,6 +4244,9 @@
         </w:tc>
       </w:tr>
       <w:tr>
+        <w:trPr>
+          <w:cantSplit/>
+        </w:trPr>
         <w:tc>
           <w:tcPr>
             <w:tcW w:type="dxa" w:w="2161"/>
@@ -4668,6 +4333,9 @@
         </w:tc>
       </w:tr>
       <w:tr>
+        <w:trPr>
+          <w:cantSplit/>
+        </w:trPr>
         <w:tc>
           <w:tcPr>
             <w:tcW w:type="dxa" w:w="2161"/>
@@ -4754,6 +4422,9 @@
         </w:tc>
       </w:tr>
       <w:tr>
+        <w:trPr>
+          <w:cantSplit/>
+        </w:trPr>
         <w:tc>
           <w:tcPr>
             <w:tcW w:type="dxa" w:w="2161"/>
@@ -4840,6 +4511,9 @@
         </w:tc>
       </w:tr>
       <w:tr>
+        <w:trPr>
+          <w:cantSplit/>
+        </w:trPr>
         <w:tc>
           <w:tcPr>
             <w:tcW w:type="dxa" w:w="2161"/>
@@ -4926,6 +4600,9 @@
         </w:tc>
       </w:tr>
       <w:tr>
+        <w:trPr>
+          <w:cantSplit/>
+        </w:trPr>
         <w:tc>
           <w:tcPr>
             <w:tcW w:type="dxa" w:w="2161"/>
@@ -5012,6 +4689,9 @@
         </w:tc>
       </w:tr>
       <w:tr>
+        <w:trPr>
+          <w:cantSplit/>
+        </w:trPr>
         <w:tc>
           <w:tcPr>
             <w:tcW w:type="dxa" w:w="2161"/>
@@ -5098,6 +4778,9 @@
         </w:tc>
       </w:tr>
       <w:tr>
+        <w:trPr>
+          <w:cantSplit/>
+        </w:trPr>
         <w:tc>
           <w:tcPr>
             <w:tcW w:type="dxa" w:w="2161"/>
@@ -5184,6 +4867,9 @@
         </w:tc>
       </w:tr>
       <w:tr>
+        <w:trPr>
+          <w:cantSplit/>
+        </w:trPr>
         <w:tc>
           <w:tcPr>
             <w:tcW w:type="dxa" w:w="2161"/>
@@ -5643,6 +5329,10 @@
         <w:gridCol w:w="2161"/>
       </w:tblGrid>
       <w:tr>
+        <w:trPr>
+          <w:cantSplit/>
+          <w:tblHeader/>
+        </w:trPr>
         <w:tc>
           <w:tcPr>
             <w:tcW w:type="dxa" w:w="2161"/>
@@ -5713,6 +5403,9 @@
         </w:tc>
       </w:tr>
       <w:tr>
+        <w:trPr>
+          <w:cantSplit/>
+        </w:trPr>
         <w:tc>
           <w:tcPr>
             <w:tcW w:type="dxa" w:w="2161"/>
@@ -5799,6 +5492,9 @@
         </w:tc>
       </w:tr>
       <w:tr>
+        <w:trPr>
+          <w:cantSplit/>
+        </w:trPr>
         <w:tc>
           <w:tcPr>
             <w:tcW w:type="dxa" w:w="2161"/>
@@ -5885,6 +5581,9 @@
         </w:tc>
       </w:tr>
       <w:tr>
+        <w:trPr>
+          <w:cantSplit/>
+        </w:trPr>
         <w:tc>
           <w:tcPr>
             <w:tcW w:type="dxa" w:w="2161"/>
@@ -5987,6 +5686,9 @@
         </w:tc>
       </w:tr>
       <w:tr>
+        <w:trPr>
+          <w:cantSplit/>
+        </w:trPr>
         <w:tc>
           <w:tcPr>
             <w:tcW w:type="dxa" w:w="2161"/>
@@ -6073,6 +5775,9 @@
         </w:tc>
       </w:tr>
       <w:tr>
+        <w:trPr>
+          <w:cantSplit/>
+        </w:trPr>
         <w:tc>
           <w:tcPr>
             <w:tcW w:type="dxa" w:w="2161"/>
@@ -6246,20 +5951,6 @@
     </w:p>
     <w:p>
       <w:pPr>
-        <w:spacing w:line="360" w:lineRule="auto" w:after="80"/>
-      </w:pPr>
-      <w:r>
-        <w:rPr>
-          <w:rFonts w:ascii="Calibri" w:hAnsi="Calibri" w:eastAsia="微软雅黑"/>
-          <w:b w:val="0"/>
-          <w:color w:val="2B2B2B"/>
-          <w:sz w:val="22"/>
-        </w:rPr>
-        <w:t>&gt;</w:t>
-      </w:r>
-    </w:p>
-    <w:p>
-      <w:pPr>
         <w:spacing w:line="360" w:lineRule="auto" w:after="60"/>
         <w:ind w:left="567"/>
         <w:pBdr>
@@ -6273,21 +5964,25 @@
           <w:color w:val="5A5A5A"/>
           <w:sz w:val="21"/>
         </w:rPr>
-        <w:t>我的经历可以概括成一条线：**用数据把计划做出来，再到现场把计划落下去**。</w:t>
-      </w:r>
-    </w:p>
-    <w:p>
-      <w:pPr>
-        <w:spacing w:line="360" w:lineRule="auto" w:after="80"/>
-      </w:pPr>
-      <w:r>
-        <w:rPr>
-          <w:rFonts w:ascii="Calibri" w:hAnsi="Calibri" w:eastAsia="微软雅黑"/>
-          <w:b w:val="0"/>
-          <w:color w:val="2B2B2B"/>
-          <w:sz w:val="22"/>
-        </w:rPr>
-        <w:t>&gt;</w:t>
+        <w:t>我的经历可以概括成一条线：</w:t>
+      </w:r>
+      <w:r>
+        <w:rPr>
+          <w:rFonts w:ascii="Calibri" w:hAnsi="Calibri" w:eastAsia="微软雅黑"/>
+          <w:b/>
+          <w:color w:val="5A5A5A"/>
+          <w:sz w:val="21"/>
+        </w:rPr>
+        <w:t>用数据把计划做出来，再到现场把计划落下去</w:t>
+      </w:r>
+      <w:r>
+        <w:rPr>
+          <w:rFonts w:ascii="Calibri" w:hAnsi="Calibri" w:eastAsia="微软雅黑"/>
+          <w:b w:val="0"/>
+          <w:color w:val="5A5A5A"/>
+          <w:sz w:val="21"/>
+        </w:rPr>
+        <w:t>。</w:t>
       </w:r>
     </w:p>
     <w:p>
@@ -6310,20 +6005,6 @@
     </w:p>
     <w:p>
       <w:pPr>
-        <w:spacing w:line="360" w:lineRule="auto" w:after="80"/>
-      </w:pPr>
-      <w:r>
-        <w:rPr>
-          <w:rFonts w:ascii="Calibri" w:hAnsi="Calibri" w:eastAsia="微软雅黑"/>
-          <w:b w:val="0"/>
-          <w:color w:val="2B2B2B"/>
-          <w:sz w:val="22"/>
-        </w:rPr>
-        <w:t>&gt;</w:t>
-      </w:r>
-    </w:p>
-    <w:p>
-      <w:pPr>
         <w:spacing w:line="360" w:lineRule="auto" w:after="60"/>
         <w:ind w:left="567"/>
         <w:pBdr>
@@ -6342,20 +6023,6 @@
     </w:p>
     <w:p>
       <w:pPr>
-        <w:spacing w:line="360" w:lineRule="auto" w:after="80"/>
-      </w:pPr>
-      <w:r>
-        <w:rPr>
-          <w:rFonts w:ascii="Calibri" w:hAnsi="Calibri" w:eastAsia="微软雅黑"/>
-          <w:b w:val="0"/>
-          <w:color w:val="2B2B2B"/>
-          <w:sz w:val="22"/>
-        </w:rPr>
-        <w:t>&gt;</w:t>
-      </w:r>
-    </w:p>
-    <w:p>
-      <w:pPr>
         <w:spacing w:line="360" w:lineRule="auto" w:after="60"/>
         <w:ind w:left="567"/>
         <w:pBdr>
@@ -6457,20 +6124,6 @@
     </w:p>
     <w:p>
       <w:pPr>
-        <w:spacing w:line="360" w:lineRule="auto" w:after="80"/>
-      </w:pPr>
-      <w:r>
-        <w:rPr>
-          <w:rFonts w:ascii="Calibri" w:hAnsi="Calibri" w:eastAsia="微软雅黑"/>
-          <w:b w:val="0"/>
-          <w:color w:val="2B2B2B"/>
-          <w:sz w:val="22"/>
-        </w:rPr>
-        <w:t>&gt;</w:t>
-      </w:r>
-    </w:p>
-    <w:p>
-      <w:pPr>
         <w:spacing w:line="360" w:lineRule="auto" w:after="60"/>
         <w:ind w:left="567"/>
         <w:pBdr>
@@ -6484,21 +6137,24 @@
           <w:color w:val="5A5A5A"/>
           <w:sz w:val="21"/>
         </w:rPr>
-        <w:t>**第一件，我做过跟"计划"直接相关的数据工作。** 在电商商务数据分析实训里，我完整做过库存与销售分析模块：算商品 SKU 的库存周转率，设定安全库存预警线，按预警触发补货判断，把压库和断货区分成两类风险；同时基于销量预测倒推采购金额预测，把需求侧的波动换算成采购侧的下单量。还做过退货退款的原因分类统计，定位高退货 SKU，为呆滞和损耗判断提供依据。这套逻辑和 PMC 的安全库存设定、呆滞料分析是同一套东西。</w:t>
-      </w:r>
-    </w:p>
-    <w:p>
-      <w:pPr>
-        <w:spacing w:line="360" w:lineRule="auto" w:after="80"/>
-      </w:pPr>
-      <w:r>
-        <w:rPr>
-          <w:rFonts w:ascii="Calibri" w:hAnsi="Calibri" w:eastAsia="微软雅黑"/>
-          <w:b w:val="0"/>
-          <w:color w:val="2B2B2B"/>
-          <w:sz w:val="22"/>
-        </w:rPr>
-        <w:t>&gt;</w:t>
+      </w:r>
+      <w:r>
+        <w:rPr>
+          <w:rFonts w:ascii="Calibri" w:hAnsi="Calibri" w:eastAsia="微软雅黑"/>
+          <w:b/>
+          <w:color w:val="5A5A5A"/>
+          <w:sz w:val="21"/>
+        </w:rPr>
+        <w:t>第一件，我做过跟"计划"直接相关的数据工作。</w:t>
+      </w:r>
+      <w:r>
+        <w:rPr>
+          <w:rFonts w:ascii="Calibri" w:hAnsi="Calibri" w:eastAsia="微软雅黑"/>
+          <w:b w:val="0"/>
+          <w:color w:val="5A5A5A"/>
+          <w:sz w:val="21"/>
+        </w:rPr>
+        <w:t xml:space="preserve"> 在电商商务数据分析实训里，我完整做过库存与销售分析模块：算商品 SKU 的库存周转率，设定安全库存预警线，按预警触发补货判断，把压库和断货区分成两类风险；同时基于销量预测倒推采购金额预测，把需求侧的波动换算成采购侧的下单量。还做过退货退款的原因分类统计，定位高退货 SKU，为呆滞和损耗判断提供依据。这套逻辑和 PMC 的安全库存设定、呆滞料分析是同一套东西。</w:t>
       </w:r>
     </w:p>
     <w:p>
@@ -6516,21 +6172,41 @@
           <w:color w:val="5A5A5A"/>
           <w:sz w:val="21"/>
         </w:rPr>
-        <w:t>**第二件，我做过带波动的计划测算。** 社区团购自提点的选址与配送路径优化，是我个人完成的课程项目。我用改进的 p-median 模型按 600/800/1000 米分层设服务半径做上层选点，用 VRPTW 排下层配送线路，15 个候选点、日均 345 单的口径下，专门测算了周末 29.9%、促销日 50.7% 的需求波动，最后输出'2 个核心点 + 4 个动态临时点'的弹性布局，用 Python 求解并和遗传算法、模拟退火做过对照，总成本降 18.7%、配送时长降 22.3%。这个项目让我形成一个判断：**计划的价值不在平均情况下排得好，在波动来了能不能接住。**</w:t>
-      </w:r>
-    </w:p>
-    <w:p>
-      <w:pPr>
-        <w:spacing w:line="360" w:lineRule="auto" w:after="80"/>
-      </w:pPr>
-      <w:r>
-        <w:rPr>
-          <w:rFonts w:ascii="Calibri" w:hAnsi="Calibri" w:eastAsia="微软雅黑"/>
-          <w:b w:val="0"/>
-          <w:color w:val="2B2B2B"/>
-          <w:sz w:val="22"/>
-        </w:rPr>
-        <w:t>&gt;</w:t>
+      </w:r>
+      <w:r>
+        <w:rPr>
+          <w:rFonts w:ascii="Calibri" w:hAnsi="Calibri" w:eastAsia="微软雅黑"/>
+          <w:b/>
+          <w:color w:val="5A5A5A"/>
+          <w:sz w:val="21"/>
+        </w:rPr>
+        <w:t>第二件，我做过带波动的计划测算。</w:t>
+      </w:r>
+      <w:r>
+        <w:rPr>
+          <w:rFonts w:ascii="Calibri" w:hAnsi="Calibri" w:eastAsia="微软雅黑"/>
+          <w:b w:val="0"/>
+          <w:color w:val="5A5A5A"/>
+          <w:sz w:val="21"/>
+        </w:rPr>
+        <w:t xml:space="preserve"> 社区团购自提点的选址与配送路径优化，是我个人完成的课程项目。我用改进的 p-median 模型按 600/800/1000 米分层设服务半径做上层选点，用 VRPTW 排下层配送线路，15 个候选点、日均 345 单的口径下，专门测算了周末 29.9%、促销日 50.7% 的需求波动，最后输出'2 个核心点 + 4 个动态临时点'的弹性布局，用 Python 求解并和遗传算法、模拟退火做过对照，总成本降 18.7%、配送时长降 22.3%。这个项目让我形成一个判断：</w:t>
+      </w:r>
+      <w:r>
+        <w:rPr>
+          <w:rFonts w:ascii="Calibri" w:hAnsi="Calibri" w:eastAsia="微软雅黑"/>
+          <w:b/>
+          <w:color w:val="5A5A5A"/>
+          <w:sz w:val="21"/>
+        </w:rPr>
+        <w:t>计划的价值不在平均情况下排得好，在波动来了能不能接住。</w:t>
+      </w:r>
+      <w:r>
+        <w:rPr>
+          <w:rFonts w:ascii="Calibri" w:hAnsi="Calibri" w:eastAsia="微软雅黑"/>
+          <w:b w:val="0"/>
+          <w:color w:val="5A5A5A"/>
+          <w:sz w:val="21"/>
+        </w:rPr>
       </w:r>
     </w:p>
     <w:p>
@@ -6548,21 +6224,24 @@
           <w:color w:val="5A5A5A"/>
           <w:sz w:val="21"/>
         </w:rPr>
-        <w:t>**第三件，我在系统里真跑过一遍物料流转。** ERP 供应链综合实验里，我以账套主管身份独立完成采购订单、到货入库、销售出库、库存调拨、盘点、存货核算到收付款凭证的完整单据流，并且定位过入库验收和调拨是账实不符的高发环节。配套写了《用友 U8 ERP 在供应链管理中的应用实践与发展趋势研究》的课程论文。</w:t>
-      </w:r>
-    </w:p>
-    <w:p>
-      <w:pPr>
-        <w:spacing w:line="360" w:lineRule="auto" w:after="80"/>
-      </w:pPr>
-      <w:r>
-        <w:rPr>
-          <w:rFonts w:ascii="Calibri" w:hAnsi="Calibri" w:eastAsia="微软雅黑"/>
-          <w:b w:val="0"/>
-          <w:color w:val="2B2B2B"/>
-          <w:sz w:val="22"/>
-        </w:rPr>
-        <w:t>&gt;</w:t>
+      </w:r>
+      <w:r>
+        <w:rPr>
+          <w:rFonts w:ascii="Calibri" w:hAnsi="Calibri" w:eastAsia="微软雅黑"/>
+          <w:b/>
+          <w:color w:val="5A5A5A"/>
+          <w:sz w:val="21"/>
+        </w:rPr>
+        <w:t>第三件，我在系统里真跑过一遍物料流转。</w:t>
+      </w:r>
+      <w:r>
+        <w:rPr>
+          <w:rFonts w:ascii="Calibri" w:hAnsi="Calibri" w:eastAsia="微软雅黑"/>
+          <w:b w:val="0"/>
+          <w:color w:val="5A5A5A"/>
+          <w:sz w:val="21"/>
+        </w:rPr>
+        <w:t xml:space="preserve"> ERP 供应链综合实验里，我以账套主管身份独立完成采购订单、到货入库、销售出库、库存调拨、盘点、存货核算到收付款凭证的完整单据流，并且定位过入库验收和调拨是账实不符的高发环节。配套写了《用友 U8 ERP 在供应链管理中的应用实践与发展趋势研究》的课程论文。</w:t>
       </w:r>
     </w:p>
     <w:p>
@@ -6585,20 +6264,6 @@
     </w:p>
     <w:p>
       <w:pPr>
-        <w:spacing w:line="360" w:lineRule="auto" w:after="80"/>
-      </w:pPr>
-      <w:r>
-        <w:rPr>
-          <w:rFonts w:ascii="Calibri" w:hAnsi="Calibri" w:eastAsia="微软雅黑"/>
-          <w:b w:val="0"/>
-          <w:color w:val="2B2B2B"/>
-          <w:sz w:val="22"/>
-        </w:rPr>
-        <w:t>&gt;</w:t>
-      </w:r>
-    </w:p>
-    <w:p>
-      <w:pPr>
         <w:spacing w:line="360" w:lineRule="auto" w:after="60"/>
         <w:ind w:left="567"/>
         <w:pBdr>
@@ -6716,20 +6381,6 @@
     </w:p>
     <w:p>
       <w:pPr>
-        <w:spacing w:line="360" w:lineRule="auto" w:after="80"/>
-      </w:pPr>
-      <w:r>
-        <w:rPr>
-          <w:rFonts w:ascii="Calibri" w:hAnsi="Calibri" w:eastAsia="微软雅黑"/>
-          <w:b w:val="0"/>
-          <w:color w:val="2B2B2B"/>
-          <w:sz w:val="22"/>
-        </w:rPr>
-        <w:t>&gt;</w:t>
-      </w:r>
-    </w:p>
-    <w:p>
-      <w:pPr>
         <w:spacing w:line="360" w:lineRule="auto" w:after="60"/>
         <w:ind w:left="567"/>
         <w:pBdr>
@@ -6748,20 +6399,6 @@
     </w:p>
     <w:p>
       <w:pPr>
-        <w:spacing w:line="360" w:lineRule="auto" w:after="80"/>
-      </w:pPr>
-      <w:r>
-        <w:rPr>
-          <w:rFonts w:ascii="Calibri" w:hAnsi="Calibri" w:eastAsia="微软雅黑"/>
-          <w:b w:val="0"/>
-          <w:color w:val="2B2B2B"/>
-          <w:sz w:val="22"/>
-        </w:rPr>
-        <w:t>&gt;</w:t>
-      </w:r>
-    </w:p>
-    <w:p>
-      <w:pPr>
         <w:spacing w:line="360" w:lineRule="auto" w:after="60"/>
         <w:ind w:left="567"/>
         <w:pBdr>
@@ -6775,21 +6412,25 @@
           <w:color w:val="5A5A5A"/>
           <w:sz w:val="21"/>
         </w:rPr>
-        <w:t>第二是基地。水富是集团唯一 15 万吨级人造石墨一体化基地，从原料到成品全在厂内完成。一体化基地的工序最长，计划协同的复杂度最高——**对做 PMC 的人来说，这比在一个只做一道工序的厂里能学到的东西多**。而且它现在在扩产，2026 年前三季度产值 13.25 亿、同比翻了一倍多，产能还在往上走，岗位才有往上走的空间。</w:t>
-      </w:r>
-    </w:p>
-    <w:p>
-      <w:pPr>
-        <w:spacing w:line="360" w:lineRule="auto" w:after="80"/>
-      </w:pPr>
-      <w:r>
-        <w:rPr>
-          <w:rFonts w:ascii="Calibri" w:hAnsi="Calibri" w:eastAsia="微软雅黑"/>
-          <w:b w:val="0"/>
-          <w:color w:val="2B2B2B"/>
-          <w:sz w:val="22"/>
-        </w:rPr>
-        <w:t>&gt;</w:t>
+        <w:t>第二是基地。水富是集团唯一 15 万吨级人造石墨一体化基地，从原料到成品全在厂内完成。一体化基地的工序最长，计划协同的复杂度最高——</w:t>
+      </w:r>
+      <w:r>
+        <w:rPr>
+          <w:rFonts w:ascii="Calibri" w:hAnsi="Calibri" w:eastAsia="微软雅黑"/>
+          <w:b/>
+          <w:color w:val="5A5A5A"/>
+          <w:sz w:val="21"/>
+        </w:rPr>
+        <w:t>对做 PMC 的人来说，这比在一个只做一道工序的厂里能学到的东西多</w:t>
+      </w:r>
+      <w:r>
+        <w:rPr>
+          <w:rFonts w:ascii="Calibri" w:hAnsi="Calibri" w:eastAsia="微软雅黑"/>
+          <w:b w:val="0"/>
+          <w:color w:val="5A5A5A"/>
+          <w:sz w:val="21"/>
+        </w:rPr>
+        <w:t>。而且它现在在扩产，2026 年前三季度产值 13.25 亿、同比翻了一倍多，产能还在往上走，岗位才有往上走的空间。</w:t>
       </w:r>
     </w:p>
     <w:p>
@@ -6895,20 +6536,6 @@
     </w:p>
     <w:p>
       <w:pPr>
-        <w:spacing w:line="360" w:lineRule="auto" w:after="80"/>
-      </w:pPr>
-      <w:r>
-        <w:rPr>
-          <w:rFonts w:ascii="Calibri" w:hAnsi="Calibri" w:eastAsia="微软雅黑"/>
-          <w:b w:val="0"/>
-          <w:color w:val="2B2B2B"/>
-          <w:sz w:val="22"/>
-        </w:rPr>
-        <w:t>&gt;</w:t>
-      </w:r>
-    </w:p>
-    <w:p>
-      <w:pPr>
         <w:spacing w:line="360" w:lineRule="auto" w:after="60"/>
         <w:ind w:left="567"/>
         <w:pBdr>
@@ -6922,21 +6549,24 @@
           <w:color w:val="5A5A5A"/>
           <w:sz w:val="21"/>
         </w:rPr>
-        <w:t>做采购可以说'供应商没货'，做物流可以说'车没到'，但计划岗不行——销售问什么时候能交，生产问排哪个先做，采购问物料什么时候要，最后都要落成一个日期和一个数字。我性格偏内向，不太擅长即兴表达，但我擅长把一堆数据理成一个能说清楚的结论。**PMC 恰好是用数据跟人打交道的岗位，我的短板在这里影响最小，长处在这里最有用。**</w:t>
-      </w:r>
-    </w:p>
-    <w:p>
-      <w:pPr>
-        <w:spacing w:line="360" w:lineRule="auto" w:after="80"/>
-      </w:pPr>
-      <w:r>
-        <w:rPr>
-          <w:rFonts w:ascii="Calibri" w:hAnsi="Calibri" w:eastAsia="微软雅黑"/>
-          <w:b w:val="0"/>
-          <w:color w:val="2B2B2B"/>
-          <w:sz w:val="22"/>
-        </w:rPr>
-        <w:t>&gt;</w:t>
+        <w:t>做采购可以说'供应商没货'，做物流可以说'车没到'，但计划岗不行——销售问什么时候能交，生产问排哪个先做，采购问物料什么时候要，最后都要落成一个日期和一个数字。我性格偏内向，不太擅长即兴表达，但我擅长把一堆数据理成一个能说清楚的结论。</w:t>
+      </w:r>
+      <w:r>
+        <w:rPr>
+          <w:rFonts w:ascii="Calibri" w:hAnsi="Calibri" w:eastAsia="微软雅黑"/>
+          <w:b/>
+          <w:color w:val="5A5A5A"/>
+          <w:sz w:val="21"/>
+        </w:rPr>
+        <w:t>PMC 恰好是用数据跟人打交道的岗位，我的短板在这里影响最小，长处在这里最有用。</w:t>
+      </w:r>
+      <w:r>
+        <w:rPr>
+          <w:rFonts w:ascii="Calibri" w:hAnsi="Calibri" w:eastAsia="微软雅黑"/>
+          <w:b w:val="0"/>
+          <w:color w:val="5A5A5A"/>
+          <w:sz w:val="21"/>
+        </w:rPr>
       </w:r>
     </w:p>
     <w:p>
@@ -7024,20 +6654,6 @@
     </w:p>
     <w:p>
       <w:pPr>
-        <w:spacing w:line="360" w:lineRule="auto" w:after="80"/>
-      </w:pPr>
-      <w:r>
-        <w:rPr>
-          <w:rFonts w:ascii="Calibri" w:hAnsi="Calibri" w:eastAsia="微软雅黑"/>
-          <w:b w:val="0"/>
-          <w:color w:val="2B2B2B"/>
-          <w:sz w:val="22"/>
-        </w:rPr>
-        <w:t>&gt;</w:t>
-      </w:r>
-    </w:p>
-    <w:p>
-      <w:pPr>
         <w:spacing w:line="360" w:lineRule="auto" w:after="60"/>
         <w:ind w:left="567"/>
         <w:pBdr>
@@ -7121,20 +6737,6 @@
     </w:p>
     <w:p>
       <w:pPr>
-        <w:spacing w:line="360" w:lineRule="auto" w:after="80"/>
-      </w:pPr>
-      <w:r>
-        <w:rPr>
-          <w:rFonts w:ascii="Calibri" w:hAnsi="Calibri" w:eastAsia="微软雅黑"/>
-          <w:b w:val="0"/>
-          <w:color w:val="2B2B2B"/>
-          <w:sz w:val="22"/>
-        </w:rPr>
-        <w:t>&gt;</w:t>
-      </w:r>
-    </w:p>
-    <w:p>
-      <w:pPr>
         <w:spacing w:line="360" w:lineRule="auto" w:after="60"/>
         <w:ind w:left="567"/>
         <w:pBdr>
@@ -7153,20 +6755,6 @@
     </w:p>
     <w:p>
       <w:pPr>
-        <w:spacing w:line="360" w:lineRule="auto" w:after="80"/>
-      </w:pPr>
-      <w:r>
-        <w:rPr>
-          <w:rFonts w:ascii="Calibri" w:hAnsi="Calibri" w:eastAsia="微软雅黑"/>
-          <w:b w:val="0"/>
-          <w:color w:val="2B2B2B"/>
-          <w:sz w:val="22"/>
-        </w:rPr>
-        <w:t>&gt;</w:t>
-      </w:r>
-    </w:p>
-    <w:p>
-      <w:pPr>
         <w:spacing w:line="360" w:lineRule="auto" w:after="60"/>
         <w:ind w:left="567"/>
         <w:pBdr>
@@ -7185,20 +6773,6 @@
     </w:p>
     <w:p>
       <w:pPr>
-        <w:spacing w:line="360" w:lineRule="auto" w:after="80"/>
-      </w:pPr>
-      <w:r>
-        <w:rPr>
-          <w:rFonts w:ascii="Calibri" w:hAnsi="Calibri" w:eastAsia="微软雅黑"/>
-          <w:b w:val="0"/>
-          <w:color w:val="2B2B2B"/>
-          <w:sz w:val="22"/>
-        </w:rPr>
-        <w:t>&gt;</w:t>
-      </w:r>
-    </w:p>
-    <w:p>
-      <w:pPr>
         <w:spacing w:line="360" w:lineRule="auto" w:after="60"/>
         <w:ind w:left="567"/>
         <w:pBdr>
@@ -7217,20 +6791,6 @@
     </w:p>
     <w:p>
       <w:pPr>
-        <w:spacing w:line="360" w:lineRule="auto" w:after="80"/>
-      </w:pPr>
-      <w:r>
-        <w:rPr>
-          <w:rFonts w:ascii="Calibri" w:hAnsi="Calibri" w:eastAsia="微软雅黑"/>
-          <w:b w:val="0"/>
-          <w:color w:val="2B2B2B"/>
-          <w:sz w:val="22"/>
-        </w:rPr>
-        <w:t>&gt;</w:t>
-      </w:r>
-    </w:p>
-    <w:p>
-      <w:pPr>
         <w:spacing w:line="360" w:lineRule="auto" w:after="60"/>
         <w:ind w:left="567"/>
         <w:pBdr>
@@ -7348,20 +6908,6 @@
     </w:p>
     <w:p>
       <w:pPr>
-        <w:spacing w:line="360" w:lineRule="auto" w:after="80"/>
-      </w:pPr>
-      <w:r>
-        <w:rPr>
-          <w:rFonts w:ascii="Calibri" w:hAnsi="Calibri" w:eastAsia="微软雅黑"/>
-          <w:b w:val="0"/>
-          <w:color w:val="2B2B2B"/>
-          <w:sz w:val="22"/>
-        </w:rPr>
-        <w:t>&gt;</w:t>
-      </w:r>
-    </w:p>
-    <w:p>
-      <w:pPr>
         <w:spacing w:line="360" w:lineRule="auto" w:after="60"/>
         <w:ind w:left="567"/>
         <w:pBdr>
@@ -7375,21 +6921,25 @@
           <w:color w:val="5A5A5A"/>
           <w:sz w:val="21"/>
         </w:rPr>
-        <w:t>难点不在于建模，在于**两个目标互相打架**：选点越少，配送成本越低，但覆盖不到的老人越多；选点越多，覆盖好了，固定成本又上去了。而且服务半径怎么定？定 800 米，老人走不动；定 600 米，点数翻倍。</w:t>
-      </w:r>
-    </w:p>
-    <w:p>
-      <w:pPr>
-        <w:spacing w:line="360" w:lineRule="auto" w:after="80"/>
-      </w:pPr>
-      <w:r>
-        <w:rPr>
-          <w:rFonts w:ascii="Calibri" w:hAnsi="Calibri" w:eastAsia="微软雅黑"/>
-          <w:b w:val="0"/>
-          <w:color w:val="2B2B2B"/>
-          <w:sz w:val="22"/>
-        </w:rPr>
-        <w:t>&gt;</w:t>
+        <w:t>难点不在于建模，在于</w:t>
+      </w:r>
+      <w:r>
+        <w:rPr>
+          <w:rFonts w:ascii="Calibri" w:hAnsi="Calibri" w:eastAsia="微软雅黑"/>
+          <w:b/>
+          <w:color w:val="5A5A5A"/>
+          <w:sz w:val="21"/>
+        </w:rPr>
+        <w:t>两个目标互相打架</w:t>
+      </w:r>
+      <w:r>
+        <w:rPr>
+          <w:rFonts w:ascii="Calibri" w:hAnsi="Calibri" w:eastAsia="微软雅黑"/>
+          <w:b w:val="0"/>
+          <w:color w:val="5A5A5A"/>
+          <w:sz w:val="21"/>
+        </w:rPr>
+        <w:t>：选点越少，配送成本越低，但覆盖不到的老人越多；选点越多，覆盖好了，固定成本又上去了。而且服务半径怎么定？定 800 米，老人走不动；定 600 米，点数翻倍。</w:t>
       </w:r>
     </w:p>
     <w:p>
@@ -7412,20 +6962,6 @@
     </w:p>
     <w:p>
       <w:pPr>
-        <w:spacing w:line="360" w:lineRule="auto" w:after="80"/>
-      </w:pPr>
-      <w:r>
-        <w:rPr>
-          <w:rFonts w:ascii="Calibri" w:hAnsi="Calibri" w:eastAsia="微软雅黑"/>
-          <w:b w:val="0"/>
-          <w:color w:val="2B2B2B"/>
-          <w:sz w:val="22"/>
-        </w:rPr>
-        <w:t>&gt;</w:t>
-      </w:r>
-    </w:p>
-    <w:p>
-      <w:pPr>
         <w:spacing w:line="360" w:lineRule="auto" w:after="60"/>
         <w:ind w:left="567"/>
         <w:pBdr>
@@ -7444,20 +6980,6 @@
     </w:p>
     <w:p>
       <w:pPr>
-        <w:spacing w:line="360" w:lineRule="auto" w:after="80"/>
-      </w:pPr>
-      <w:r>
-        <w:rPr>
-          <w:rFonts w:ascii="Calibri" w:hAnsi="Calibri" w:eastAsia="微软雅黑"/>
-          <w:b w:val="0"/>
-          <w:color w:val="2B2B2B"/>
-          <w:sz w:val="22"/>
-        </w:rPr>
-        <w:t>&gt;</w:t>
-      </w:r>
-    </w:p>
-    <w:p>
-      <w:pPr>
         <w:spacing w:line="360" w:lineRule="auto" w:after="60"/>
         <w:ind w:left="567"/>
         <w:pBdr>
@@ -7471,7 +6993,25 @@
           <w:color w:val="5A5A5A"/>
           <w:sz w:val="21"/>
         </w:rPr>
-        <w:t>这个项目教给我的是：**多目标问题不存在最优解，只有取舍。做选择的时候要说清楚自己在牺牲什么。**"</w:t>
+        <w:t>这个项目教给我的是：</w:t>
+      </w:r>
+      <w:r>
+        <w:rPr>
+          <w:rFonts w:ascii="Calibri" w:hAnsi="Calibri" w:eastAsia="微软雅黑"/>
+          <w:b/>
+          <w:color w:val="5A5A5A"/>
+          <w:sz w:val="21"/>
+        </w:rPr>
+        <w:t>多目标问题不存在最优解，只有取舍。做选择的时候要说清楚自己在牺牲什么。</w:t>
+      </w:r>
+      <w:r>
+        <w:rPr>
+          <w:rFonts w:ascii="Calibri" w:hAnsi="Calibri" w:eastAsia="微软雅黑"/>
+          <w:b w:val="0"/>
+          <w:color w:val="5A5A5A"/>
+          <w:sz w:val="21"/>
+        </w:rPr>
+        <w:t>"</w:t>
       </w:r>
     </w:p>
     <w:p>
@@ -7510,20 +7050,6 @@
     </w:p>
     <w:p>
       <w:pPr>
-        <w:spacing w:line="360" w:lineRule="auto" w:after="80"/>
-      </w:pPr>
-      <w:r>
-        <w:rPr>
-          <w:rFonts w:ascii="Calibri" w:hAnsi="Calibri" w:eastAsia="微软雅黑"/>
-          <w:b w:val="0"/>
-          <w:color w:val="2B2B2B"/>
-          <w:sz w:val="22"/>
-        </w:rPr>
-        <w:t>&gt;</w:t>
-      </w:r>
-    </w:p>
-    <w:p>
-      <w:pPr>
         <w:spacing w:line="360" w:lineRule="auto" w:after="60"/>
         <w:ind w:left="567"/>
         <w:pBdr>
@@ -7542,20 +7068,6 @@
     </w:p>
     <w:p>
       <w:pPr>
-        <w:spacing w:line="360" w:lineRule="auto" w:after="80"/>
-      </w:pPr>
-      <w:r>
-        <w:rPr>
-          <w:rFonts w:ascii="Calibri" w:hAnsi="Calibri" w:eastAsia="微软雅黑"/>
-          <w:b w:val="0"/>
-          <w:color w:val="2B2B2B"/>
-          <w:sz w:val="22"/>
-        </w:rPr>
-        <w:t>&gt;</w:t>
-      </w:r>
-    </w:p>
-    <w:p>
-      <w:pPr>
         <w:spacing w:line="360" w:lineRule="auto" w:after="60"/>
         <w:ind w:left="567"/>
         <w:pBdr>
@@ -7574,20 +7086,6 @@
     </w:p>
     <w:p>
       <w:pPr>
-        <w:spacing w:line="360" w:lineRule="auto" w:after="80"/>
-      </w:pPr>
-      <w:r>
-        <w:rPr>
-          <w:rFonts w:ascii="Calibri" w:hAnsi="Calibri" w:eastAsia="微软雅黑"/>
-          <w:b w:val="0"/>
-          <w:color w:val="2B2B2B"/>
-          <w:sz w:val="22"/>
-        </w:rPr>
-        <w:t>&gt;</w:t>
-      </w:r>
-    </w:p>
-    <w:p>
-      <w:pPr>
         <w:spacing w:line="360" w:lineRule="auto" w:after="60"/>
         <w:ind w:left="567"/>
         <w:pBdr>
@@ -7601,7 +7099,25 @@
           <w:color w:val="5A5A5A"/>
           <w:sz w:val="21"/>
         </w:rPr>
-        <w:t>结果是任职期间零差错。听起来不是大成就，但这份工作让我确认了一件事：**我不是那种靠细心天赋的人，我是靠把流程设计成不容易出错的样子。** 我觉得这个习惯带到计划岗上有用——排产和物料跟单，本质也是防漏防错。"</w:t>
+        <w:t>结果是任职期间零差错。听起来不是大成就，但这份工作让我确认了一件事：</w:t>
+      </w:r>
+      <w:r>
+        <w:rPr>
+          <w:rFonts w:ascii="Calibri" w:hAnsi="Calibri" w:eastAsia="微软雅黑"/>
+          <w:b/>
+          <w:color w:val="5A5A5A"/>
+          <w:sz w:val="21"/>
+        </w:rPr>
+        <w:t>我不是那种靠细心天赋的人，我是靠把流程设计成不容易出错的样子。</w:t>
+      </w:r>
+      <w:r>
+        <w:rPr>
+          <w:rFonts w:ascii="Calibri" w:hAnsi="Calibri" w:eastAsia="微软雅黑"/>
+          <w:b w:val="0"/>
+          <w:color w:val="5A5A5A"/>
+          <w:sz w:val="21"/>
+        </w:rPr>
+        <w:t xml:space="preserve"> 我觉得这个习惯带到计划岗上有用——排产和物料跟单，本质也是防漏防错。"</w:t>
       </w:r>
     </w:p>
     <w:p>
@@ -7640,20 +7156,6 @@
     </w:p>
     <w:p>
       <w:pPr>
-        <w:spacing w:line="360" w:lineRule="auto" w:after="80"/>
-      </w:pPr>
-      <w:r>
-        <w:rPr>
-          <w:rFonts w:ascii="Calibri" w:hAnsi="Calibri" w:eastAsia="微软雅黑"/>
-          <w:b w:val="0"/>
-          <w:color w:val="2B2B2B"/>
-          <w:sz w:val="22"/>
-        </w:rPr>
-        <w:t>&gt;</w:t>
-      </w:r>
-    </w:p>
-    <w:p>
-      <w:pPr>
         <w:spacing w:line="360" w:lineRule="auto" w:after="60"/>
         <w:ind w:left="567"/>
         <w:pBdr>
@@ -7667,21 +7169,25 @@
           <w:color w:val="5A5A5A"/>
           <w:sz w:val="21"/>
         </w:rPr>
-        <w:t>我最初的思路是'中小企业融资难，是因为没有抵押物'，于是把方案设计成用真实贸易数据加区块链存证来做信用替代。但做完调研我才发现，真正卡住的不只是抵押，还有**审批周期跟不上交易频率**——平均审批 15 天，而跨境电商是高频小额的，等审批下来订单早过去了。</w:t>
-      </w:r>
-    </w:p>
-    <w:p>
-      <w:pPr>
-        <w:spacing w:line="360" w:lineRule="auto" w:after="80"/>
-      </w:pPr>
-      <w:r>
-        <w:rPr>
-          <w:rFonts w:ascii="Calibri" w:hAnsi="Calibri" w:eastAsia="微软雅黑"/>
-          <w:b w:val="0"/>
-          <w:color w:val="2B2B2B"/>
-          <w:sz w:val="22"/>
-        </w:rPr>
-        <w:t>&gt;</w:t>
+        <w:t>我最初的思路是'中小企业融资难，是因为没有抵押物'，于是把方案设计成用真实贸易数据加区块链存证来做信用替代。但做完调研我才发现，真正卡住的不只是抵押，还有</w:t>
+      </w:r>
+      <w:r>
+        <w:rPr>
+          <w:rFonts w:ascii="Calibri" w:hAnsi="Calibri" w:eastAsia="微软雅黑"/>
+          <w:b/>
+          <w:color w:val="5A5A5A"/>
+          <w:sz w:val="21"/>
+        </w:rPr>
+        <w:t>审批周期跟不上交易频率</w:t>
+      </w:r>
+      <w:r>
+        <w:rPr>
+          <w:rFonts w:ascii="Calibri" w:hAnsi="Calibri" w:eastAsia="微软雅黑"/>
+          <w:b w:val="0"/>
+          <w:color w:val="5A5A5A"/>
+          <w:sz w:val="21"/>
+        </w:rPr>
+        <w:t>——平均审批 15 天，而跨境电商是高频小额的，等审批下来订单早过去了。</w:t>
       </w:r>
     </w:p>
     <w:p>
@@ -7704,20 +7210,6 @@
     </w:p>
     <w:p>
       <w:pPr>
-        <w:spacing w:line="360" w:lineRule="auto" w:after="80"/>
-      </w:pPr>
-      <w:r>
-        <w:rPr>
-          <w:rFonts w:ascii="Calibri" w:hAnsi="Calibri" w:eastAsia="微软雅黑"/>
-          <w:b w:val="0"/>
-          <w:color w:val="2B2B2B"/>
-          <w:sz w:val="22"/>
-        </w:rPr>
-        <w:t>&gt;</w:t>
-      </w:r>
-    </w:p>
-    <w:p>
-      <w:pPr>
         <w:spacing w:line="360" w:lineRule="auto" w:after="60"/>
         <w:ind w:left="567"/>
         <w:pBdr>
@@ -7731,7 +7223,25 @@
           <w:color w:val="5A5A5A"/>
           <w:sz w:val="21"/>
         </w:rPr>
-        <w:t>这件事的教训是：**我一开始是先有方案再去找问题，顺序反了。** 现在我做一个项目，会先把问题定义清楚再动手——这也是为什么我在社区团购项目里，第一步是先去定服务半径的分档口径，而不是直接建模。"</w:t>
+        <w:t>这件事的教训是：</w:t>
+      </w:r>
+      <w:r>
+        <w:rPr>
+          <w:rFonts w:ascii="Calibri" w:hAnsi="Calibri" w:eastAsia="微软雅黑"/>
+          <w:b/>
+          <w:color w:val="5A5A5A"/>
+          <w:sz w:val="21"/>
+        </w:rPr>
+        <w:t>我一开始是先有方案再去找问题，顺序反了。</w:t>
+      </w:r>
+      <w:r>
+        <w:rPr>
+          <w:rFonts w:ascii="Calibri" w:hAnsi="Calibri" w:eastAsia="微软雅黑"/>
+          <w:b w:val="0"/>
+          <w:color w:val="5A5A5A"/>
+          <w:sz w:val="21"/>
+        </w:rPr>
+        <w:t xml:space="preserve"> 现在我做一个项目，会先把问题定义清楚再动手——这也是为什么我在社区团购项目里，第一步是先去定服务半径的分档口径，而不是直接建模。"</w:t>
       </w:r>
     </w:p>
     <w:p>
@@ -7814,21 +7324,7 @@
           <w:color w:val="5A5A5A"/>
           <w:sz w:val="21"/>
         </w:rPr>
-        <w:t>"有过，在社区团购项目里。</w:t>
-      </w:r>
-    </w:p>
-    <w:p>
-      <w:pPr>
-        <w:spacing w:line="360" w:lineRule="auto" w:after="80"/>
-      </w:pPr>
-      <w:r>
-        <w:rPr>
-          <w:rFonts w:ascii="Calibri" w:hAnsi="Calibri" w:eastAsia="微软雅黑"/>
-          <w:b w:val="0"/>
-          <w:color w:val="2B2B2B"/>
-          <w:sz w:val="22"/>
-        </w:rPr>
-        <w:t>&gt;</w:t>
+        <w:t>"有过，在企业经营模拟那门课里。</w:t>
       </w:r>
     </w:p>
     <w:p>
@@ -7846,21 +7342,7 @@
           <w:color w:val="5A5A5A"/>
           <w:sz w:val="21"/>
         </w:rPr>
-        <w:t>这个项目是我个人完成的，但中间和同组同学讨论过口径。分歧在于要不要把'电梯等待时间'算进配送成本——对方认为这是配送员的时间损耗，应该计入；我一开始认为这属于楼宇条件，不该算在路径成本里。</w:t>
-      </w:r>
-    </w:p>
-    <w:p>
-      <w:pPr>
-        <w:spacing w:line="360" w:lineRule="auto" w:after="80"/>
-      </w:pPr>
-      <w:r>
-        <w:rPr>
-          <w:rFonts w:ascii="Calibri" w:hAnsi="Calibri" w:eastAsia="微软雅黑"/>
-          <w:b w:val="0"/>
-          <w:color w:val="2B2B2B"/>
-          <w:sz w:val="22"/>
-        </w:rPr>
-        <w:t>&gt;</w:t>
+        <w:t>9 个回合的团队决策，生产、库存、营销、财务要一起定。我们做的是一个全球汽车品牌的销售模拟，每轮先预测各市场销量，再决定产能怎么投、生产哪几款、各多少。分歧往往出在产能分配上：产能是定死的，往一个市场倾斜，另一个市场就少一块，每个人盯的市场不同，都觉得自己那边更该保。这几种担心都是对的，只是各自看着自己那一半。</w:t>
       </w:r>
     </w:p>
     <w:p>
@@ -7878,21 +7360,25 @@
           <w:color w:val="5A5A5A"/>
           <w:sz w:val="21"/>
         </w:rPr>
-        <w:t>我的处理方式不是争论谁对，而是回去把两种口径都算了一遍，看结果差多少。算下来计入电梯等待后，高层住宅的点位排名会变化，说明这个因素影响结论。所以最后采纳了计入的做法。</w:t>
-      </w:r>
-    </w:p>
-    <w:p>
-      <w:pPr>
-        <w:spacing w:line="360" w:lineRule="auto" w:after="80"/>
-      </w:pPr>
-      <w:r>
-        <w:rPr>
-          <w:rFonts w:ascii="Calibri" w:hAnsi="Calibri" w:eastAsia="微软雅黑"/>
-          <w:b w:val="0"/>
-          <w:color w:val="2B2B2B"/>
-          <w:sz w:val="22"/>
-        </w:rPr>
-        <w:t>&gt;</w:t>
+        <w:t>具体哪一轮、差了多少我记不清了，但这个感受很清楚：</w:t>
+      </w:r>
+      <w:r>
+        <w:rPr>
+          <w:rFonts w:ascii="Calibri" w:hAnsi="Calibri" w:eastAsia="微软雅黑"/>
+          <w:b/>
+          <w:color w:val="5A5A5A"/>
+          <w:sz w:val="21"/>
+        </w:rPr>
+        <w:t>争论的双方往往都没错，只是手里各只有一半数据。</w:t>
+      </w:r>
+      <w:r>
+        <w:rPr>
+          <w:rFonts w:ascii="Calibri" w:hAnsi="Calibri" w:eastAsia="微软雅黑"/>
+          <w:b w:val="0"/>
+          <w:color w:val="5A5A5A"/>
+          <w:sz w:val="21"/>
+        </w:rPr>
+        <w:t>所以我的处理方式不是争谁对，而是把各市场的需求预测和单位产能产出列到同一张表上——同一份产能放不同市场回报差多少、缺口在哪，用同一组数字比。基准统一之后，讨论就从「我觉得」变成「按哪个口径算」。</w:t>
       </w:r>
     </w:p>
     <w:p>
@@ -7910,7 +7396,25 @@
           <w:color w:val="5A5A5A"/>
           <w:sz w:val="21"/>
         </w:rPr>
-        <w:t>我的原则是：**技术分歧用数据解决，不用嗓门解决。** 算一遍比争半小时快。"</w:t>
+        <w:t>我的原则是：</w:t>
+      </w:r>
+      <w:r>
+        <w:rPr>
+          <w:rFonts w:ascii="Calibri" w:hAnsi="Calibri" w:eastAsia="微软雅黑"/>
+          <w:b/>
+          <w:color w:val="5A5A5A"/>
+          <w:sz w:val="21"/>
+        </w:rPr>
+        <w:t>技术分歧用数据解决，不用嗓门解决。</w:t>
+      </w:r>
+      <w:r>
+        <w:rPr>
+          <w:rFonts w:ascii="Calibri" w:hAnsi="Calibri" w:eastAsia="微软雅黑"/>
+          <w:b w:val="0"/>
+          <w:color w:val="5A5A5A"/>
+          <w:sz w:val="21"/>
+        </w:rPr>
+        <w:t xml:space="preserve"> 算一遍比争半小时快——做 PMC 每天就是在这件事上，销售要多备、财务要压库存，我的价值是把两边的账算到一张表上。"</w:t>
       </w:r>
     </w:p>
     <w:p>
@@ -7965,20 +7469,6 @@
     </w:p>
     <w:p>
       <w:pPr>
-        <w:spacing w:line="360" w:lineRule="auto" w:after="80"/>
-      </w:pPr>
-      <w:r>
-        <w:rPr>
-          <w:rFonts w:ascii="Calibri" w:hAnsi="Calibri" w:eastAsia="微软雅黑"/>
-          <w:b w:val="0"/>
-          <w:color w:val="2B2B2B"/>
-          <w:sz w:val="22"/>
-        </w:rPr>
-        <w:t>&gt;</w:t>
-      </w:r>
-    </w:p>
-    <w:p>
-      <w:pPr>
         <w:spacing w:line="360" w:lineRule="auto" w:after="60"/>
         <w:ind w:left="567"/>
         <w:pBdr>
@@ -7992,21 +7482,24 @@
           <w:color w:val="5A5A5A"/>
           <w:sz w:val="21"/>
         </w:rPr>
-        <w:t>**第 1 年**，把基地的产品、工序、物料摸熟。PMC 的第一道门槛不是会不会算，而是知不知道石墨化要几天、一炉装多少、哪道工序最容易出问题。这一年我要能独立排日计划、独立跟物料到货。</w:t>
-      </w:r>
-    </w:p>
-    <w:p>
-      <w:pPr>
-        <w:spacing w:line="360" w:lineRule="auto" w:after="80"/>
-      </w:pPr>
-      <w:r>
-        <w:rPr>
-          <w:rFonts w:ascii="Calibri" w:hAnsi="Calibri" w:eastAsia="微软雅黑"/>
-          <w:b w:val="0"/>
-          <w:color w:val="2B2B2B"/>
-          <w:sz w:val="22"/>
-        </w:rPr>
-        <w:t>&gt;</w:t>
+      </w:r>
+      <w:r>
+        <w:rPr>
+          <w:rFonts w:ascii="Calibri" w:hAnsi="Calibri" w:eastAsia="微软雅黑"/>
+          <w:b/>
+          <w:color w:val="5A5A5A"/>
+          <w:sz w:val="21"/>
+        </w:rPr>
+        <w:t>第 1 年</w:t>
+      </w:r>
+      <w:r>
+        <w:rPr>
+          <w:rFonts w:ascii="Calibri" w:hAnsi="Calibri" w:eastAsia="微软雅黑"/>
+          <w:b w:val="0"/>
+          <w:color w:val="5A5A5A"/>
+          <w:sz w:val="21"/>
+        </w:rPr>
+        <w:t>，把基地的产品、工序、物料摸熟。PMC 的第一道门槛不是会不会算，而是知不知道石墨化要几天、一炉装多少、哪道工序最容易出问题。这一年我要能独立排日计划、独立跟物料到货。</w:t>
       </w:r>
     </w:p>
     <w:p>
@@ -8024,21 +7517,24 @@
           <w:color w:val="5A5A5A"/>
           <w:sz w:val="21"/>
         </w:rPr>
-        <w:t>**第 2–3 年**，从"排得出"到"排得省"。能在月计划层面做产能与物料的平衡，能自己设计安全库存参数，能带一个方向（比如某个车间或某个物料族）的完整计划，并且能主持日例会。</w:t>
-      </w:r>
-    </w:p>
-    <w:p>
-      <w:pPr>
-        <w:spacing w:line="360" w:lineRule="auto" w:after="80"/>
-      </w:pPr>
-      <w:r>
-        <w:rPr>
-          <w:rFonts w:ascii="Calibri" w:hAnsi="Calibri" w:eastAsia="微软雅黑"/>
-          <w:b w:val="0"/>
-          <w:color w:val="2B2B2B"/>
-          <w:sz w:val="22"/>
-        </w:rPr>
-        <w:t>&gt;</w:t>
+      </w:r>
+      <w:r>
+        <w:rPr>
+          <w:rFonts w:ascii="Calibri" w:hAnsi="Calibri" w:eastAsia="微软雅黑"/>
+          <w:b/>
+          <w:color w:val="5A5A5A"/>
+          <w:sz w:val="21"/>
+        </w:rPr>
+        <w:t>第 2–3 年</w:t>
+      </w:r>
+      <w:r>
+        <w:rPr>
+          <w:rFonts w:ascii="Calibri" w:hAnsi="Calibri" w:eastAsia="微软雅黑"/>
+          <w:b w:val="0"/>
+          <w:color w:val="5A5A5A"/>
+          <w:sz w:val="21"/>
+        </w:rPr>
+        <w:t>，从"排得出"到"排得省"。能在月计划层面做产能与物料的平衡，能自己设计安全库存参数，能带一个方向（比如某个车间或某个物料族）的完整计划，并且能主持日例会。</w:t>
       </w:r>
     </w:p>
     <w:p>
@@ -8056,21 +7552,24 @@
           <w:color w:val="5A5A5A"/>
           <w:sz w:val="21"/>
         </w:rPr>
-        <w:t>**第 4–5 年**，往计划主管走，管一个车间或一条线的完整计划体系；同时把数据能力用上，参与计划的数字化，比如把手工排产逐步转成系统排产。</w:t>
-      </w:r>
-    </w:p>
-    <w:p>
-      <w:pPr>
-        <w:spacing w:line="360" w:lineRule="auto" w:after="80"/>
-      </w:pPr>
-      <w:r>
-        <w:rPr>
-          <w:rFonts w:ascii="Calibri" w:hAnsi="Calibri" w:eastAsia="微软雅黑"/>
-          <w:b w:val="0"/>
-          <w:color w:val="2B2B2B"/>
-          <w:sz w:val="22"/>
-        </w:rPr>
-        <w:t>&gt;</w:t>
+      </w:r>
+      <w:r>
+        <w:rPr>
+          <w:rFonts w:ascii="Calibri" w:hAnsi="Calibri" w:eastAsia="微软雅黑"/>
+          <w:b/>
+          <w:color w:val="5A5A5A"/>
+          <w:sz w:val="21"/>
+        </w:rPr>
+        <w:t>第 4–5 年</w:t>
+      </w:r>
+      <w:r>
+        <w:rPr>
+          <w:rFonts w:ascii="Calibri" w:hAnsi="Calibri" w:eastAsia="微软雅黑"/>
+          <w:b w:val="0"/>
+          <w:color w:val="5A5A5A"/>
+          <w:sz w:val="21"/>
+        </w:rPr>
+        <w:t>，往计划主管走，管一个车间或一条线的完整计划体系；同时把数据能力用上，参与计划的数字化，比如把手工排产逐步转成系统排产。</w:t>
       </w:r>
     </w:p>
     <w:p>
@@ -8088,7 +7587,25 @@
           <w:color w:val="5A5A5A"/>
           <w:sz w:val="21"/>
         </w:rPr>
-        <w:t>我不打算频繁跳槽。制造业的计划能力是靠年头堆出来的，对基地不熟的计划员没有价值。**我希望三年后能成为'这个基地的产能和物料我最清楚'的那个人。**"</w:t>
+        <w:t>我不打算频繁跳槽。制造业的计划能力是靠年头堆出来的，对基地不熟的计划员没有价值。</w:t>
+      </w:r>
+      <w:r>
+        <w:rPr>
+          <w:rFonts w:ascii="Calibri" w:hAnsi="Calibri" w:eastAsia="微软雅黑"/>
+          <w:b/>
+          <w:color w:val="5A5A5A"/>
+          <w:sz w:val="21"/>
+        </w:rPr>
+        <w:t>我希望三年后能成为'这个基地的产能和物料我最清楚'的那个人。</w:t>
+      </w:r>
+      <w:r>
+        <w:rPr>
+          <w:rFonts w:ascii="Calibri" w:hAnsi="Calibri" w:eastAsia="微软雅黑"/>
+          <w:b w:val="0"/>
+          <w:color w:val="5A5A5A"/>
+          <w:sz w:val="21"/>
+        </w:rPr>
+        <w:t>"</w:t>
       </w:r>
     </w:p>
     <w:p>
@@ -8158,20 +7675,6 @@
     </w:p>
     <w:p>
       <w:pPr>
-        <w:spacing w:line="360" w:lineRule="auto" w:after="80"/>
-      </w:pPr>
-      <w:r>
-        <w:rPr>
-          <w:rFonts w:ascii="Calibri" w:hAnsi="Calibri" w:eastAsia="微软雅黑"/>
-          <w:b w:val="0"/>
-          <w:color w:val="2B2B2B"/>
-          <w:sz w:val="22"/>
-        </w:rPr>
-        <w:t>&gt;</w:t>
-      </w:r>
-    </w:p>
-    <w:p>
-      <w:pPr>
         <w:spacing w:line="360" w:lineRule="auto" w:after="60"/>
         <w:ind w:left="567"/>
         <w:pBdr>
@@ -8185,21 +7688,24 @@
           <w:color w:val="5A5A5A"/>
           <w:sz w:val="21"/>
         </w:rPr>
-        <w:t>**第一种，应急响应，我完全接受。** 石墨化炉断电断料，炉里的料就废了，这种事不分上下班。制造业生产岗一定有这种时刻，我不会拿'到点了'当理由。</w:t>
-      </w:r>
-    </w:p>
-    <w:p>
-      <w:pPr>
-        <w:spacing w:line="360" w:lineRule="auto" w:after="80"/>
-      </w:pPr>
-      <w:r>
-        <w:rPr>
-          <w:rFonts w:ascii="Calibri" w:hAnsi="Calibri" w:eastAsia="微软雅黑"/>
-          <w:b w:val="0"/>
-          <w:color w:val="2B2B2B"/>
-          <w:sz w:val="22"/>
-        </w:rPr>
-        <w:t>&gt;</w:t>
+      </w:r>
+      <w:r>
+        <w:rPr>
+          <w:rFonts w:ascii="Calibri" w:hAnsi="Calibri" w:eastAsia="微软雅黑"/>
+          <w:b/>
+          <w:color w:val="5A5A5A"/>
+          <w:sz w:val="21"/>
+        </w:rPr>
+        <w:t>第一种，应急响应，我完全接受。</w:t>
+      </w:r>
+      <w:r>
+        <w:rPr>
+          <w:rFonts w:ascii="Calibri" w:hAnsi="Calibri" w:eastAsia="微软雅黑"/>
+          <w:b w:val="0"/>
+          <w:color w:val="5A5A5A"/>
+          <w:sz w:val="21"/>
+        </w:rPr>
+        <w:t xml:space="preserve"> 石墨化炉断电断料，炉里的料就废了，这种事不分上下班。制造业生产岗一定有这种时刻，我不会拿'到点了'当理由。</w:t>
       </w:r>
     </w:p>
     <w:p>
@@ -8217,21 +7723,24 @@
           <w:color w:val="5A5A5A"/>
           <w:sz w:val="21"/>
         </w:rPr>
-        <w:t>**第二种，阶段性的冲刺，我也接受。** 月结、盘点周、客户集中交付期，忙一阵子很正常，忙完能调休就行。</w:t>
-      </w:r>
-    </w:p>
-    <w:p>
-      <w:pPr>
-        <w:spacing w:line="360" w:lineRule="auto" w:after="80"/>
-      </w:pPr>
-      <w:r>
-        <w:rPr>
-          <w:rFonts w:ascii="Calibri" w:hAnsi="Calibri" w:eastAsia="微软雅黑"/>
-          <w:b w:val="0"/>
-          <w:color w:val="2B2B2B"/>
-          <w:sz w:val="22"/>
-        </w:rPr>
-        <w:t>&gt;</w:t>
+      </w:r>
+      <w:r>
+        <w:rPr>
+          <w:rFonts w:ascii="Calibri" w:hAnsi="Calibri" w:eastAsia="微软雅黑"/>
+          <w:b/>
+          <w:color w:val="5A5A5A"/>
+          <w:sz w:val="21"/>
+        </w:rPr>
+        <w:t>第二种，阶段性的冲刺，我也接受。</w:t>
+      </w:r>
+      <w:r>
+        <w:rPr>
+          <w:rFonts w:ascii="Calibri" w:hAnsi="Calibri" w:eastAsia="微软雅黑"/>
+          <w:b w:val="0"/>
+          <w:color w:val="5A5A5A"/>
+          <w:sz w:val="21"/>
+        </w:rPr>
+        <w:t xml:space="preserve"> 月结、盘点周、客户集中交付期，忙一阵子很正常，忙完能调休就行。</w:t>
       </w:r>
     </w:p>
     <w:p>
@@ -8249,21 +7758,24 @@
           <w:color w:val="5A5A5A"/>
           <w:sz w:val="21"/>
         </w:rPr>
-        <w:t>**第三种，常态化每天加班到很晚，我希望不是这样。** 不是因为怕累，是因为我认为计划岗的价值在于想清楚，不在于坐在那儿熬时间。一个人长期睡不够，排出来的计划一定会出错——而计划出错的代价是整个产线。所以我更愿意在八小时内把效率提上去。</w:t>
-      </w:r>
-    </w:p>
-    <w:p>
-      <w:pPr>
-        <w:spacing w:line="360" w:lineRule="auto" w:after="80"/>
-      </w:pPr>
-      <w:r>
-        <w:rPr>
-          <w:rFonts w:ascii="Calibri" w:hAnsi="Calibri" w:eastAsia="微软雅黑"/>
-          <w:b w:val="0"/>
-          <w:color w:val="2B2B2B"/>
-          <w:sz w:val="22"/>
-        </w:rPr>
-        <w:t>&gt;</w:t>
+      </w:r>
+      <w:r>
+        <w:rPr>
+          <w:rFonts w:ascii="Calibri" w:hAnsi="Calibri" w:eastAsia="微软雅黑"/>
+          <w:b/>
+          <w:color w:val="5A5A5A"/>
+          <w:sz w:val="21"/>
+        </w:rPr>
+        <w:t>第三种，常态化每天加班到很晚，我希望不是这样。</w:t>
+      </w:r>
+      <w:r>
+        <w:rPr>
+          <w:rFonts w:ascii="Calibri" w:hAnsi="Calibri" w:eastAsia="微软雅黑"/>
+          <w:b w:val="0"/>
+          <w:color w:val="5A5A5A"/>
+          <w:sz w:val="21"/>
+        </w:rPr>
+        <w:t xml:space="preserve"> 不是因为怕累，是因为我认为计划岗的价值在于想清楚，不在于坐在那儿熬时间。一个人长期睡不够，排出来的计划一定会出错——而计划出错的代价是整个产线。所以我更愿意在八小时内把效率提上去。</w:t>
       </w:r>
     </w:p>
     <w:p>
@@ -8281,7 +7793,25 @@
           <w:color w:val="5A5A5A"/>
           <w:sz w:val="21"/>
         </w:rPr>
-        <w:t>我了解到公司官网上写的是五天八小时制、职能部门双休，我理解生产体系可能有值班安排。**这一点想请面试官帮我确认一下计划岗的实际作息。**"</w:t>
+        <w:t>我了解到公司官网上写的是五天八小时制、职能部门双休，我理解生产体系可能有值班安排。</w:t>
+      </w:r>
+      <w:r>
+        <w:rPr>
+          <w:rFonts w:ascii="Calibri" w:hAnsi="Calibri" w:eastAsia="微软雅黑"/>
+          <w:b/>
+          <w:color w:val="5A5A5A"/>
+          <w:sz w:val="21"/>
+        </w:rPr>
+        <w:t>这一点想请面试官帮我确认一下计划岗的实际作息。</w:t>
+      </w:r>
+      <w:r>
+        <w:rPr>
+          <w:rFonts w:ascii="Calibri" w:hAnsi="Calibri" w:eastAsia="微软雅黑"/>
+          <w:b w:val="0"/>
+          <w:color w:val="5A5A5A"/>
+          <w:sz w:val="21"/>
+        </w:rPr>
+        <w:t>"</w:t>
       </w:r>
     </w:p>
     <w:p>
@@ -8385,20 +7915,6 @@
     </w:p>
     <w:p>
       <w:pPr>
-        <w:spacing w:line="360" w:lineRule="auto" w:after="80"/>
-      </w:pPr>
-      <w:r>
-        <w:rPr>
-          <w:rFonts w:ascii="Calibri" w:hAnsi="Calibri" w:eastAsia="微软雅黑"/>
-          <w:b w:val="0"/>
-          <w:color w:val="2B2B2B"/>
-          <w:sz w:val="22"/>
-        </w:rPr>
-        <w:t>&gt;</w:t>
-      </w:r>
-    </w:p>
-    <w:p>
-      <w:pPr>
         <w:spacing w:line="360" w:lineRule="auto" w:after="60"/>
         <w:ind w:left="567"/>
         <w:pBdr>
@@ -8412,21 +7928,24 @@
           <w:color w:val="5A5A5A"/>
           <w:sz w:val="21"/>
         </w:rPr>
-        <w:t>**第一步先确认能不能挤。** 看这个产品在瓶颈工序（石墨化）上还有没有窗口，有没有可以往后挪的低优先级订单，挪了会不会影响别的客户承诺。这一步要给销售一个明确的答复：能挤几天，挤不了几天。</w:t>
-      </w:r>
-    </w:p>
-    <w:p>
-      <w:pPr>
-        <w:spacing w:line="360" w:lineRule="auto" w:after="80"/>
-      </w:pPr>
-      <w:r>
-        <w:rPr>
-          <w:rFonts w:ascii="Calibri" w:hAnsi="Calibri" w:eastAsia="微软雅黑"/>
-          <w:b w:val="0"/>
-          <w:color w:val="2B2B2B"/>
-          <w:sz w:val="22"/>
-        </w:rPr>
-        <w:t>&gt;</w:t>
+      </w:r>
+      <w:r>
+        <w:rPr>
+          <w:rFonts w:ascii="Calibri" w:hAnsi="Calibri" w:eastAsia="微软雅黑"/>
+          <w:b/>
+          <w:color w:val="5A5A5A"/>
+          <w:sz w:val="21"/>
+        </w:rPr>
+        <w:t>第一步先确认能不能挤。</w:t>
+      </w:r>
+      <w:r>
+        <w:rPr>
+          <w:rFonts w:ascii="Calibri" w:hAnsi="Calibri" w:eastAsia="微软雅黑"/>
+          <w:b w:val="0"/>
+          <w:color w:val="5A5A5A"/>
+          <w:sz w:val="21"/>
+        </w:rPr>
+        <w:t xml:space="preserve"> 看这个产品在瓶颈工序（石墨化）上还有没有窗口，有没有可以往后挪的低优先级订单，挪了会不会影响别的客户承诺。这一步要给销售一个明确的答复：能挤几天，挤不了几天。</w:t>
       </w:r>
     </w:p>
     <w:p>
@@ -8444,21 +7963,24 @@
           <w:color w:val="5A5A5A"/>
           <w:sz w:val="21"/>
         </w:rPr>
-        <w:t>**第二步看物料。** 就算产能挤得出来，石油焦或者针状焦能不能提前到？物料不到，挤出来的产能也是空的。所以我会同步找采购确认在途和可提前的量。</w:t>
-      </w:r>
-    </w:p>
-    <w:p>
-      <w:pPr>
-        <w:spacing w:line="360" w:lineRule="auto" w:after="80"/>
-      </w:pPr>
-      <w:r>
-        <w:rPr>
-          <w:rFonts w:ascii="Calibri" w:hAnsi="Calibri" w:eastAsia="微软雅黑"/>
-          <w:b w:val="0"/>
-          <w:color w:val="2B2B2B"/>
-          <w:sz w:val="22"/>
-        </w:rPr>
-        <w:t>&gt;</w:t>
+      </w:r>
+      <w:r>
+        <w:rPr>
+          <w:rFonts w:ascii="Calibri" w:hAnsi="Calibri" w:eastAsia="微软雅黑"/>
+          <w:b/>
+          <w:color w:val="5A5A5A"/>
+          <w:sz w:val="21"/>
+        </w:rPr>
+        <w:t>第二步看物料。</w:t>
+      </w:r>
+      <w:r>
+        <w:rPr>
+          <w:rFonts w:ascii="Calibri" w:hAnsi="Calibri" w:eastAsia="微软雅黑"/>
+          <w:b w:val="0"/>
+          <w:color w:val="5A5A5A"/>
+          <w:sz w:val="21"/>
+        </w:rPr>
+        <w:t xml:space="preserve"> 就算产能挤得出来，石油焦或者针状焦能不能提前到？物料不到，挤出来的产能也是空的。所以我会同步找采购确认在途和可提前的量。</w:t>
       </w:r>
     </w:p>
     <w:p>
@@ -8476,21 +7998,24 @@
           <w:color w:val="5A5A5A"/>
           <w:sz w:val="21"/>
         </w:rPr>
-        <w:t>**第三步给方案，不给结论。** 我不会只回'做不到'或'可以'，我会给三个选项：全量提前 5 天（代价是外协石墨化、成本上升）、分批交（先交 60% 满足客户关键节点）、按原计划（交期不变）。让销售和客户去选，我负责把每个选项的代价说清楚。</w:t>
-      </w:r>
-    </w:p>
-    <w:p>
-      <w:pPr>
-        <w:spacing w:line="360" w:lineRule="auto" w:after="80"/>
-      </w:pPr>
-      <w:r>
-        <w:rPr>
-          <w:rFonts w:ascii="Calibri" w:hAnsi="Calibri" w:eastAsia="微软雅黑"/>
-          <w:b w:val="0"/>
-          <w:color w:val="2B2B2B"/>
-          <w:sz w:val="22"/>
-        </w:rPr>
-        <w:t>&gt;</w:t>
+      </w:r>
+      <w:r>
+        <w:rPr>
+          <w:rFonts w:ascii="Calibri" w:hAnsi="Calibri" w:eastAsia="微软雅黑"/>
+          <w:b/>
+          <w:color w:val="5A5A5A"/>
+          <w:sz w:val="21"/>
+        </w:rPr>
+        <w:t>第三步给方案，不给结论。</w:t>
+      </w:r>
+      <w:r>
+        <w:rPr>
+          <w:rFonts w:ascii="Calibri" w:hAnsi="Calibri" w:eastAsia="微软雅黑"/>
+          <w:b w:val="0"/>
+          <w:color w:val="5A5A5A"/>
+          <w:sz w:val="21"/>
+        </w:rPr>
+        <w:t xml:space="preserve"> 我不会只回'做不到'或'可以'，我会给三个选项：全量提前 5 天（代价是外协石墨化、成本上升）、分批交（先交 60% 满足客户关键节点）、按原计划（交期不变）。让销售和客户去选，我负责把每个选项的代价说清楚。</w:t>
       </w:r>
     </w:p>
     <w:p>
@@ -8508,7 +8033,24 @@
           <w:color w:val="5A5A5A"/>
           <w:sz w:val="21"/>
         </w:rPr>
-        <w:t>**第四步记录。** 这种插单不管怎么处理，都要进异常台账，因为它是下次排产要参考的数据。"</w:t>
+      </w:r>
+      <w:r>
+        <w:rPr>
+          <w:rFonts w:ascii="Calibri" w:hAnsi="Calibri" w:eastAsia="微软雅黑"/>
+          <w:b/>
+          <w:color w:val="5A5A5A"/>
+          <w:sz w:val="21"/>
+        </w:rPr>
+        <w:t>第四步记录。</w:t>
+      </w:r>
+      <w:r>
+        <w:rPr>
+          <w:rFonts w:ascii="Calibri" w:hAnsi="Calibri" w:eastAsia="微软雅黑"/>
+          <w:b w:val="0"/>
+          <w:color w:val="5A5A5A"/>
+          <w:sz w:val="21"/>
+        </w:rPr>
+        <w:t xml:space="preserve"> 这种插单不管怎么处理，都要进异常台账，因为它是下次排产要参考的数据。"</w:t>
       </w:r>
     </w:p>
     <w:p>
@@ -8547,20 +8089,6 @@
     </w:p>
     <w:p>
       <w:pPr>
-        <w:spacing w:line="360" w:lineRule="auto" w:after="80"/>
-      </w:pPr>
-      <w:r>
-        <w:rPr>
-          <w:rFonts w:ascii="Calibri" w:hAnsi="Calibri" w:eastAsia="微软雅黑"/>
-          <w:b w:val="0"/>
-          <w:color w:val="2B2B2B"/>
-          <w:sz w:val="22"/>
-        </w:rPr>
-        <w:t>&gt;</w:t>
-      </w:r>
-    </w:p>
-    <w:p>
-      <w:pPr>
         <w:spacing w:line="360" w:lineRule="auto" w:after="60"/>
         <w:ind w:left="567"/>
         <w:pBdr>
@@ -8579,20 +8107,6 @@
     </w:p>
     <w:p>
       <w:pPr>
-        <w:spacing w:line="360" w:lineRule="auto" w:after="80"/>
-      </w:pPr>
-      <w:r>
-        <w:rPr>
-          <w:rFonts w:ascii="Calibri" w:hAnsi="Calibri" w:eastAsia="微软雅黑"/>
-          <w:b w:val="0"/>
-          <w:color w:val="2B2B2B"/>
-          <w:sz w:val="22"/>
-        </w:rPr>
-        <w:t>&gt;</w:t>
-      </w:r>
-    </w:p>
-    <w:p>
-      <w:pPr>
         <w:spacing w:line="360" w:lineRule="auto" w:after="60"/>
         <w:ind w:left="567"/>
         <w:pBdr>
@@ -8611,20 +8125,6 @@
     </w:p>
     <w:p>
       <w:pPr>
-        <w:spacing w:line="360" w:lineRule="auto" w:after="80"/>
-      </w:pPr>
-      <w:r>
-        <w:rPr>
-          <w:rFonts w:ascii="Calibri" w:hAnsi="Calibri" w:eastAsia="微软雅黑"/>
-          <w:b w:val="0"/>
-          <w:color w:val="2B2B2B"/>
-          <w:sz w:val="22"/>
-        </w:rPr>
-        <w:t>&gt;</w:t>
-      </w:r>
-    </w:p>
-    <w:p>
-      <w:pPr>
         <w:spacing w:line="360" w:lineRule="auto" w:after="60"/>
         <w:ind w:left="567"/>
         <w:pBdr>
@@ -8638,7 +8138,25 @@
           <w:color w:val="5A5A5A"/>
           <w:sz w:val="21"/>
         </w:rPr>
-        <w:t>我的原则是：**例会上只对事实，不对立场。** 车间说人不够是事实，我说计划已经排了也是事实，两个事实放在一起才能推出动作。"</w:t>
+        <w:t>我的原则是：</w:t>
+      </w:r>
+      <w:r>
+        <w:rPr>
+          <w:rFonts w:ascii="Calibri" w:hAnsi="Calibri" w:eastAsia="微软雅黑"/>
+          <w:b/>
+          <w:color w:val="5A5A5A"/>
+          <w:sz w:val="21"/>
+        </w:rPr>
+        <w:t>例会上只对事实，不对立场。</w:t>
+      </w:r>
+      <w:r>
+        <w:rPr>
+          <w:rFonts w:ascii="Calibri" w:hAnsi="Calibri" w:eastAsia="微软雅黑"/>
+          <w:b w:val="0"/>
+          <w:color w:val="5A5A5A"/>
+          <w:sz w:val="21"/>
+        </w:rPr>
+        <w:t xml:space="preserve"> 车间说人不够是事实，我说计划已经排了也是事实，两个事实放在一起才能推出动作。"</w:t>
       </w:r>
     </w:p>
     <w:p>
@@ -8677,20 +8195,6 @@
     </w:p>
     <w:p>
       <w:pPr>
-        <w:spacing w:line="360" w:lineRule="auto" w:after="80"/>
-      </w:pPr>
-      <w:r>
-        <w:rPr>
-          <w:rFonts w:ascii="Calibri" w:hAnsi="Calibri" w:eastAsia="微软雅黑"/>
-          <w:b w:val="0"/>
-          <w:color w:val="2B2B2B"/>
-          <w:sz w:val="22"/>
-        </w:rPr>
-        <w:t>&gt;</w:t>
-      </w:r>
-    </w:p>
-    <w:p>
-      <w:pPr>
         <w:spacing w:line="360" w:lineRule="auto" w:after="60"/>
         <w:ind w:left="567"/>
         <w:pBdr>
@@ -8704,7 +8208,25 @@
           <w:color w:val="5A5A5A"/>
           <w:sz w:val="21"/>
         </w:rPr>
-        <w:t>一是**在途**。采购订单已下但没到货，我算进去了，仓库没有实物，这是最常见的原因。</w:t>
+        <w:t>一是</w:t>
+      </w:r>
+      <w:r>
+        <w:rPr>
+          <w:rFonts w:ascii="Calibri" w:hAnsi="Calibri" w:eastAsia="微软雅黑"/>
+          <w:b/>
+          <w:color w:val="5A5A5A"/>
+          <w:sz w:val="21"/>
+        </w:rPr>
+        <w:t>在途</w:t>
+      </w:r>
+      <w:r>
+        <w:rPr>
+          <w:rFonts w:ascii="Calibri" w:hAnsi="Calibri" w:eastAsia="微软雅黑"/>
+          <w:b w:val="0"/>
+          <w:color w:val="5A5A5A"/>
+          <w:sz w:val="21"/>
+        </w:rPr>
+        <w:t>。采购订单已下但没到货，我算进去了，仓库没有实物，这是最常见的原因。</w:t>
       </w:r>
     </w:p>
     <w:p>
@@ -8722,7 +8244,25 @@
           <w:color w:val="5A5A5A"/>
           <w:sz w:val="21"/>
         </w:rPr>
-        <w:t>二是**单据时点**。货到了但入库单还没录，或者出库了但单据没走完，两边时点不一致。</w:t>
+        <w:t>二是</w:t>
+      </w:r>
+      <w:r>
+        <w:rPr>
+          <w:rFonts w:ascii="Calibri" w:hAnsi="Calibri" w:eastAsia="微软雅黑"/>
+          <w:b/>
+          <w:color w:val="5A5A5A"/>
+          <w:sz w:val="21"/>
+        </w:rPr>
+        <w:t>单据时点</w:t>
+      </w:r>
+      <w:r>
+        <w:rPr>
+          <w:rFonts w:ascii="Calibri" w:hAnsi="Calibri" w:eastAsia="微软雅黑"/>
+          <w:b w:val="0"/>
+          <w:color w:val="5A5A5A"/>
+          <w:sz w:val="21"/>
+        </w:rPr>
+        <w:t>。货到了但入库单还没录，或者出库了但单据没走完，两边时点不一致。</w:t>
       </w:r>
     </w:p>
     <w:p>
@@ -8740,7 +8280,25 @@
           <w:color w:val="5A5A5A"/>
           <w:sz w:val="21"/>
         </w:rPr>
-        <w:t>三是**计量口径**。吨和千克、理论重量和实际过磅，差 200 吨这个量级不像计量误差，但小差异经常是这儿来的。</w:t>
+        <w:t>三是</w:t>
+      </w:r>
+      <w:r>
+        <w:rPr>
+          <w:rFonts w:ascii="Calibri" w:hAnsi="Calibri" w:eastAsia="微软雅黑"/>
+          <w:b/>
+          <w:color w:val="5A5A5A"/>
+          <w:sz w:val="21"/>
+        </w:rPr>
+        <w:t>计量口径</w:t>
+      </w:r>
+      <w:r>
+        <w:rPr>
+          <w:rFonts w:ascii="Calibri" w:hAnsi="Calibri" w:eastAsia="微软雅黑"/>
+          <w:b w:val="0"/>
+          <w:color w:val="5A5A5A"/>
+          <w:sz w:val="21"/>
+        </w:rPr>
+        <w:t>。吨和千克、理论重量和实际过磅，差 200 吨这个量级不像计量误差，但小差异经常是这儿来的。</w:t>
       </w:r>
     </w:p>
     <w:p>
@@ -8758,21 +8316,25 @@
           <w:color w:val="5A5A5A"/>
           <w:sz w:val="21"/>
         </w:rPr>
-        <w:t>四是**账实不符**。真的少了，可能是盘点没做、也可能是有实物没账。</w:t>
-      </w:r>
-    </w:p>
-    <w:p>
-      <w:pPr>
-        <w:spacing w:line="360" w:lineRule="auto" w:after="80"/>
-      </w:pPr>
-      <w:r>
-        <w:rPr>
-          <w:rFonts w:ascii="Calibri" w:hAnsi="Calibri" w:eastAsia="微软雅黑"/>
-          <w:b w:val="0"/>
-          <w:color w:val="2B2B2B"/>
-          <w:sz w:val="22"/>
-        </w:rPr>
-        <w:t>&gt;</w:t>
+        <w:t>四是</w:t>
+      </w:r>
+      <w:r>
+        <w:rPr>
+          <w:rFonts w:ascii="Calibri" w:hAnsi="Calibri" w:eastAsia="微软雅黑"/>
+          <w:b/>
+          <w:color w:val="5A5A5A"/>
+          <w:sz w:val="21"/>
+        </w:rPr>
+        <w:t>账实不符</w:t>
+      </w:r>
+      <w:r>
+        <w:rPr>
+          <w:rFonts w:ascii="Calibri" w:hAnsi="Calibri" w:eastAsia="微软雅黑"/>
+          <w:b w:val="0"/>
+          <w:color w:val="5A5A5A"/>
+          <w:sz w:val="21"/>
+        </w:rPr>
+        <w:t>。真的少了，可能是盘点没做、也可能是有实物没账。</w:t>
       </w:r>
     </w:p>
     <w:p>
@@ -8790,7 +8352,25 @@
           <w:color w:val="5A5A5A"/>
           <w:sz w:val="21"/>
         </w:rPr>
-        <w:t>我的做法是先把在途和单据未清的剔掉，看还剩多少；剩下的如果还在，就去现场盘一次。**在没查清之前，我不会用任何一个数去排产**——因为用错的数排出来的计划，比排不出来更糟。"</w:t>
+        <w:t>我的做法是先把在途和单据未清的剔掉，看还剩多少；剩下的如果还在，就去现场盘一次。</w:t>
+      </w:r>
+      <w:r>
+        <w:rPr>
+          <w:rFonts w:ascii="Calibri" w:hAnsi="Calibri" w:eastAsia="微软雅黑"/>
+          <w:b/>
+          <w:color w:val="5A5A5A"/>
+          <w:sz w:val="21"/>
+        </w:rPr>
+        <w:t>在没查清之前，我不会用任何一个数去排产</w:t>
+      </w:r>
+      <w:r>
+        <w:rPr>
+          <w:rFonts w:ascii="Calibri" w:hAnsi="Calibri" w:eastAsia="微软雅黑"/>
+          <w:b w:val="0"/>
+          <w:color w:val="5A5A5A"/>
+          <w:sz w:val="21"/>
+        </w:rPr>
+        <w:t>——因为用错的数排出来的计划，比排不出来更糟。"</w:t>
       </w:r>
     </w:p>
     <w:p>
@@ -8829,20 +8409,6 @@
     </w:p>
     <w:p>
       <w:pPr>
-        <w:spacing w:line="360" w:lineRule="auto" w:after="80"/>
-      </w:pPr>
-      <w:r>
-        <w:rPr>
-          <w:rFonts w:ascii="Calibri" w:hAnsi="Calibri" w:eastAsia="微软雅黑"/>
-          <w:b w:val="0"/>
-          <w:color w:val="2B2B2B"/>
-          <w:sz w:val="22"/>
-        </w:rPr>
-        <w:t>&gt;</w:t>
-      </w:r>
-    </w:p>
-    <w:p>
-      <w:pPr>
         <w:spacing w:line="360" w:lineRule="auto" w:after="60"/>
         <w:ind w:left="567"/>
         <w:pBdr>
@@ -8856,21 +8422,25 @@
           <w:color w:val="5A5A5A"/>
           <w:sz w:val="21"/>
         </w:rPr>
-        <w:t>安全库存的本质是**为提前期内的需求波动买保险**。如果这个物料消耗很稳定、供应商交期也稳，那现在的安全库存就是买多了；如果消耗波动大、或者供应商经常延迟，那高库存是有道理的。</w:t>
-      </w:r>
-    </w:p>
-    <w:p>
-      <w:pPr>
-        <w:spacing w:line="360" w:lineRule="auto" w:after="80"/>
-      </w:pPr>
-      <w:r>
-        <w:rPr>
-          <w:rFonts w:ascii="Calibri" w:hAnsi="Calibri" w:eastAsia="微软雅黑"/>
-          <w:b w:val="0"/>
-          <w:color w:val="2B2B2B"/>
-          <w:sz w:val="22"/>
-        </w:rPr>
-        <w:t>&gt;</w:t>
+        <w:t>安全库存的本质是</w:t>
+      </w:r>
+      <w:r>
+        <w:rPr>
+          <w:rFonts w:ascii="Calibri" w:hAnsi="Calibri" w:eastAsia="微软雅黑"/>
+          <w:b/>
+          <w:color w:val="5A5A5A"/>
+          <w:sz w:val="21"/>
+        </w:rPr>
+        <w:t>为提前期内的需求波动买保险</w:t>
+      </w:r>
+      <w:r>
+        <w:rPr>
+          <w:rFonts w:ascii="Calibri" w:hAnsi="Calibri" w:eastAsia="微软雅黑"/>
+          <w:b w:val="0"/>
+          <w:color w:val="5A5A5A"/>
+          <w:sz w:val="21"/>
+        </w:rPr>
+        <w:t>。如果这个物料消耗很稳定、供应商交期也稳，那现在的安全库存就是买多了；如果消耗波动大、或者供应商经常延迟，那高库存是有道理的。</w:t>
       </w:r>
     </w:p>
     <w:p>
@@ -8893,20 +8463,6 @@
     </w:p>
     <w:p>
       <w:pPr>
-        <w:spacing w:line="360" w:lineRule="auto" w:after="80"/>
-      </w:pPr>
-      <w:r>
-        <w:rPr>
-          <w:rFonts w:ascii="Calibri" w:hAnsi="Calibri" w:eastAsia="微软雅黑"/>
-          <w:b w:val="0"/>
-          <w:color w:val="2B2B2B"/>
-          <w:sz w:val="22"/>
-        </w:rPr>
-        <w:t>&gt;</w:t>
-      </w:r>
-    </w:p>
-    <w:p>
-      <w:pPr>
         <w:spacing w:line="360" w:lineRule="auto" w:after="60"/>
         <w:ind w:left="567"/>
         <w:pBdr>
@@ -8920,7 +8476,24 @@
           <w:color w:val="5A5A5A"/>
           <w:sz w:val="21"/>
         </w:rPr>
-        <w:t>**不会一次性砍到底**，因为断料的代价远大于多备货的资金成本。这个判断要报给部门经理确认，不能我自己改。"</w:t>
+      </w:r>
+      <w:r>
+        <w:rPr>
+          <w:rFonts w:ascii="Calibri" w:hAnsi="Calibri" w:eastAsia="微软雅黑"/>
+          <w:b/>
+          <w:color w:val="5A5A5A"/>
+          <w:sz w:val="21"/>
+        </w:rPr>
+        <w:t>不会一次性砍到底</w:t>
+      </w:r>
+      <w:r>
+        <w:rPr>
+          <w:rFonts w:ascii="Calibri" w:hAnsi="Calibri" w:eastAsia="微软雅黑"/>
+          <w:b w:val="0"/>
+          <w:color w:val="5A5A5A"/>
+          <w:sz w:val="21"/>
+        </w:rPr>
+        <w:t>，因为断料的代价远大于多备货的资金成本。这个判断要报给部门经理确认，不能我自己改。"</w:t>
       </w:r>
     </w:p>
     <w:p>
@@ -8959,20 +8532,6 @@
     </w:p>
     <w:p>
       <w:pPr>
-        <w:spacing w:line="360" w:lineRule="auto" w:after="80"/>
-      </w:pPr>
-      <w:r>
-        <w:rPr>
-          <w:rFonts w:ascii="Calibri" w:hAnsi="Calibri" w:eastAsia="微软雅黑"/>
-          <w:b w:val="0"/>
-          <w:color w:val="2B2B2B"/>
-          <w:sz w:val="22"/>
-        </w:rPr>
-        <w:t>&gt;</w:t>
-      </w:r>
-    </w:p>
-    <w:p>
-      <w:pPr>
         <w:spacing w:line="360" w:lineRule="auto" w:after="60"/>
         <w:ind w:left="567"/>
         <w:pBdr>
@@ -8986,21 +8545,24 @@
           <w:color w:val="5A5A5A"/>
           <w:sz w:val="21"/>
         </w:rPr>
-        <w:t>**第一天做数据**：把差异按物料族、按金额、按发生环节（入库/出库/调拨/报废）分类，找出差异最集中的 20%——通常 80% 的金额差异来自少数几个物料。</w:t>
-      </w:r>
-    </w:p>
-    <w:p>
-      <w:pPr>
-        <w:spacing w:line="360" w:lineRule="auto" w:after="80"/>
-      </w:pPr>
-      <w:r>
-        <w:rPr>
-          <w:rFonts w:ascii="Calibri" w:hAnsi="Calibri" w:eastAsia="微软雅黑"/>
-          <w:b w:val="0"/>
-          <w:color w:val="2B2B2B"/>
-          <w:sz w:val="22"/>
-        </w:rPr>
-        <w:t>&gt;</w:t>
+      </w:r>
+      <w:r>
+        <w:rPr>
+          <w:rFonts w:ascii="Calibri" w:hAnsi="Calibri" w:eastAsia="微软雅黑"/>
+          <w:b/>
+          <w:color w:val="5A5A5A"/>
+          <w:sz w:val="21"/>
+        </w:rPr>
+        <w:t>第一天做数据</w:t>
+      </w:r>
+      <w:r>
+        <w:rPr>
+          <w:rFonts w:ascii="Calibri" w:hAnsi="Calibri" w:eastAsia="微软雅黑"/>
+          <w:b w:val="0"/>
+          <w:color w:val="5A5A5A"/>
+          <w:sz w:val="21"/>
+        </w:rPr>
+        <w:t>：把差异按物料族、按金额、按发生环节（入库/出库/调拨/报废）分类，找出差异最集中的 20%——通常 80% 的金额差异来自少数几个物料。</w:t>
       </w:r>
     </w:p>
     <w:p>
@@ -9018,21 +8580,24 @@
           <w:color w:val="5A5A5A"/>
           <w:sz w:val="21"/>
         </w:rPr>
-        <w:t>**第二天做现场**：挑差异最大的几个物料，去仓库实物盘一次，同时查这几个物料近一个月的所有单据，看有没有漏录、重复录、时点错位。入库验收和调拨是我在 ERP 实验里定位过的高发环节，会重点看这两块。</w:t>
-      </w:r>
-    </w:p>
-    <w:p>
-      <w:pPr>
-        <w:spacing w:line="360" w:lineRule="auto" w:after="80"/>
-      </w:pPr>
-      <w:r>
-        <w:rPr>
-          <w:rFonts w:ascii="Calibri" w:hAnsi="Calibri" w:eastAsia="微软雅黑"/>
-          <w:b w:val="0"/>
-          <w:color w:val="2B2B2B"/>
-          <w:sz w:val="22"/>
-        </w:rPr>
-        <w:t>&gt;</w:t>
+      </w:r>
+      <w:r>
+        <w:rPr>
+          <w:rFonts w:ascii="Calibri" w:hAnsi="Calibri" w:eastAsia="微软雅黑"/>
+          <w:b/>
+          <w:color w:val="5A5A5A"/>
+          <w:sz w:val="21"/>
+        </w:rPr>
+        <w:t>第二天做现场</w:t>
+      </w:r>
+      <w:r>
+        <w:rPr>
+          <w:rFonts w:ascii="Calibri" w:hAnsi="Calibri" w:eastAsia="微软雅黑"/>
+          <w:b w:val="0"/>
+          <w:color w:val="5A5A5A"/>
+          <w:sz w:val="21"/>
+        </w:rPr>
+        <w:t>：挑差异最大的几个物料，去仓库实物盘一次，同时查这几个物料近一个月的所有单据，看有没有漏录、重复录、时点错位。入库验收和调拨是我在 ERP 实验里定位过的高发环节，会重点看这两块。</w:t>
       </w:r>
     </w:p>
     <w:p>
@@ -9050,21 +8615,24 @@
           <w:color w:val="5A5A5A"/>
           <w:sz w:val="21"/>
         </w:rPr>
-        <w:t>**第三天出结论**：分两类写——一类是已经查清原因的（比如某批到货未录单），给处理动作；一类是还没查清的，给下一步排查计划和时间点。同时提两条流程改进：比如入库必须当日录单、调拨必须有双方签字确认。</w:t>
-      </w:r>
-    </w:p>
-    <w:p>
-      <w:pPr>
-        <w:spacing w:line="360" w:lineRule="auto" w:after="80"/>
-      </w:pPr>
-      <w:r>
-        <w:rPr>
-          <w:rFonts w:ascii="Calibri" w:hAnsi="Calibri" w:eastAsia="微软雅黑"/>
-          <w:b w:val="0"/>
-          <w:color w:val="2B2B2B"/>
-          <w:sz w:val="22"/>
-        </w:rPr>
-        <w:t>&gt;</w:t>
+      </w:r>
+      <w:r>
+        <w:rPr>
+          <w:rFonts w:ascii="Calibri" w:hAnsi="Calibri" w:eastAsia="微软雅黑"/>
+          <w:b/>
+          <w:color w:val="5A5A5A"/>
+          <w:sz w:val="21"/>
+        </w:rPr>
+        <w:t>第三天出结论</w:t>
+      </w:r>
+      <w:r>
+        <w:rPr>
+          <w:rFonts w:ascii="Calibri" w:hAnsi="Calibri" w:eastAsia="微软雅黑"/>
+          <w:b w:val="0"/>
+          <w:color w:val="5A5A5A"/>
+          <w:sz w:val="21"/>
+        </w:rPr>
+        <w:t>：分两类写——一类是已经查清原因的（比如某批到货未录单），给处理动作；一类是还没查清的，给下一步排查计划和时间点。同时提两条流程改进：比如入库必须当日录单、调拨必须有双方签字确认。</w:t>
       </w:r>
     </w:p>
     <w:p>
@@ -9116,21 +8684,25 @@
           <w:color w:val="5A5A5A"/>
           <w:sz w:val="21"/>
         </w:rPr>
-        <w:t>"先处理**有截止时间且不可逆**的那个。</w:t>
-      </w:r>
-    </w:p>
-    <w:p>
-      <w:pPr>
-        <w:spacing w:line="360" w:lineRule="auto" w:after="80"/>
-      </w:pPr>
-      <w:r>
-        <w:rPr>
-          <w:rFonts w:ascii="Calibri" w:hAnsi="Calibri" w:eastAsia="微软雅黑"/>
-          <w:b w:val="0"/>
-          <w:color w:val="2B2B2B"/>
-          <w:sz w:val="22"/>
-        </w:rPr>
-        <w:t>&gt;</w:t>
+        <w:t>"先处理</w:t>
+      </w:r>
+      <w:r>
+        <w:rPr>
+          <w:rFonts w:ascii="Calibri" w:hAnsi="Calibri" w:eastAsia="微软雅黑"/>
+          <w:b/>
+          <w:color w:val="5A5A5A"/>
+          <w:sz w:val="21"/>
+        </w:rPr>
+        <w:t>有截止时间且不可逆</w:t>
+      </w:r>
+      <w:r>
+        <w:rPr>
+          <w:rFonts w:ascii="Calibri" w:hAnsi="Calibri" w:eastAsia="微软雅黑"/>
+          <w:b w:val="0"/>
+          <w:color w:val="5A5A5A"/>
+          <w:sz w:val="21"/>
+        </w:rPr>
+        <w:t>的那个。</w:t>
       </w:r>
     </w:p>
     <w:p>
@@ -9153,20 +8725,6 @@
     </w:p>
     <w:p>
       <w:pPr>
-        <w:spacing w:line="360" w:lineRule="auto" w:after="80"/>
-      </w:pPr>
-      <w:r>
-        <w:rPr>
-          <w:rFonts w:ascii="Calibri" w:hAnsi="Calibri" w:eastAsia="微软雅黑"/>
-          <w:b w:val="0"/>
-          <w:color w:val="2B2B2B"/>
-          <w:sz w:val="22"/>
-        </w:rPr>
-        <w:t>&gt;</w:t>
-      </w:r>
-    </w:p>
-    <w:p>
-      <w:pPr>
         <w:spacing w:line="360" w:lineRule="auto" w:after="60"/>
         <w:ind w:left="567"/>
         <w:pBdr>
@@ -9185,20 +8743,6 @@
     </w:p>
     <w:p>
       <w:pPr>
-        <w:spacing w:line="360" w:lineRule="auto" w:after="80"/>
-      </w:pPr>
-      <w:r>
-        <w:rPr>
-          <w:rFonts w:ascii="Calibri" w:hAnsi="Calibri" w:eastAsia="微软雅黑"/>
-          <w:b w:val="0"/>
-          <w:color w:val="2B2B2B"/>
-          <w:sz w:val="22"/>
-        </w:rPr>
-        <w:t>&gt;</w:t>
-      </w:r>
-    </w:p>
-    <w:p>
-      <w:pPr>
         <w:spacing w:line="360" w:lineRule="auto" w:after="60"/>
         <w:ind w:left="567"/>
         <w:pBdr>
@@ -9212,7 +8756,25 @@
           <w:color w:val="5A5A5A"/>
           <w:sz w:val="21"/>
         </w:rPr>
-        <w:t>我的原则是：**先找那个卡住所有人的变量，而不是先回应嗓门最大的那个。**"</w:t>
+        <w:t>我的原则是：</w:t>
+      </w:r>
+      <w:r>
+        <w:rPr>
+          <w:rFonts w:ascii="Calibri" w:hAnsi="Calibri" w:eastAsia="微软雅黑"/>
+          <w:b/>
+          <w:color w:val="5A5A5A"/>
+          <w:sz w:val="21"/>
+        </w:rPr>
+        <w:t>先找那个卡住所有人的变量，而不是先回应嗓门最大的那个。</w:t>
+      </w:r>
+      <w:r>
+        <w:rPr>
+          <w:rFonts w:ascii="Calibri" w:hAnsi="Calibri" w:eastAsia="微软雅黑"/>
+          <w:b w:val="0"/>
+          <w:color w:val="5A5A5A"/>
+          <w:sz w:val="21"/>
+        </w:rPr>
+        <w:t>"</w:t>
       </w:r>
     </w:p>
     <w:p>
@@ -9262,21 +8824,25 @@
           <w:color w:val="5A5A5A"/>
           <w:sz w:val="21"/>
         </w:rPr>
-        <w:t>"现在的主旋律是**产能过剩下的成本竞争**。</w:t>
-      </w:r>
-    </w:p>
-    <w:p>
-      <w:pPr>
-        <w:spacing w:line="360" w:lineRule="auto" w:after="80"/>
-      </w:pPr>
-      <w:r>
-        <w:rPr>
-          <w:rFonts w:ascii="Calibri" w:hAnsi="Calibri" w:eastAsia="微软雅黑"/>
-          <w:b w:val="0"/>
-          <w:color w:val="2B2B2B"/>
-          <w:sz w:val="22"/>
-        </w:rPr>
-        <w:t>&gt;</w:t>
+        <w:t>"现在的主旋律是</w:t>
+      </w:r>
+      <w:r>
+        <w:rPr>
+          <w:rFonts w:ascii="Calibri" w:hAnsi="Calibri" w:eastAsia="微软雅黑"/>
+          <w:b/>
+          <w:color w:val="5A5A5A"/>
+          <w:sz w:val="21"/>
+        </w:rPr>
+        <w:t>产能过剩下的成本竞争</w:t>
+      </w:r>
+      <w:r>
+        <w:rPr>
+          <w:rFonts w:ascii="Calibri" w:hAnsi="Calibri" w:eastAsia="微软雅黑"/>
+          <w:b w:val="0"/>
+          <w:color w:val="5A5A5A"/>
+          <w:sz w:val="21"/>
+        </w:rPr>
+        <w:t>。</w:t>
       </w:r>
     </w:p>
     <w:p>
@@ -9299,20 +8865,6 @@
     </w:p>
     <w:p>
       <w:pPr>
-        <w:spacing w:line="360" w:lineRule="auto" w:after="80"/>
-      </w:pPr>
-      <w:r>
-        <w:rPr>
-          <w:rFonts w:ascii="Calibri" w:hAnsi="Calibri" w:eastAsia="微软雅黑"/>
-          <w:b w:val="0"/>
-          <w:color w:val="2B2B2B"/>
-          <w:sz w:val="22"/>
-        </w:rPr>
-        <w:t>&gt;</w:t>
-      </w:r>
-    </w:p>
-    <w:p>
-      <w:pPr>
         <w:spacing w:line="360" w:lineRule="auto" w:after="60"/>
         <w:ind w:left="567"/>
         <w:pBdr>
@@ -9331,20 +8883,6 @@
     </w:p>
     <w:p>
       <w:pPr>
-        <w:spacing w:line="360" w:lineRule="auto" w:after="80"/>
-      </w:pPr>
-      <w:r>
-        <w:rPr>
-          <w:rFonts w:ascii="Calibri" w:hAnsi="Calibri" w:eastAsia="微软雅黑"/>
-          <w:b w:val="0"/>
-          <w:color w:val="2B2B2B"/>
-          <w:sz w:val="22"/>
-        </w:rPr>
-        <w:t>&gt;</w:t>
-      </w:r>
-    </w:p>
-    <w:p>
-      <w:pPr>
         <w:spacing w:line="360" w:lineRule="auto" w:after="60"/>
         <w:ind w:left="567"/>
         <w:pBdr>
@@ -9358,7 +8896,25 @@
           <w:color w:val="5A5A5A"/>
           <w:sz w:val="21"/>
         </w:rPr>
-        <w:t>对计划岗来说，这个行业背景意味着一件事：**排产不只是排得快，还要排得省。** 库存周转、呆滞控制、外协比例，这些指标直接影响成本，都是计划能管到的。"</w:t>
+        <w:t>对计划岗来说，这个行业背景意味着一件事：</w:t>
+      </w:r>
+      <w:r>
+        <w:rPr>
+          <w:rFonts w:ascii="Calibri" w:hAnsi="Calibri" w:eastAsia="微软雅黑"/>
+          <w:b/>
+          <w:color w:val="5A5A5A"/>
+          <w:sz w:val="21"/>
+        </w:rPr>
+        <w:t>排产不只是排得快，还要排得省。</w:t>
+      </w:r>
+      <w:r>
+        <w:rPr>
+          <w:rFonts w:ascii="Calibri" w:hAnsi="Calibri" w:eastAsia="微软雅黑"/>
+          <w:b w:val="0"/>
+          <w:color w:val="5A5A5A"/>
+          <w:sz w:val="21"/>
+        </w:rPr>
+        <w:t xml:space="preserve"> 库存周转、呆滞控制、外协比例，这些指标直接影响成本，都是计划能管到的。"</w:t>
       </w:r>
     </w:p>
     <w:p>
@@ -9392,21 +8948,25 @@
           <w:color w:val="5A5A5A"/>
           <w:sz w:val="21"/>
         </w:rPr>
-        <w:t>"大致的链条是：原料（石油焦、针状焦、天然石墨）→ 粉碎整形 → 包覆造粒 → **石墨化**（高温 2800–3000℃，最耗电、最卡的环节）→ 筛分除磁 → 成品。</w:t>
-      </w:r>
-    </w:p>
-    <w:p>
-      <w:pPr>
-        <w:spacing w:line="360" w:lineRule="auto" w:after="80"/>
-      </w:pPr>
-      <w:r>
-        <w:rPr>
-          <w:rFonts w:ascii="Calibri" w:hAnsi="Calibri" w:eastAsia="微软雅黑"/>
-          <w:b w:val="0"/>
-          <w:color w:val="2B2B2B"/>
-          <w:sz w:val="22"/>
-        </w:rPr>
-        <w:t>&gt;</w:t>
+        <w:t xml:space="preserve">"大致的链条是：原料（石油焦、针状焦、天然石墨）→ 粉碎整形 → 包覆造粒 → </w:t>
+      </w:r>
+      <w:r>
+        <w:rPr>
+          <w:rFonts w:ascii="Calibri" w:hAnsi="Calibri" w:eastAsia="微软雅黑"/>
+          <w:b/>
+          <w:color w:val="5A5A5A"/>
+          <w:sz w:val="21"/>
+        </w:rPr>
+        <w:t>石墨化</w:t>
+      </w:r>
+      <w:r>
+        <w:rPr>
+          <w:rFonts w:ascii="Calibri" w:hAnsi="Calibri" w:eastAsia="微软雅黑"/>
+          <w:b w:val="0"/>
+          <w:color w:val="5A5A5A"/>
+          <w:sz w:val="21"/>
+        </w:rPr>
+        <w:t>（高温 2800–3000℃，最耗电、最卡的环节）→ 筛分除磁 → 成品。</w:t>
       </w:r>
     </w:p>
     <w:p>
@@ -9429,20 +8989,6 @@
     </w:p>
     <w:p>
       <w:pPr>
-        <w:spacing w:line="360" w:lineRule="auto" w:after="80"/>
-      </w:pPr>
-      <w:r>
-        <w:rPr>
-          <w:rFonts w:ascii="Calibri" w:hAnsi="Calibri" w:eastAsia="微软雅黑"/>
-          <w:b w:val="0"/>
-          <w:color w:val="2B2B2B"/>
-          <w:sz w:val="22"/>
-        </w:rPr>
-        <w:t>&gt;</w:t>
-      </w:r>
-    </w:p>
-    <w:p>
-      <w:pPr>
         <w:spacing w:line="360" w:lineRule="auto" w:after="60"/>
         <w:ind w:left="567"/>
         <w:pBdr>
@@ -9526,20 +9072,6 @@
     </w:p>
     <w:p>
       <w:pPr>
-        <w:spacing w:line="360" w:lineRule="auto" w:after="80"/>
-      </w:pPr>
-      <w:r>
-        <w:rPr>
-          <w:rFonts w:ascii="Calibri" w:hAnsi="Calibri" w:eastAsia="微软雅黑"/>
-          <w:b w:val="0"/>
-          <w:color w:val="2B2B2B"/>
-          <w:sz w:val="22"/>
-        </w:rPr>
-        <w:t>&gt;</w:t>
-      </w:r>
-    </w:p>
-    <w:p>
-      <w:pPr>
         <w:spacing w:line="360" w:lineRule="auto" w:after="60"/>
         <w:ind w:left="567"/>
         <w:pBdr>
@@ -9553,21 +9085,25 @@
           <w:color w:val="5A5A5A"/>
           <w:sz w:val="21"/>
         </w:rPr>
-        <w:t>一个是**行业价格压力传导**。负极整体过剩，价格下行会压缩利润，而碳一还没上市，融资渠道比上市公司窄，抗周期的缓冲垫相对薄。</w:t>
-      </w:r>
-    </w:p>
-    <w:p>
-      <w:pPr>
-        <w:spacing w:line="360" w:lineRule="auto" w:after="80"/>
-      </w:pPr>
-      <w:r>
-        <w:rPr>
-          <w:rFonts w:ascii="Calibri" w:hAnsi="Calibri" w:eastAsia="微软雅黑"/>
-          <w:b w:val="0"/>
-          <w:color w:val="2B2B2B"/>
-          <w:sz w:val="22"/>
-        </w:rPr>
-        <w:t>&gt;</w:t>
+        <w:t>一个是</w:t>
+      </w:r>
+      <w:r>
+        <w:rPr>
+          <w:rFonts w:ascii="Calibri" w:hAnsi="Calibri" w:eastAsia="微软雅黑"/>
+          <w:b/>
+          <w:color w:val="5A5A5A"/>
+          <w:sz w:val="21"/>
+        </w:rPr>
+        <w:t>行业价格压力传导</w:t>
+      </w:r>
+      <w:r>
+        <w:rPr>
+          <w:rFonts w:ascii="Calibri" w:hAnsi="Calibri" w:eastAsia="微软雅黑"/>
+          <w:b w:val="0"/>
+          <w:color w:val="5A5A5A"/>
+          <w:sz w:val="21"/>
+        </w:rPr>
+        <w:t>。负极整体过剩，价格下行会压缩利润，而碳一还没上市，融资渠道比上市公司窄，抗周期的缓冲垫相对薄。</w:t>
       </w:r>
     </w:p>
     <w:p>
@@ -9585,21 +9121,25 @@
           <w:color w:val="5A5A5A"/>
           <w:sz w:val="21"/>
         </w:rPr>
-        <w:t>另一个是**国际化过程中的合规风险**。公司有韩国基地、参股了几内亚的石墨矿，海外业务在扩张，这类企业通常会遇到知识产权和贸易合规方面的挑战。这个我没深入研究过，只是从行业普遍情况判断。</w:t>
-      </w:r>
-    </w:p>
-    <w:p>
-      <w:pPr>
-        <w:spacing w:line="360" w:lineRule="auto" w:after="80"/>
-      </w:pPr>
-      <w:r>
-        <w:rPr>
-          <w:rFonts w:ascii="Calibri" w:hAnsi="Calibri" w:eastAsia="微软雅黑"/>
-          <w:b w:val="0"/>
-          <w:color w:val="2B2B2B"/>
-          <w:sz w:val="22"/>
-        </w:rPr>
-        <w:t>&gt;</w:t>
+        <w:t>另一个是</w:t>
+      </w:r>
+      <w:r>
+        <w:rPr>
+          <w:rFonts w:ascii="Calibri" w:hAnsi="Calibri" w:eastAsia="微软雅黑"/>
+          <w:b/>
+          <w:color w:val="5A5A5A"/>
+          <w:sz w:val="21"/>
+        </w:rPr>
+        <w:t>国际化过程中的合规风险</w:t>
+      </w:r>
+      <w:r>
+        <w:rPr>
+          <w:rFonts w:ascii="Calibri" w:hAnsi="Calibri" w:eastAsia="微软雅黑"/>
+          <w:b w:val="0"/>
+          <w:color w:val="5A5A5A"/>
+          <w:sz w:val="21"/>
+        </w:rPr>
+        <w:t>。公司有韩国基地、参股了几内亚的石墨矿，海外业务在扩张，这类企业通常会遇到知识产权和贸易合规方面的挑战。这个我没深入研究过，只是从行业普遍情况判断。</w:t>
       </w:r>
     </w:p>
     <w:p>
@@ -9684,7 +9224,25 @@
           <w:color w:val="5A5A5A"/>
           <w:sz w:val="21"/>
         </w:rPr>
-        <w:t>"我了解到今年 7 月美国 ITC 对硅碳相关专利启动了调查。我不是法律专业，判断不了诉讼走向，但我理解这类事情对做计划的人有一个直接影响：**出口订单的排产要留出合规确认的时间，不能按国内订单的节奏排。** 如果我真的做这个岗，遇到出口相关的订单我会先问清楚合规状态再排。"</w:t>
+        <w:t>"我了解到今年 7 月美国 ITC 对硅碳相关专利启动了调查。我不是法律专业，判断不了诉讼走向，但我理解这类事情对做计划的人有一个直接影响：</w:t>
+      </w:r>
+      <w:r>
+        <w:rPr>
+          <w:rFonts w:ascii="Calibri" w:hAnsi="Calibri" w:eastAsia="微软雅黑"/>
+          <w:b/>
+          <w:color w:val="5A5A5A"/>
+          <w:sz w:val="21"/>
+        </w:rPr>
+        <w:t>出口订单的排产要留出合规确认的时间，不能按国内订单的节奏排。</w:t>
+      </w:r>
+      <w:r>
+        <w:rPr>
+          <w:rFonts w:ascii="Calibri" w:hAnsi="Calibri" w:eastAsia="微软雅黑"/>
+          <w:b w:val="0"/>
+          <w:color w:val="5A5A5A"/>
+          <w:sz w:val="21"/>
+        </w:rPr>
+        <w:t xml:space="preserve"> 如果我真的做这个岗，遇到出口相关的订单我会先问清楚合规状态再排。"</w:t>
       </w:r>
     </w:p>
     <w:p>
@@ -9718,7 +9276,25 @@
           <w:color w:val="5A5A5A"/>
           <w:sz w:val="21"/>
         </w:rPr>
-        <w:t>反问的原则：**问只有内部人才答得出来的问题**。问出来，面试官就知道你研究过这家公司。</w:t>
+        <w:t>反问的原则：</w:t>
+      </w:r>
+      <w:r>
+        <w:rPr>
+          <w:rFonts w:ascii="Calibri" w:hAnsi="Calibri" w:eastAsia="微软雅黑"/>
+          <w:b/>
+          <w:color w:val="5A5A5A"/>
+          <w:sz w:val="21"/>
+        </w:rPr>
+        <w:t>问只有内部人才答得出来的问题</w:t>
+      </w:r>
+      <w:r>
+        <w:rPr>
+          <w:rFonts w:ascii="Calibri" w:hAnsi="Calibri" w:eastAsia="微软雅黑"/>
+          <w:b w:val="0"/>
+          <w:color w:val="5A5A5A"/>
+          <w:sz w:val="21"/>
+        </w:rPr>
+        <w:t>。问出来，面试官就知道你研究过这家公司。</w:t>
       </w:r>
     </w:p>
     <w:p>
@@ -9766,7 +9342,25 @@
           <w:color w:val="5A5A5A"/>
           <w:sz w:val="21"/>
         </w:rPr>
-        <w:t>"2027 届简章的职能支持类里列了采购、运营、人力、财务、品牌宣传、海外营销，我在里面没看到计划物料岗。**这个生产计划专员是归职能支持类还是生产制造类？** 如果是生产制造类，专业门槛是按理工科执行还是按仓储物流相关专业执行？"</w:t>
+        <w:t>"2027 届简章的职能支持类里列了采购、运营、人力、财务、品牌宣传、海外营销，我在里面没看到计划物料岗。</w:t>
+      </w:r>
+      <w:r>
+        <w:rPr>
+          <w:rFonts w:ascii="Calibri" w:hAnsi="Calibri" w:eastAsia="微软雅黑"/>
+          <w:b/>
+          <w:color w:val="5A5A5A"/>
+          <w:sz w:val="21"/>
+        </w:rPr>
+        <w:t>这个生产计划专员是归职能支持类还是生产制造类？</w:t>
+      </w:r>
+      <w:r>
+        <w:rPr>
+          <w:rFonts w:ascii="Calibri" w:hAnsi="Calibri" w:eastAsia="微软雅黑"/>
+          <w:b w:val="0"/>
+          <w:color w:val="5A5A5A"/>
+          <w:sz w:val="21"/>
+        </w:rPr>
+        <w:t xml:space="preserve"> 如果是生产制造类，专业门槛是按理工科执行还是按仓储物流相关专业执行？"</w:t>
       </w:r>
     </w:p>
     <w:p>
@@ -9814,7 +9408,25 @@
           <w:color w:val="5A5A5A"/>
           <w:sz w:val="21"/>
         </w:rPr>
-        <w:t>"官网写的是五天八小时制、**职能部门双休**。我想确认计划岗在基地是不是也按这个执行？月结和盘点周需要加班吗，加班是调休还是加班费？"</w:t>
+        <w:t>"官网写的是五天八小时制、</w:t>
+      </w:r>
+      <w:r>
+        <w:rPr>
+          <w:rFonts w:ascii="Calibri" w:hAnsi="Calibri" w:eastAsia="微软雅黑"/>
+          <w:b/>
+          <w:color w:val="5A5A5A"/>
+          <w:sz w:val="21"/>
+        </w:rPr>
+        <w:t>职能部门双休</w:t>
+      </w:r>
+      <w:r>
+        <w:rPr>
+          <w:rFonts w:ascii="Calibri" w:hAnsi="Calibri" w:eastAsia="微软雅黑"/>
+          <w:b w:val="0"/>
+          <w:color w:val="5A5A5A"/>
+          <w:sz w:val="21"/>
+        </w:rPr>
+        <w:t>。我想确认计划岗在基地是不是也按这个执行？月结和盘点周需要加班吗，加班是调休还是加班费？"</w:t>
       </w:r>
     </w:p>
     <w:p>
@@ -9862,7 +9474,25 @@
           <w:color w:val="5A5A5A"/>
           <w:sz w:val="21"/>
         </w:rPr>
-        <w:t>"我看到水富三期 10 万吨在推进，官方说法是力争今年年底投产。**现在实际进度到哪一步了？2027 届校招生是补二期的缺口，还是为三期配人？**"</w:t>
+        <w:t>"我看到水富三期 10 万吨在推进，官方说法是力争今年年底投产。</w:t>
+      </w:r>
+      <w:r>
+        <w:rPr>
+          <w:rFonts w:ascii="Calibri" w:hAnsi="Calibri" w:eastAsia="微软雅黑"/>
+          <w:b/>
+          <w:color w:val="5A5A5A"/>
+          <w:sz w:val="21"/>
+        </w:rPr>
+        <w:t>现在实际进度到哪一步了？2027 届校招生是补二期的缺口，还是为三期配人？</w:t>
+      </w:r>
+      <w:r>
+        <w:rPr>
+          <w:rFonts w:ascii="Calibri" w:hAnsi="Calibri" w:eastAsia="微软雅黑"/>
+          <w:b w:val="0"/>
+          <w:color w:val="5A5A5A"/>
+          <w:sz w:val="21"/>
+        </w:rPr>
+        <w:t>"</w:t>
       </w:r>
     </w:p>
     <w:p>
@@ -9910,7 +9540,25 @@
           <w:color w:val="5A5A5A"/>
           <w:sz w:val="21"/>
         </w:rPr>
-        <w:t>"JD 里提到在事业部和生产基地轮岗。**这个轮岗是多久、轮哪几个基地？最终定岗是否承诺在水富？**"</w:t>
+        <w:t>"JD 里提到在事业部和生产基地轮岗。</w:t>
+      </w:r>
+      <w:r>
+        <w:rPr>
+          <w:rFonts w:ascii="Calibri" w:hAnsi="Calibri" w:eastAsia="微软雅黑"/>
+          <w:b/>
+          <w:color w:val="5A5A5A"/>
+          <w:sz w:val="21"/>
+        </w:rPr>
+        <w:t>这个轮岗是多久、轮哪几个基地？最终定岗是否承诺在水富？</w:t>
+      </w:r>
+      <w:r>
+        <w:rPr>
+          <w:rFonts w:ascii="Calibri" w:hAnsi="Calibri" w:eastAsia="微软雅黑"/>
+          <w:b w:val="0"/>
+          <w:color w:val="5A5A5A"/>
+          <w:sz w:val="21"/>
+        </w:rPr>
+        <w:t>"</w:t>
       </w:r>
     </w:p>
     <w:p>
@@ -9958,7 +9606,25 @@
           <w:color w:val="5A5A5A"/>
           <w:sz w:val="21"/>
         </w:rPr>
-        <w:t>"官网提到双导师护航和四阶培养。**四阶具体是哪四阶？导师是基地内部的还是集团的？** 我想知道第 1 年主要练什么。"</w:t>
+        <w:t>"官网提到双导师护航和四阶培养。</w:t>
+      </w:r>
+      <w:r>
+        <w:rPr>
+          <w:rFonts w:ascii="Calibri" w:hAnsi="Calibri" w:eastAsia="微软雅黑"/>
+          <w:b/>
+          <w:color w:val="5A5A5A"/>
+          <w:sz w:val="21"/>
+        </w:rPr>
+        <w:t>四阶具体是哪四阶？导师是基地内部的还是集团的？</w:t>
+      </w:r>
+      <w:r>
+        <w:rPr>
+          <w:rFonts w:ascii="Calibri" w:hAnsi="Calibri" w:eastAsia="微软雅黑"/>
+          <w:b w:val="0"/>
+          <w:color w:val="5A5A5A"/>
+          <w:sz w:val="21"/>
+        </w:rPr>
+        <w:t xml:space="preserve"> 我想知道第 1 年主要练什么。"</w:t>
       </w:r>
     </w:p>
     <w:p>
@@ -10006,7 +9672,25 @@
           <w:color w:val="5A5A5A"/>
           <w:sz w:val="21"/>
         </w:rPr>
-        <w:t>"这个岗位的考核主要看哪几个指标？是订单准交率、库存周转，还是计划达成率？**如果我入职，前三个月您希望我做到什么程度算合格？**"</w:t>
+        <w:t>"这个岗位的考核主要看哪几个指标？是订单准交率、库存周转，还是计划达成率？</w:t>
+      </w:r>
+      <w:r>
+        <w:rPr>
+          <w:rFonts w:ascii="Calibri" w:hAnsi="Calibri" w:eastAsia="微软雅黑"/>
+          <w:b/>
+          <w:color w:val="5A5A5A"/>
+          <w:sz w:val="21"/>
+        </w:rPr>
+        <w:t>如果我入职，前三个月您希望我做到什么程度算合格？</w:t>
+      </w:r>
+      <w:r>
+        <w:rPr>
+          <w:rFonts w:ascii="Calibri" w:hAnsi="Calibri" w:eastAsia="微软雅黑"/>
+          <w:b w:val="0"/>
+          <w:color w:val="5A5A5A"/>
+          <w:sz w:val="21"/>
+        </w:rPr>
+        <w:t>"</w:t>
       </w:r>
     </w:p>
     <w:p>
@@ -10789,6 +10473,10 @@
         <w:gridCol w:w="2882"/>
       </w:tblGrid>
       <w:tr>
+        <w:trPr>
+          <w:cantSplit/>
+          <w:tblHeader/>
+        </w:trPr>
         <w:tc>
           <w:tcPr>
             <w:tcW w:type="dxa" w:w="2882"/>
@@ -10842,6 +10530,9 @@
         </w:tc>
       </w:tr>
       <w:tr>
+        <w:trPr>
+          <w:cantSplit/>
+        </w:trPr>
         <w:tc>
           <w:tcPr>
             <w:tcW w:type="dxa" w:w="2882"/>
@@ -10895,6 +10586,9 @@
         </w:tc>
       </w:tr>
       <w:tr>
+        <w:trPr>
+          <w:cantSplit/>
+        </w:trPr>
         <w:tc>
           <w:tcPr>
             <w:tcW w:type="dxa" w:w="2882"/>
@@ -10948,6 +10642,9 @@
         </w:tc>
       </w:tr>
       <w:tr>
+        <w:trPr>
+          <w:cantSplit/>
+        </w:trPr>
         <w:tc>
           <w:tcPr>
             <w:tcW w:type="dxa" w:w="2882"/>
@@ -11001,6 +10698,9 @@
         </w:tc>
       </w:tr>
       <w:tr>
+        <w:trPr>
+          <w:cantSplit/>
+        </w:trPr>
         <w:tc>
           <w:tcPr>
             <w:tcW w:type="dxa" w:w="2882"/>
@@ -11054,6 +10754,9 @@
         </w:tc>
       </w:tr>
       <w:tr>
+        <w:trPr>
+          <w:cantSplit/>
+        </w:trPr>
         <w:tc>
           <w:tcPr>
             <w:tcW w:type="dxa" w:w="2882"/>
@@ -11107,6 +10810,9 @@
         </w:tc>
       </w:tr>
       <w:tr>
+        <w:trPr>
+          <w:cantSplit/>
+        </w:trPr>
         <w:tc>
           <w:tcPr>
             <w:tcW w:type="dxa" w:w="2882"/>
@@ -11160,6 +10866,9 @@
         </w:tc>
       </w:tr>
       <w:tr>
+        <w:trPr>
+          <w:cantSplit/>
+        </w:trPr>
         <w:tc>
           <w:tcPr>
             <w:tcW w:type="dxa" w:w="2882"/>
@@ -11213,6 +10922,9 @@
         </w:tc>
       </w:tr>
       <w:tr>
+        <w:trPr>
+          <w:cantSplit/>
+        </w:trPr>
         <w:tc>
           <w:tcPr>
             <w:tcW w:type="dxa" w:w="2882"/>
@@ -11298,7 +11010,25 @@
           <w:color w:val="5A5A5A"/>
           <w:sz w:val="21"/>
         </w:rPr>
-        <w:t>本章针对本岗定制简历（双志愿通用版）逐条拆解。面试官手上只有简历和你的自我介绍，**他问的每一个问题，源头都在简历上**。</w:t>
+        <w:t>本章针对本岗定制简历（双志愿通用版）逐条拆解。面试官手上只有简历和你的自我介绍，</w:t>
+      </w:r>
+      <w:r>
+        <w:rPr>
+          <w:rFonts w:ascii="Calibri" w:hAnsi="Calibri" w:eastAsia="微软雅黑"/>
+          <w:b/>
+          <w:color w:val="5A5A5A"/>
+          <w:sz w:val="21"/>
+        </w:rPr>
+        <w:t>他问的每一个问题，源头都在简历上</w:t>
+      </w:r>
+      <w:r>
+        <w:rPr>
+          <w:rFonts w:ascii="Calibri" w:hAnsi="Calibri" w:eastAsia="微软雅黑"/>
+          <w:b w:val="0"/>
+          <w:color w:val="5A5A5A"/>
+          <w:sz w:val="21"/>
+        </w:rPr>
+        <w:t>。</w:t>
       </w:r>
     </w:p>
     <w:p>
@@ -11363,7 +11093,24 @@
           <w:color w:val="5A5A5A"/>
           <w:sz w:val="21"/>
         </w:rPr>
-        <w:t>**ERP采购与库存全流程模拟** ｜ 课程实验项目（账套主管） ｜ 2025.09—2025.12</w:t>
+      </w:r>
+      <w:r>
+        <w:rPr>
+          <w:rFonts w:ascii="Calibri" w:hAnsi="Calibri" w:eastAsia="微软雅黑"/>
+          <w:b/>
+          <w:color w:val="5A5A5A"/>
+          <w:sz w:val="21"/>
+        </w:rPr>
+        <w:t>ERP采购与库存全流程模拟</w:t>
+      </w:r>
+      <w:r>
+        <w:rPr>
+          <w:rFonts w:ascii="Calibri" w:hAnsi="Calibri" w:eastAsia="微软雅黑"/>
+          <w:b w:val="0"/>
+          <w:color w:val="5A5A5A"/>
+          <w:sz w:val="21"/>
+        </w:rPr>
+        <w:t xml:space="preserve"> ｜ 课程实验项目（账套主管） ｜ 2025.09—2025.12</w:t>
       </w:r>
     </w:p>
     <w:p>
@@ -11736,20 +11483,6 @@
     </w:p>
     <w:p>
       <w:pPr>
-        <w:spacing w:line="360" w:lineRule="auto" w:after="80"/>
-      </w:pPr>
-      <w:r>
-        <w:rPr>
-          <w:rFonts w:ascii="Calibri" w:hAnsi="Calibri" w:eastAsia="微软雅黑"/>
-          <w:b w:val="0"/>
-          <w:color w:val="2B2B2B"/>
-          <w:sz w:val="22"/>
-        </w:rPr>
-        <w:t>&gt;</w:t>
-      </w:r>
-    </w:p>
-    <w:p>
-      <w:pPr>
         <w:spacing w:line="360" w:lineRule="auto" w:after="60"/>
         <w:ind w:left="567"/>
         <w:pBdr>
@@ -11763,7 +11496,25 @@
           <w:color w:val="5A5A5A"/>
           <w:sz w:val="21"/>
         </w:rPr>
-        <w:t>关键是**单据之间有勾稽关系**：入库单要能追溯回订单，发票要和入库单对得上数量金额，否则对账就对不平。"</w:t>
+        <w:t>关键是</w:t>
+      </w:r>
+      <w:r>
+        <w:rPr>
+          <w:rFonts w:ascii="Calibri" w:hAnsi="Calibri" w:eastAsia="微软雅黑"/>
+          <w:b/>
+          <w:color w:val="5A5A5A"/>
+          <w:sz w:val="21"/>
+        </w:rPr>
+        <w:t>单据之间有勾稽关系</w:t>
+      </w:r>
+      <w:r>
+        <w:rPr>
+          <w:rFonts w:ascii="Calibri" w:hAnsi="Calibri" w:eastAsia="微软雅黑"/>
+          <w:b w:val="0"/>
+          <w:color w:val="5A5A5A"/>
+          <w:sz w:val="21"/>
+        </w:rPr>
+        <w:t>：入库单要能追溯回订单，发票要和入库单对得上数量金额，否则对账就对不平。"</w:t>
       </w:r>
     </w:p>
     <w:p>
@@ -11816,20 +11567,6 @@
     </w:p>
     <w:p>
       <w:pPr>
-        <w:spacing w:line="360" w:lineRule="auto" w:after="80"/>
-      </w:pPr>
-      <w:r>
-        <w:rPr>
-          <w:rFonts w:ascii="Calibri" w:hAnsi="Calibri" w:eastAsia="微软雅黑"/>
-          <w:b w:val="0"/>
-          <w:color w:val="2B2B2B"/>
-          <w:sz w:val="22"/>
-        </w:rPr>
-        <w:t>&gt;</w:t>
-      </w:r>
-    </w:p>
-    <w:p>
-      <w:pPr>
         <w:spacing w:line="360" w:lineRule="auto" w:after="60"/>
         <w:ind w:left="567"/>
         <w:pBdr>
@@ -11843,21 +11580,25 @@
           <w:color w:val="5A5A5A"/>
           <w:sz w:val="21"/>
         </w:rPr>
-        <w:t>验收卡在**数量和质量不一致**：订单订了 100 吨，实际到 98 吨（运输损耗或者供应商少发），或者到了 100 吨但有 2 吨不合格要退货。这时候入库单是按 98 录、还是按 100 录再走退货单，处理方式不一样，台账就对不上。</w:t>
-      </w:r>
-    </w:p>
-    <w:p>
-      <w:pPr>
-        <w:spacing w:line="360" w:lineRule="auto" w:after="80"/>
-      </w:pPr>
-      <w:r>
-        <w:rPr>
-          <w:rFonts w:ascii="Calibri" w:hAnsi="Calibri" w:eastAsia="微软雅黑"/>
-          <w:b w:val="0"/>
-          <w:color w:val="2B2B2B"/>
-          <w:sz w:val="22"/>
-        </w:rPr>
-        <w:t>&gt;</w:t>
+        <w:t>验收卡在</w:t>
+      </w:r>
+      <w:r>
+        <w:rPr>
+          <w:rFonts w:ascii="Calibri" w:hAnsi="Calibri" w:eastAsia="微软雅黑"/>
+          <w:b/>
+          <w:color w:val="5A5A5A"/>
+          <w:sz w:val="21"/>
+        </w:rPr>
+        <w:t>数量和质量不一致</w:t>
+      </w:r>
+      <w:r>
+        <w:rPr>
+          <w:rFonts w:ascii="Calibri" w:hAnsi="Calibri" w:eastAsia="微软雅黑"/>
+          <w:b w:val="0"/>
+          <w:color w:val="5A5A5A"/>
+          <w:sz w:val="21"/>
+        </w:rPr>
+        <w:t>：订单订了 100 吨，实际到 98 吨（运输损耗或者供应商少发），或者到了 100 吨但有 2 吨不合格要退货。这时候入库单是按 98 录、还是按 100 录再走退货单，处理方式不一样，台账就对不上。</w:t>
       </w:r>
     </w:p>
     <w:p>
@@ -11875,7 +11616,25 @@
           <w:color w:val="5A5A5A"/>
           <w:sz w:val="21"/>
         </w:rPr>
-        <w:t>对账卡在**发票与入库的时点和口径不一致**：货到了但发票没到，财务要做暂估；发票到了但金额和订单不一致（比如运费谁承担），就要调。这两块如果不及时清，账上就挂着一堆未清项。"</w:t>
+        <w:t>对账卡在</w:t>
+      </w:r>
+      <w:r>
+        <w:rPr>
+          <w:rFonts w:ascii="Calibri" w:hAnsi="Calibri" w:eastAsia="微软雅黑"/>
+          <w:b/>
+          <w:color w:val="5A5A5A"/>
+          <w:sz w:val="21"/>
+        </w:rPr>
+        <w:t>发票与入库的时点和口径不一致</w:t>
+      </w:r>
+      <w:r>
+        <w:rPr>
+          <w:rFonts w:ascii="Calibri" w:hAnsi="Calibri" w:eastAsia="微软雅黑"/>
+          <w:b w:val="0"/>
+          <w:color w:val="5A5A5A"/>
+          <w:sz w:val="21"/>
+        </w:rPr>
+        <w:t>：货到了但发票没到，财务要做暂估；发票到了但金额和订单不一致（比如运费谁承担），就要调。这两块如果不及时清，账上就挂着一堆未清项。"</w:t>
       </w:r>
     </w:p>
     <w:p>
@@ -11928,20 +11687,6 @@
     </w:p>
     <w:p>
       <w:pPr>
-        <w:spacing w:line="360" w:lineRule="auto" w:after="80"/>
-      </w:pPr>
-      <w:r>
-        <w:rPr>
-          <w:rFonts w:ascii="Calibri" w:hAnsi="Calibri" w:eastAsia="微软雅黑"/>
-          <w:b w:val="0"/>
-          <w:color w:val="2B2B2B"/>
-          <w:sz w:val="22"/>
-        </w:rPr>
-        <w:t>&gt;</w:t>
-      </w:r>
-    </w:p>
-    <w:p>
-      <w:pPr>
         <w:spacing w:line="360" w:lineRule="auto" w:after="60"/>
         <w:ind w:left="567"/>
         <w:pBdr>
@@ -11955,7 +11700,43 @@
           <w:color w:val="5A5A5A"/>
           <w:sz w:val="21"/>
         </w:rPr>
-        <w:t>我在实验里定位到的规律是：差异高发的两个环节是**入库验收**和**调拨**。入库是数量和质量的交界处，调拨是两个仓库之间的交接，两边都容易出现'一边记了另一边没记'的情况。"</w:t>
+        <w:t>我在实验里定位到的规律是：差异高发的两个环节是</w:t>
+      </w:r>
+      <w:r>
+        <w:rPr>
+          <w:rFonts w:ascii="Calibri" w:hAnsi="Calibri" w:eastAsia="微软雅黑"/>
+          <w:b/>
+          <w:color w:val="5A5A5A"/>
+          <w:sz w:val="21"/>
+        </w:rPr>
+        <w:t>入库验收</w:t>
+      </w:r>
+      <w:r>
+        <w:rPr>
+          <w:rFonts w:ascii="Calibri" w:hAnsi="Calibri" w:eastAsia="微软雅黑"/>
+          <w:b w:val="0"/>
+          <w:color w:val="5A5A5A"/>
+          <w:sz w:val="21"/>
+        </w:rPr>
+        <w:t>和</w:t>
+      </w:r>
+      <w:r>
+        <w:rPr>
+          <w:rFonts w:ascii="Calibri" w:hAnsi="Calibri" w:eastAsia="微软雅黑"/>
+          <w:b/>
+          <w:color w:val="5A5A5A"/>
+          <w:sz w:val="21"/>
+        </w:rPr>
+        <w:t>调拨</w:t>
+      </w:r>
+      <w:r>
+        <w:rPr>
+          <w:rFonts w:ascii="Calibri" w:hAnsi="Calibri" w:eastAsia="微软雅黑"/>
+          <w:b w:val="0"/>
+          <w:color w:val="5A5A5A"/>
+          <w:sz w:val="21"/>
+        </w:rPr>
+        <w:t>。入库是数量和质量的交界处，调拨是两个仓库之间的交接，两边都容易出现'一边记了另一边没记'的情况。"</w:t>
       </w:r>
     </w:p>
     <w:p>
@@ -12003,21 +11784,25 @@
           <w:color w:val="5A5A5A"/>
           <w:sz w:val="21"/>
         </w:rPr>
-        <w:t>"存货核算算的是**存货的成本金额**——同一个物料，不同批次进价可能不一样，出库的时候按什么单价算，这就是核算方法的问题（先进先出、移动加权平均等）。</w:t>
-      </w:r>
-    </w:p>
-    <w:p>
-      <w:pPr>
-        <w:spacing w:line="360" w:lineRule="auto" w:after="80"/>
-      </w:pPr>
-      <w:r>
-        <w:rPr>
-          <w:rFonts w:ascii="Calibri" w:hAnsi="Calibri" w:eastAsia="微软雅黑"/>
-          <w:b w:val="0"/>
-          <w:color w:val="2B2B2B"/>
-          <w:sz w:val="22"/>
-        </w:rPr>
-        <w:t>&gt;</w:t>
+        <w:t>"存货核算算的是</w:t>
+      </w:r>
+      <w:r>
+        <w:rPr>
+          <w:rFonts w:ascii="Calibri" w:hAnsi="Calibri" w:eastAsia="微软雅黑"/>
+          <w:b/>
+          <w:color w:val="5A5A5A"/>
+          <w:sz w:val="21"/>
+        </w:rPr>
+        <w:t>存货的成本金额</w:t>
+      </w:r>
+      <w:r>
+        <w:rPr>
+          <w:rFonts w:ascii="Calibri" w:hAnsi="Calibri" w:eastAsia="微软雅黑"/>
+          <w:b w:val="0"/>
+          <w:color w:val="5A5A5A"/>
+          <w:sz w:val="21"/>
+        </w:rPr>
+        <w:t>——同一个物料，不同批次进价可能不一样，出库的时候按什么单价算，这就是核算方法的问题（先进先出、移动加权平均等）。</w:t>
       </w:r>
     </w:p>
     <w:p>
@@ -12202,20 +11987,6 @@
     </w:p>
     <w:p>
       <w:pPr>
-        <w:spacing w:line="360" w:lineRule="auto" w:after="80"/>
-      </w:pPr>
-      <w:r>
-        <w:rPr>
-          <w:rFonts w:ascii="Calibri" w:hAnsi="Calibri" w:eastAsia="微软雅黑"/>
-          <w:b w:val="0"/>
-          <w:color w:val="2B2B2B"/>
-          <w:sz w:val="22"/>
-        </w:rPr>
-        <w:t>&gt;</w:t>
-      </w:r>
-    </w:p>
-    <w:p>
-      <w:pPr>
         <w:spacing w:line="360" w:lineRule="auto" w:after="60"/>
         <w:ind w:left="567"/>
         <w:pBdr>
@@ -12229,7 +12000,43 @@
           <w:color w:val="5A5A5A"/>
           <w:sz w:val="21"/>
         </w:rPr>
-        <w:t>核心结论有两条：一是 ERP 的价值不在于"能录入"，而在于**单据之间的勾稽和追溯**——一旦某个环节的单据不录，后面的核算全都不准；二是它的局限在于**必须靠人来保证数据及时性**，系统只能保证逻辑正确，不能保证你当天录。所以很多企业上 ERP 失败，不是软件问题，是流程执行问题。"</w:t>
+        <w:t>核心结论有两条：一是 ERP 的价值不在于"能录入"，而在于</w:t>
+      </w:r>
+      <w:r>
+        <w:rPr>
+          <w:rFonts w:ascii="Calibri" w:hAnsi="Calibri" w:eastAsia="微软雅黑"/>
+          <w:b/>
+          <w:color w:val="5A5A5A"/>
+          <w:sz w:val="21"/>
+        </w:rPr>
+        <w:t>单据之间的勾稽和追溯</w:t>
+      </w:r>
+      <w:r>
+        <w:rPr>
+          <w:rFonts w:ascii="Calibri" w:hAnsi="Calibri" w:eastAsia="微软雅黑"/>
+          <w:b w:val="0"/>
+          <w:color w:val="5A5A5A"/>
+          <w:sz w:val="21"/>
+        </w:rPr>
+        <w:t>——一旦某个环节的单据不录，后面的核算全都不准；二是它的局限在于</w:t>
+      </w:r>
+      <w:r>
+        <w:rPr>
+          <w:rFonts w:ascii="Calibri" w:hAnsi="Calibri" w:eastAsia="微软雅黑"/>
+          <w:b/>
+          <w:color w:val="5A5A5A"/>
+          <w:sz w:val="21"/>
+        </w:rPr>
+        <w:t>必须靠人来保证数据及时性</w:t>
+      </w:r>
+      <w:r>
+        <w:rPr>
+          <w:rFonts w:ascii="Calibri" w:hAnsi="Calibri" w:eastAsia="微软雅黑"/>
+          <w:b w:val="0"/>
+          <w:color w:val="5A5A5A"/>
+          <w:sz w:val="21"/>
+        </w:rPr>
+        <w:t>，系统只能保证逻辑正确，不能保证你当天录。所以很多企业上 ERP 失败，不是软件问题，是流程执行问题。"</w:t>
       </w:r>
     </w:p>
     <w:p>
@@ -12282,20 +12089,6 @@
     </w:p>
     <w:p>
       <w:pPr>
-        <w:spacing w:line="360" w:lineRule="auto" w:after="80"/>
-      </w:pPr>
-      <w:r>
-        <w:rPr>
-          <w:rFonts w:ascii="Calibri" w:hAnsi="Calibri" w:eastAsia="微软雅黑"/>
-          <w:b w:val="0"/>
-          <w:color w:val="2B2B2B"/>
-          <w:sz w:val="22"/>
-        </w:rPr>
-        <w:t>&gt;</w:t>
-      </w:r>
-    </w:p>
-    <w:p>
-      <w:pPr>
         <w:spacing w:line="360" w:lineRule="auto" w:after="60"/>
         <w:ind w:left="567"/>
         <w:pBdr>
@@ -12309,21 +12102,25 @@
           <w:color w:val="5A5A5A"/>
           <w:sz w:val="21"/>
         </w:rPr>
-        <w:t>一是**规模和复杂度**：实验是一个模拟的箱包企业，SKU 少、供应商少；真实工厂物料上千种、供应商几十家，还有批次和保质期管理。</w:t>
-      </w:r>
-    </w:p>
-    <w:p>
-      <w:pPr>
-        <w:spacing w:line="360" w:lineRule="auto" w:after="80"/>
-      </w:pPr>
-      <w:r>
-        <w:rPr>
-          <w:rFonts w:ascii="Calibri" w:hAnsi="Calibri" w:eastAsia="微软雅黑"/>
-          <w:b w:val="0"/>
-          <w:color w:val="2B2B2B"/>
-          <w:sz w:val="22"/>
-        </w:rPr>
-        <w:t>&gt;</w:t>
+        <w:t>一是</w:t>
+      </w:r>
+      <w:r>
+        <w:rPr>
+          <w:rFonts w:ascii="Calibri" w:hAnsi="Calibri" w:eastAsia="微软雅黑"/>
+          <w:b/>
+          <w:color w:val="5A5A5A"/>
+          <w:sz w:val="21"/>
+        </w:rPr>
+        <w:t>规模和复杂度</w:t>
+      </w:r>
+      <w:r>
+        <w:rPr>
+          <w:rFonts w:ascii="Calibri" w:hAnsi="Calibri" w:eastAsia="微软雅黑"/>
+          <w:b w:val="0"/>
+          <w:color w:val="5A5A5A"/>
+          <w:sz w:val="21"/>
+        </w:rPr>
+        <w:t>：实验是一个模拟的箱包企业，SKU 少、供应商少；真实工厂物料上千种、供应商几十家，还有批次和保质期管理。</w:t>
       </w:r>
     </w:p>
     <w:p>
@@ -12341,21 +12138,25 @@
           <w:color w:val="5A5A5A"/>
           <w:sz w:val="21"/>
         </w:rPr>
-        <w:t>二是**异常密度**：实验里流程是顺的，真实生产里每天都在处理异常——缺料、退货、急单、质量不合格。</w:t>
-      </w:r>
-    </w:p>
-    <w:p>
-      <w:pPr>
-        <w:spacing w:line="360" w:lineRule="auto" w:after="80"/>
-      </w:pPr>
-      <w:r>
-        <w:rPr>
-          <w:rFonts w:ascii="Calibri" w:hAnsi="Calibri" w:eastAsia="微软雅黑"/>
-          <w:b w:val="0"/>
-          <w:color w:val="2B2B2B"/>
-          <w:sz w:val="22"/>
-        </w:rPr>
-        <w:t>&gt;</w:t>
+        <w:t>二是</w:t>
+      </w:r>
+      <w:r>
+        <w:rPr>
+          <w:rFonts w:ascii="Calibri" w:hAnsi="Calibri" w:eastAsia="微软雅黑"/>
+          <w:b/>
+          <w:color w:val="5A5A5A"/>
+          <w:sz w:val="21"/>
+        </w:rPr>
+        <w:t>异常密度</w:t>
+      </w:r>
+      <w:r>
+        <w:rPr>
+          <w:rFonts w:ascii="Calibri" w:hAnsi="Calibri" w:eastAsia="微软雅黑"/>
+          <w:b w:val="0"/>
+          <w:color w:val="5A5A5A"/>
+          <w:sz w:val="21"/>
+        </w:rPr>
+        <w:t>：实验里流程是顺的，真实生产里每天都在处理异常——缺料、退货、急单、质量不合格。</w:t>
       </w:r>
     </w:p>
     <w:p>
@@ -12373,7 +12174,25 @@
           <w:color w:val="5A5A5A"/>
           <w:sz w:val="21"/>
         </w:rPr>
-        <w:t>三是**时间压力**：实验可以慢慢录，真实业务要求当天清。这也是我为什么特别关心'入库必须当日录单'这类流程规范。"</w:t>
+        <w:t>三是</w:t>
+      </w:r>
+      <w:r>
+        <w:rPr>
+          <w:rFonts w:ascii="Calibri" w:hAnsi="Calibri" w:eastAsia="微软雅黑"/>
+          <w:b/>
+          <w:color w:val="5A5A5A"/>
+          <w:sz w:val="21"/>
+        </w:rPr>
+        <w:t>时间压力</w:t>
+      </w:r>
+      <w:r>
+        <w:rPr>
+          <w:rFonts w:ascii="Calibri" w:hAnsi="Calibri" w:eastAsia="微软雅黑"/>
+          <w:b w:val="0"/>
+          <w:color w:val="5A5A5A"/>
+          <w:sz w:val="21"/>
+        </w:rPr>
+        <w:t>：实验可以慢慢录，真实业务要求当天清。这也是我为什么特别关心'入库必须当日录单'这类流程规范。"</w:t>
       </w:r>
     </w:p>
     <w:p>
@@ -12488,7 +12307,24 @@
           <w:color w:val="5A5A5A"/>
           <w:sz w:val="21"/>
         </w:rPr>
-        <w:t>**电商商务数据分析实训** ｜ 个人课程项目 ｜ 2025.09—2025.12</w:t>
+      </w:r>
+      <w:r>
+        <w:rPr>
+          <w:rFonts w:ascii="Calibri" w:hAnsi="Calibri" w:eastAsia="微软雅黑"/>
+          <w:b/>
+          <w:color w:val="5A5A5A"/>
+          <w:sz w:val="21"/>
+        </w:rPr>
+        <w:t>电商商务数据分析实训</w:t>
+      </w:r>
+      <w:r>
+        <w:rPr>
+          <w:rFonts w:ascii="Calibri" w:hAnsi="Calibri" w:eastAsia="微软雅黑"/>
+          <w:b w:val="0"/>
+          <w:color w:val="5A5A5A"/>
+          <w:sz w:val="21"/>
+        </w:rPr>
+        <w:t xml:space="preserve"> ｜ 个人课程项目 ｜ 2025.09—2025.12</w:t>
       </w:r>
     </w:p>
     <w:p>
@@ -12813,20 +12649,6 @@
     </w:p>
     <w:p>
       <w:pPr>
-        <w:spacing w:line="360" w:lineRule="auto" w:after="80"/>
-      </w:pPr>
-      <w:r>
-        <w:rPr>
-          <w:rFonts w:ascii="Calibri" w:hAnsi="Calibri" w:eastAsia="微软雅黑"/>
-          <w:b w:val="0"/>
-          <w:color w:val="2B2B2B"/>
-          <w:sz w:val="22"/>
-        </w:rPr>
-        <w:t>&gt;</w:t>
-      </w:r>
-    </w:p>
-    <w:p>
-      <w:pPr>
         <w:spacing w:line="360" w:lineRule="auto" w:after="60"/>
         <w:ind w:left="567"/>
         <w:pBdr>
@@ -12840,7 +12662,25 @@
           <w:color w:val="5A5A5A"/>
           <w:sz w:val="21"/>
         </w:rPr>
-        <w:t>多少算好要分行业：快消品可能十几次，制造业原材料通常几次。**关键不是绝对值，是横向比和纵向比**——同类 SKU 之间比、和自己上期比。我在项目里主要用周转率来识别"周转慢的 SKU"，也就是压在库里的那批。"</w:t>
+        <w:t>多少算好要分行业：快消品可能十几次，制造业原材料通常几次。</w:t>
+      </w:r>
+      <w:r>
+        <w:rPr>
+          <w:rFonts w:ascii="Calibri" w:hAnsi="Calibri" w:eastAsia="微软雅黑"/>
+          <w:b/>
+          <w:color w:val="5A5A5A"/>
+          <w:sz w:val="21"/>
+        </w:rPr>
+        <w:t>关键不是绝对值，是横向比和纵向比</w:t>
+      </w:r>
+      <w:r>
+        <w:rPr>
+          <w:rFonts w:ascii="Calibri" w:hAnsi="Calibri" w:eastAsia="微软雅黑"/>
+          <w:b w:val="0"/>
+          <w:color w:val="5A5A5A"/>
+          <w:sz w:val="21"/>
+        </w:rPr>
+        <w:t>——同类 SKU 之间比、和自己上期比。我在项目里主要用周转率来识别"周转慢的 SKU"，也就是压在库里的那批。"</w:t>
       </w:r>
     </w:p>
     <w:p>
@@ -12893,20 +12733,6 @@
     </w:p>
     <w:p>
       <w:pPr>
-        <w:spacing w:line="360" w:lineRule="auto" w:after="80"/>
-      </w:pPr>
-      <w:r>
-        <w:rPr>
-          <w:rFonts w:ascii="Calibri" w:hAnsi="Calibri" w:eastAsia="微软雅黑"/>
-          <w:b w:val="0"/>
-          <w:color w:val="2B2B2B"/>
-          <w:sz w:val="22"/>
-        </w:rPr>
-        <w:t>&gt;</w:t>
-      </w:r>
-    </w:p>
-    <w:p>
-      <w:pPr>
         <w:spacing w:line="360" w:lineRule="auto" w:after="60"/>
         <w:ind w:left="567"/>
         <w:pBdr>
@@ -12920,7 +12746,25 @@
           <w:color w:val="5A5A5A"/>
           <w:sz w:val="21"/>
         </w:rPr>
-        <w:t>严格的做法应该是：**安全库存 = 安全系数 × 提前期内需求标准差**，安全系数由目标服务水平查正态分布表得到（比如 95% 对应 1.65）。这个公式我是在准备这个岗位的时候系统看的，项目里没用到这么细。"</w:t>
+        <w:t>严格的做法应该是：</w:t>
+      </w:r>
+      <w:r>
+        <w:rPr>
+          <w:rFonts w:ascii="Calibri" w:hAnsi="Calibri" w:eastAsia="微软雅黑"/>
+          <w:b/>
+          <w:color w:val="5A5A5A"/>
+          <w:sz w:val="21"/>
+        </w:rPr>
+        <w:t>安全库存 = 安全系数 × 提前期内需求标准差</w:t>
+      </w:r>
+      <w:r>
+        <w:rPr>
+          <w:rFonts w:ascii="Calibri" w:hAnsi="Calibri" w:eastAsia="微软雅黑"/>
+          <w:b w:val="0"/>
+          <w:color w:val="5A5A5A"/>
+          <w:sz w:val="21"/>
+        </w:rPr>
+        <w:t>，安全系数由目标服务水平查正态分布表得到（比如 95% 对应 1.65）。这个公式我是在准备这个岗位的时候系统看的，项目里没用到这么细。"</w:t>
       </w:r>
     </w:p>
     <w:p>
@@ -13004,20 +12848,6 @@
     </w:p>
     <w:p>
       <w:pPr>
-        <w:spacing w:line="360" w:lineRule="auto" w:after="80"/>
-      </w:pPr>
-      <w:r>
-        <w:rPr>
-          <w:rFonts w:ascii="Calibri" w:hAnsi="Calibri" w:eastAsia="微软雅黑"/>
-          <w:b w:val="0"/>
-          <w:color w:val="2B2B2B"/>
-          <w:sz w:val="22"/>
-        </w:rPr>
-        <w:t>&gt;</w:t>
-      </w:r>
-    </w:p>
-    <w:p>
-      <w:pPr>
         <w:spacing w:line="360" w:lineRule="auto" w:after="60"/>
         <w:ind w:left="567"/>
         <w:pBdr>
@@ -13084,20 +12914,6 @@
     </w:p>
     <w:p>
       <w:pPr>
-        <w:spacing w:line="360" w:lineRule="auto" w:after="80"/>
-      </w:pPr>
-      <w:r>
-        <w:rPr>
-          <w:rFonts w:ascii="Calibri" w:hAnsi="Calibri" w:eastAsia="微软雅黑"/>
-          <w:b w:val="0"/>
-          <w:color w:val="2B2B2B"/>
-          <w:sz w:val="22"/>
-        </w:rPr>
-        <w:t>&gt;</w:t>
-      </w:r>
-    </w:p>
-    <w:p>
-      <w:pPr>
         <w:spacing w:line="360" w:lineRule="auto" w:after="60"/>
         <w:ind w:left="567"/>
         <w:pBdr>
@@ -13111,7 +12927,43 @@
           <w:color w:val="5A5A5A"/>
           <w:sz w:val="21"/>
         </w:rPr>
-        <w:t>这一步的关键是**在途要单独算**：如果只扣现有库存，会重复下单；如果把在途算进可用库存，又可能高估可用量。**可用库存 = 现有库存 + 在途 − 已分配未出库**，这三个数缺一个都会算错。"</w:t>
+        <w:t>这一步的关键是</w:t>
+      </w:r>
+      <w:r>
+        <w:rPr>
+          <w:rFonts w:ascii="Calibri" w:hAnsi="Calibri" w:eastAsia="微软雅黑"/>
+          <w:b/>
+          <w:color w:val="5A5A5A"/>
+          <w:sz w:val="21"/>
+        </w:rPr>
+        <w:t>在途要单独算</w:t>
+      </w:r>
+      <w:r>
+        <w:rPr>
+          <w:rFonts w:ascii="Calibri" w:hAnsi="Calibri" w:eastAsia="微软雅黑"/>
+          <w:b w:val="0"/>
+          <w:color w:val="5A5A5A"/>
+          <w:sz w:val="21"/>
+        </w:rPr>
+        <w:t>：如果只扣现有库存，会重复下单；如果把在途算进可用库存，又可能高估可用量。</w:t>
+      </w:r>
+      <w:r>
+        <w:rPr>
+          <w:rFonts w:ascii="Calibri" w:hAnsi="Calibri" w:eastAsia="微软雅黑"/>
+          <w:b/>
+          <w:color w:val="5A5A5A"/>
+          <w:sz w:val="21"/>
+        </w:rPr>
+        <w:t>可用库存 = 现有库存 + 在途 − 已分配未出库</w:t>
+      </w:r>
+      <w:r>
+        <w:rPr>
+          <w:rFonts w:ascii="Calibri" w:hAnsi="Calibri" w:eastAsia="微软雅黑"/>
+          <w:b w:val="0"/>
+          <w:color w:val="5A5A5A"/>
+          <w:sz w:val="21"/>
+        </w:rPr>
+        <w:t>，这三个数缺一个都会算错。"</w:t>
       </w:r>
     </w:p>
     <w:p>
@@ -13164,20 +13016,6 @@
     </w:p>
     <w:p>
       <w:pPr>
-        <w:spacing w:line="360" w:lineRule="auto" w:after="80"/>
-      </w:pPr>
-      <w:r>
-        <w:rPr>
-          <w:rFonts w:ascii="Calibri" w:hAnsi="Calibri" w:eastAsia="微软雅黑"/>
-          <w:b w:val="0"/>
-          <w:color w:val="2B2B2B"/>
-          <w:sz w:val="22"/>
-        </w:rPr>
-        <w:t>&gt;</w:t>
-      </w:r>
-    </w:p>
-    <w:p>
-      <w:pPr>
         <w:spacing w:line="360" w:lineRule="auto" w:after="60"/>
         <w:ind w:left="567"/>
         <w:pBdr>
@@ -13292,20 +13130,6 @@
     </w:p>
     <w:p>
       <w:pPr>
-        <w:spacing w:line="360" w:lineRule="auto" w:after="80"/>
-      </w:pPr>
-      <w:r>
-        <w:rPr>
-          <w:rFonts w:ascii="Calibri" w:hAnsi="Calibri" w:eastAsia="微软雅黑"/>
-          <w:b w:val="0"/>
-          <w:color w:val="2B2B2B"/>
-          <w:sz w:val="22"/>
-        </w:rPr>
-        <w:t>&gt;</w:t>
-      </w:r>
-    </w:p>
-    <w:p>
-      <w:pPr>
         <w:spacing w:line="360" w:lineRule="auto" w:after="60"/>
         <w:ind w:left="567"/>
         <w:pBdr>
@@ -13372,20 +13196,6 @@
     </w:p>
     <w:p>
       <w:pPr>
-        <w:spacing w:line="360" w:lineRule="auto" w:after="80"/>
-      </w:pPr>
-      <w:r>
-        <w:rPr>
-          <w:rFonts w:ascii="Calibri" w:hAnsi="Calibri" w:eastAsia="微软雅黑"/>
-          <w:b w:val="0"/>
-          <w:color w:val="2B2B2B"/>
-          <w:sz w:val="22"/>
-        </w:rPr>
-        <w:t>&gt;</w:t>
-      </w:r>
-    </w:p>
-    <w:p>
-      <w:pPr>
         <w:spacing w:line="360" w:lineRule="auto" w:after="60"/>
         <w:ind w:left="567"/>
         <w:pBdr>
@@ -13399,21 +13209,25 @@
           <w:color w:val="5A5A5A"/>
           <w:sz w:val="21"/>
         </w:rPr>
-        <w:t>第一，**预警对象从 SKU 换成物料+批次**。负极材料的石油焦、针状焦有批次差异，同一物料不同批次的物性可能不一样，不能混着算。</w:t>
-      </w:r>
-    </w:p>
-    <w:p>
-      <w:pPr>
-        <w:spacing w:line="360" w:lineRule="auto" w:after="80"/>
-      </w:pPr>
-      <w:r>
-        <w:rPr>
-          <w:rFonts w:ascii="Calibri" w:hAnsi="Calibri" w:eastAsia="微软雅黑"/>
-          <w:b w:val="0"/>
-          <w:color w:val="2B2B2B"/>
-          <w:sz w:val="22"/>
-        </w:rPr>
-        <w:t>&gt;</w:t>
+        <w:t>第一，</w:t>
+      </w:r>
+      <w:r>
+        <w:rPr>
+          <w:rFonts w:ascii="Calibri" w:hAnsi="Calibri" w:eastAsia="微软雅黑"/>
+          <w:b/>
+          <w:color w:val="5A5A5A"/>
+          <w:sz w:val="21"/>
+        </w:rPr>
+        <w:t>预警对象从 SKU 换成物料+批次</w:t>
+      </w:r>
+      <w:r>
+        <w:rPr>
+          <w:rFonts w:ascii="Calibri" w:hAnsi="Calibri" w:eastAsia="微软雅黑"/>
+          <w:b w:val="0"/>
+          <w:color w:val="5A5A5A"/>
+          <w:sz w:val="21"/>
+        </w:rPr>
+        <w:t>。负极材料的石油焦、针状焦有批次差异，同一物料不同批次的物性可能不一样，不能混着算。</w:t>
       </w:r>
     </w:p>
     <w:p>
@@ -13431,21 +13245,25 @@
           <w:color w:val="5A5A5A"/>
           <w:sz w:val="21"/>
         </w:rPr>
-        <w:t>第二，**提前期要按供应商和运输方式拆**，不能统一一个提前期。外协石墨化的提前期和本地原料的提前期差很多。</w:t>
-      </w:r>
-    </w:p>
-    <w:p>
-      <w:pPr>
-        <w:spacing w:line="360" w:lineRule="auto" w:after="80"/>
-      </w:pPr>
-      <w:r>
-        <w:rPr>
-          <w:rFonts w:ascii="Calibri" w:hAnsi="Calibri" w:eastAsia="微软雅黑"/>
-          <w:b w:val="0"/>
-          <w:color w:val="2B2B2B"/>
-          <w:sz w:val="22"/>
-        </w:rPr>
-        <w:t>&gt;</w:t>
+        <w:t>第二，</w:t>
+      </w:r>
+      <w:r>
+        <w:rPr>
+          <w:rFonts w:ascii="Calibri" w:hAnsi="Calibri" w:eastAsia="微软雅黑"/>
+          <w:b/>
+          <w:color w:val="5A5A5A"/>
+          <w:sz w:val="21"/>
+        </w:rPr>
+        <w:t>提前期要按供应商和运输方式拆</w:t>
+      </w:r>
+      <w:r>
+        <w:rPr>
+          <w:rFonts w:ascii="Calibri" w:hAnsi="Calibri" w:eastAsia="微软雅黑"/>
+          <w:b w:val="0"/>
+          <w:color w:val="5A5A5A"/>
+          <w:sz w:val="21"/>
+        </w:rPr>
+        <w:t>，不能统一一个提前期。外协石墨化的提前期和本地原料的提前期差很多。</w:t>
       </w:r>
     </w:p>
     <w:p>
@@ -13463,21 +13281,25 @@
           <w:color w:val="5A5A5A"/>
           <w:sz w:val="21"/>
         </w:rPr>
-        <w:t>第三，**安全库存要按工序位置分层**。原料、在制品、成品三层各自的安全库存逻辑不同——原料保供应连续，在制品保工序衔接，成品保交付。</w:t>
-      </w:r>
-    </w:p>
-    <w:p>
-      <w:pPr>
-        <w:spacing w:line="360" w:lineRule="auto" w:after="80"/>
-      </w:pPr>
-      <w:r>
-        <w:rPr>
-          <w:rFonts w:ascii="Calibri" w:hAnsi="Calibri" w:eastAsia="微软雅黑"/>
-          <w:b w:val="0"/>
-          <w:color w:val="2B2B2B"/>
-          <w:sz w:val="22"/>
-        </w:rPr>
-        <w:t>&gt;</w:t>
+        <w:t>第三，</w:t>
+      </w:r>
+      <w:r>
+        <w:rPr>
+          <w:rFonts w:ascii="Calibri" w:hAnsi="Calibri" w:eastAsia="微软雅黑"/>
+          <w:b/>
+          <w:color w:val="5A5A5A"/>
+          <w:sz w:val="21"/>
+        </w:rPr>
+        <w:t>安全库存要按工序位置分层</w:t>
+      </w:r>
+      <w:r>
+        <w:rPr>
+          <w:rFonts w:ascii="Calibri" w:hAnsi="Calibri" w:eastAsia="微软雅黑"/>
+          <w:b w:val="0"/>
+          <w:color w:val="5A5A5A"/>
+          <w:sz w:val="21"/>
+        </w:rPr>
+        <w:t>。原料、在制品、成品三层各自的安全库存逻辑不同——原料保供应连续，在制品保工序衔接，成品保交付。</w:t>
       </w:r>
     </w:p>
     <w:p>
@@ -13628,7 +13450,24 @@
           <w:color w:val="5A5A5A"/>
           <w:sz w:val="21"/>
         </w:rPr>
-        <w:t>**社区团购自提点选址与配送路径优化** ｜ 个人课程项目 ｜ 2026.03—2026.06</w:t>
+      </w:r>
+      <w:r>
+        <w:rPr>
+          <w:rFonts w:ascii="Calibri" w:hAnsi="Calibri" w:eastAsia="微软雅黑"/>
+          <w:b/>
+          <w:color w:val="5A5A5A"/>
+          <w:sz w:val="21"/>
+        </w:rPr>
+        <w:t>社区团购自提点选址与配送路径优化</w:t>
+      </w:r>
+      <w:r>
+        <w:rPr>
+          <w:rFonts w:ascii="Calibri" w:hAnsi="Calibri" w:eastAsia="微软雅黑"/>
+          <w:b w:val="0"/>
+          <w:color w:val="5A5A5A"/>
+          <w:sz w:val="21"/>
+        </w:rPr>
+        <w:t xml:space="preserve"> ｜ 个人课程项目 ｜ 2026.03—2026.06</w:t>
       </w:r>
     </w:p>
     <w:p>
@@ -13953,20 +13792,6 @@
     </w:p>
     <w:p>
       <w:pPr>
-        <w:spacing w:line="360" w:lineRule="auto" w:after="80"/>
-      </w:pPr>
-      <w:r>
-        <w:rPr>
-          <w:rFonts w:ascii="Calibri" w:hAnsi="Calibri" w:eastAsia="微软雅黑"/>
-          <w:b w:val="0"/>
-          <w:color w:val="2B2B2B"/>
-          <w:sz w:val="22"/>
-        </w:rPr>
-        <w:t>&gt;</w:t>
-      </w:r>
-    </w:p>
-    <w:p>
-      <w:pPr>
         <w:spacing w:line="360" w:lineRule="auto" w:after="60"/>
         <w:ind w:left="567"/>
         <w:pBdr>
@@ -14028,21 +13853,25 @@
           <w:color w:val="5A5A5A"/>
           <w:sz w:val="21"/>
         </w:rPr>
-        <w:t>"VRP 是车辆路径问题：给定一个仓库和一堆客户点，怎么安排车辆路线让总行驶成本最低。VRPTW 就是加了**时间窗**约束（Time Window）——客户要求在特定时间段内送达，早到晚到都不行。</w:t>
-      </w:r>
-    </w:p>
-    <w:p>
-      <w:pPr>
-        <w:spacing w:line="360" w:lineRule="auto" w:after="80"/>
-      </w:pPr>
-      <w:r>
-        <w:rPr>
-          <w:rFonts w:ascii="Calibri" w:hAnsi="Calibri" w:eastAsia="微软雅黑"/>
-          <w:b w:val="0"/>
-          <w:color w:val="2B2B2B"/>
-          <w:sz w:val="22"/>
-        </w:rPr>
-        <w:t>&gt;</w:t>
+        <w:t>"VRP 是车辆路径问题：给定一个仓库和一堆客户点，怎么安排车辆路线让总行驶成本最低。VRPTW 就是加了</w:t>
+      </w:r>
+      <w:r>
+        <w:rPr>
+          <w:rFonts w:ascii="Calibri" w:hAnsi="Calibri" w:eastAsia="微软雅黑"/>
+          <w:b/>
+          <w:color w:val="5A5A5A"/>
+          <w:sz w:val="21"/>
+        </w:rPr>
+        <w:t>时间窗</w:t>
+      </w:r>
+      <w:r>
+        <w:rPr>
+          <w:rFonts w:ascii="Calibri" w:hAnsi="Calibri" w:eastAsia="微软雅黑"/>
+          <w:b w:val="0"/>
+          <w:color w:val="5A5A5A"/>
+          <w:sz w:val="21"/>
+        </w:rPr>
+        <w:t>约束（Time Window）——客户要求在特定时间段内送达，早到晚到都不行。</w:t>
       </w:r>
     </w:p>
     <w:p>
@@ -14113,20 +13942,6 @@
     </w:p>
     <w:p>
       <w:pPr>
-        <w:spacing w:line="360" w:lineRule="auto" w:after="80"/>
-      </w:pPr>
-      <w:r>
-        <w:rPr>
-          <w:rFonts w:ascii="Calibri" w:hAnsi="Calibri" w:eastAsia="微软雅黑"/>
-          <w:b w:val="0"/>
-          <w:color w:val="2B2B2B"/>
-          <w:sz w:val="22"/>
-        </w:rPr>
-        <w:t>&gt;</w:t>
-      </w:r>
-    </w:p>
-    <w:p>
-      <w:pPr>
         <w:spacing w:line="360" w:lineRule="auto" w:after="60"/>
         <w:ind w:left="567"/>
         <w:pBdr>
@@ -14140,7 +13955,25 @@
           <w:color w:val="5A5A5A"/>
           <w:sz w:val="21"/>
         </w:rPr>
-        <w:t>准确说，它们是**基于课程数据集的测算结果**，不是行业通用值。我在报告里也标了口径——是用哪段时间的数据、以什么为基准算的。这个数的作用是给方案定弹性空间：布局要能接住 50.7% 的峰值，而不是按平均值设计。"</w:t>
+        <w:t>准确说，它们是</w:t>
+      </w:r>
+      <w:r>
+        <w:rPr>
+          <w:rFonts w:ascii="Calibri" w:hAnsi="Calibri" w:eastAsia="微软雅黑"/>
+          <w:b/>
+          <w:color w:val="5A5A5A"/>
+          <w:sz w:val="21"/>
+        </w:rPr>
+        <w:t>基于课程数据集的测算结果</w:t>
+      </w:r>
+      <w:r>
+        <w:rPr>
+          <w:rFonts w:ascii="Calibri" w:hAnsi="Calibri" w:eastAsia="微软雅黑"/>
+          <w:b w:val="0"/>
+          <w:color w:val="5A5A5A"/>
+          <w:sz w:val="21"/>
+        </w:rPr>
+        <w:t>，不是行业通用值。我在报告里也标了口径——是用哪段时间的数据、以什么为基准算的。这个数的作用是给方案定弹性空间：布局要能接住 50.7% 的峰值，而不是按平均值设计。"</w:t>
       </w:r>
     </w:p>
     <w:p>
@@ -14188,21 +14021,25 @@
           <w:color w:val="5A5A5A"/>
           <w:sz w:val="21"/>
         </w:rPr>
-        <w:t>"是**优化后的方案和优化前的基准方案比**。基准方案是原来按统一服务半径、不做分层选点、不做路径优化的布局。</w:t>
-      </w:r>
-    </w:p>
-    <w:p>
-      <w:pPr>
-        <w:spacing w:line="360" w:lineRule="auto" w:after="80"/>
-      </w:pPr>
-      <w:r>
-        <w:rPr>
-          <w:rFonts w:ascii="Calibri" w:hAnsi="Calibri" w:eastAsia="微软雅黑"/>
-          <w:b w:val="0"/>
-          <w:color w:val="2B2B2B"/>
-          <w:sz w:val="22"/>
-        </w:rPr>
-        <w:t>&gt;</w:t>
+        <w:t>"是</w:t>
+      </w:r>
+      <w:r>
+        <w:rPr>
+          <w:rFonts w:ascii="Calibri" w:hAnsi="Calibri" w:eastAsia="微软雅黑"/>
+          <w:b/>
+          <w:color w:val="5A5A5A"/>
+          <w:sz w:val="21"/>
+        </w:rPr>
+        <w:t>优化后的方案和优化前的基准方案比</w:t>
+      </w:r>
+      <w:r>
+        <w:rPr>
+          <w:rFonts w:ascii="Calibri" w:hAnsi="Calibri" w:eastAsia="微软雅黑"/>
+          <w:b w:val="0"/>
+          <w:color w:val="5A5A5A"/>
+          <w:sz w:val="21"/>
+        </w:rPr>
+        <w:t>。基准方案是原来按统一服务半径、不做分层选点、不做路径优化的布局。</w:t>
       </w:r>
     </w:p>
     <w:p>
@@ -14225,20 +14062,6 @@
     </w:p>
     <w:p>
       <w:pPr>
-        <w:spacing w:line="360" w:lineRule="auto" w:after="80"/>
-      </w:pPr>
-      <w:r>
-        <w:rPr>
-          <w:rFonts w:ascii="Calibri" w:hAnsi="Calibri" w:eastAsia="微软雅黑"/>
-          <w:b w:val="0"/>
-          <w:color w:val="2B2B2B"/>
-          <w:sz w:val="22"/>
-        </w:rPr>
-        <w:t>&gt;</w:t>
-      </w:r>
-    </w:p>
-    <w:p>
-      <w:pPr>
         <w:spacing w:line="360" w:lineRule="auto" w:after="60"/>
         <w:ind w:left="567"/>
         <w:pBdr>
@@ -14305,20 +14128,6 @@
     </w:p>
     <w:p>
       <w:pPr>
-        <w:spacing w:line="360" w:lineRule="auto" w:after="80"/>
-      </w:pPr>
-      <w:r>
-        <w:rPr>
-          <w:rFonts w:ascii="Calibri" w:hAnsi="Calibri" w:eastAsia="微软雅黑"/>
-          <w:b w:val="0"/>
-          <w:color w:val="2B2B2B"/>
-          <w:sz w:val="22"/>
-        </w:rPr>
-        <w:t>&gt;</w:t>
-      </w:r>
-    </w:p>
-    <w:p>
-      <w:pPr>
         <w:spacing w:line="360" w:lineRule="auto" w:after="60"/>
         <w:ind w:left="567"/>
         <w:pBdr>
@@ -14332,7 +14141,25 @@
           <w:color w:val="5A5A5A"/>
           <w:sz w:val="21"/>
         </w:rPr>
-        <w:t>结论是：**遗传算法在解的质量上略好，但收敛慢；模拟退火收敛快，但容易早熟**。我最后选的是遗传算法为主体，因为它对多目标加权更灵活。对照的价值在于——证明我的结果不是某一个算法的偶然产物，换算法也能得到接近的解，说明结论比较稳。"</w:t>
+        <w:t>结论是：</w:t>
+      </w:r>
+      <w:r>
+        <w:rPr>
+          <w:rFonts w:ascii="Calibri" w:hAnsi="Calibri" w:eastAsia="微软雅黑"/>
+          <w:b/>
+          <w:color w:val="5A5A5A"/>
+          <w:sz w:val="21"/>
+        </w:rPr>
+        <w:t>遗传算法在解的质量上略好，但收敛慢；模拟退火收敛快，但容易早熟</w:t>
+      </w:r>
+      <w:r>
+        <w:rPr>
+          <w:rFonts w:ascii="Calibri" w:hAnsi="Calibri" w:eastAsia="微软雅黑"/>
+          <w:b w:val="0"/>
+          <w:color w:val="5A5A5A"/>
+          <w:sz w:val="21"/>
+        </w:rPr>
+        <w:t>。我最后选的是遗传算法为主体，因为它对多目标加权更灵活。对照的价值在于——证明我的结果不是某一个算法的偶然产物，换算法也能得到接近的解，说明结论比较稳。"</w:t>
       </w:r>
     </w:p>
     <w:p>
@@ -14385,20 +14212,6 @@
     </w:p>
     <w:p>
       <w:pPr>
-        <w:spacing w:line="360" w:lineRule="auto" w:after="80"/>
-      </w:pPr>
-      <w:r>
-        <w:rPr>
-          <w:rFonts w:ascii="Calibri" w:hAnsi="Calibri" w:eastAsia="微软雅黑"/>
-          <w:b w:val="0"/>
-          <w:color w:val="2B2B2B"/>
-          <w:sz w:val="22"/>
-        </w:rPr>
-        <w:t>&gt;</w:t>
-      </w:r>
-    </w:p>
-    <w:p>
-      <w:pPr>
         <w:spacing w:line="360" w:lineRule="auto" w:after="60"/>
         <w:ind w:left="567"/>
         <w:pBdr>
@@ -14496,20 +14309,6 @@
     </w:p>
     <w:p>
       <w:pPr>
-        <w:spacing w:line="360" w:lineRule="auto" w:after="80"/>
-      </w:pPr>
-      <w:r>
-        <w:rPr>
-          <w:rFonts w:ascii="Calibri" w:hAnsi="Calibri" w:eastAsia="微软雅黑"/>
-          <w:b w:val="0"/>
-          <w:color w:val="2B2B2B"/>
-          <w:sz w:val="22"/>
-        </w:rPr>
-        <w:t>&gt;</w:t>
-      </w:r>
-    </w:p>
-    <w:p>
-      <w:pPr>
         <w:spacing w:line="360" w:lineRule="auto" w:after="60"/>
         <w:ind w:left="567"/>
         <w:pBdr>
@@ -14523,21 +14322,25 @@
           <w:color w:val="5A5A5A"/>
           <w:sz w:val="21"/>
         </w:rPr>
-        <w:t>一层是**方法**：这个项目练的是"在约束下做多目标取舍"——选点少则配送成本低但覆盖差，这是典型的取舍问题。排产也一样：交期、成本、产能利用率三方冲突，没有完美解。</w:t>
-      </w:r>
-    </w:p>
-    <w:p>
-      <w:pPr>
-        <w:spacing w:line="360" w:lineRule="auto" w:after="80"/>
-      </w:pPr>
-      <w:r>
-        <w:rPr>
-          <w:rFonts w:ascii="Calibri" w:hAnsi="Calibri" w:eastAsia="微软雅黑"/>
-          <w:b w:val="0"/>
-          <w:color w:val="2B2B2B"/>
-          <w:sz w:val="22"/>
-        </w:rPr>
-        <w:t>&gt;</w:t>
+        <w:t>一层是</w:t>
+      </w:r>
+      <w:r>
+        <w:rPr>
+          <w:rFonts w:ascii="Calibri" w:hAnsi="Calibri" w:eastAsia="微软雅黑"/>
+          <w:b/>
+          <w:color w:val="5A5A5A"/>
+          <w:sz w:val="21"/>
+        </w:rPr>
+        <w:t>方法</w:t>
+      </w:r>
+      <w:r>
+        <w:rPr>
+          <w:rFonts w:ascii="Calibri" w:hAnsi="Calibri" w:eastAsia="微软雅黑"/>
+          <w:b w:val="0"/>
+          <w:color w:val="5A5A5A"/>
+          <w:sz w:val="21"/>
+        </w:rPr>
+        <w:t>：这个项目练的是"在约束下做多目标取舍"——选点少则配送成本低但覆盖差，这是典型的取舍问题。排产也一样：交期、成本、产能利用率三方冲突，没有完美解。</w:t>
       </w:r>
     </w:p>
     <w:p>
@@ -14555,21 +14358,43 @@
           <w:color w:val="5A5A5A"/>
           <w:sz w:val="21"/>
         </w:rPr>
-        <w:t>二层是**概念**：29.9% 和 50.7% 的波动测算，本质和 PMC 处理订单波动是同一件事——**计划不能按平均值排，要按峰值留弹性**。</w:t>
-      </w:r>
-    </w:p>
-    <w:p>
-      <w:pPr>
-        <w:spacing w:line="360" w:lineRule="auto" w:after="80"/>
-      </w:pPr>
-      <w:r>
-        <w:rPr>
-          <w:rFonts w:ascii="Calibri" w:hAnsi="Calibri" w:eastAsia="微软雅黑"/>
-          <w:b w:val="0"/>
-          <w:color w:val="2B2B2B"/>
-          <w:sz w:val="22"/>
-        </w:rPr>
-        <w:t>&gt;</w:t>
+        <w:t>二层是</w:t>
+      </w:r>
+      <w:r>
+        <w:rPr>
+          <w:rFonts w:ascii="Calibri" w:hAnsi="Calibri" w:eastAsia="微软雅黑"/>
+          <w:b/>
+          <w:color w:val="5A5A5A"/>
+          <w:sz w:val="21"/>
+        </w:rPr>
+        <w:t>概念</w:t>
+      </w:r>
+      <w:r>
+        <w:rPr>
+          <w:rFonts w:ascii="Calibri" w:hAnsi="Calibri" w:eastAsia="微软雅黑"/>
+          <w:b w:val="0"/>
+          <w:color w:val="5A5A5A"/>
+          <w:sz w:val="21"/>
+        </w:rPr>
+        <w:t>：29.9% 和 50.7% 的波动测算，本质和 PMC 处理订单波动是同一件事——</w:t>
+      </w:r>
+      <w:r>
+        <w:rPr>
+          <w:rFonts w:ascii="Calibri" w:hAnsi="Calibri" w:eastAsia="微软雅黑"/>
+          <w:b/>
+          <w:color w:val="5A5A5A"/>
+          <w:sz w:val="21"/>
+        </w:rPr>
+        <w:t>计划不能按平均值排，要按峰值留弹性</w:t>
+      </w:r>
+      <w:r>
+        <w:rPr>
+          <w:rFonts w:ascii="Calibri" w:hAnsi="Calibri" w:eastAsia="微软雅黑"/>
+          <w:b w:val="0"/>
+          <w:color w:val="5A5A5A"/>
+          <w:sz w:val="21"/>
+        </w:rPr>
+        <w:t>。</w:t>
       </w:r>
     </w:p>
     <w:p>
@@ -14640,20 +14465,6 @@
     </w:p>
     <w:p>
       <w:pPr>
-        <w:spacing w:line="360" w:lineRule="auto" w:after="80"/>
-      </w:pPr>
-      <w:r>
-        <w:rPr>
-          <w:rFonts w:ascii="Calibri" w:hAnsi="Calibri" w:eastAsia="微软雅黑"/>
-          <w:b w:val="0"/>
-          <w:color w:val="2B2B2B"/>
-          <w:sz w:val="22"/>
-        </w:rPr>
-        <w:t>&gt;</w:t>
-      </w:r>
-    </w:p>
-    <w:p>
-      <w:pPr>
         <w:spacing w:line="360" w:lineRule="auto" w:after="60"/>
         <w:ind w:left="567"/>
         <w:pBdr>
@@ -14667,21 +14478,25 @@
           <w:color w:val="5A5A5A"/>
           <w:sz w:val="21"/>
         </w:rPr>
-        <w:t>一是**把需求做成动态的**。现在用的是日均单量加波动系数，真实情况是每个点每一天的单量都不一样，应该做成时序预测。</w:t>
-      </w:r>
-    </w:p>
-    <w:p>
-      <w:pPr>
-        <w:spacing w:line="360" w:lineRule="auto" w:after="80"/>
-      </w:pPr>
-      <w:r>
-        <w:rPr>
-          <w:rFonts w:ascii="Calibri" w:hAnsi="Calibri" w:eastAsia="微软雅黑"/>
-          <w:b w:val="0"/>
-          <w:color w:val="2B2B2B"/>
-          <w:sz w:val="22"/>
-        </w:rPr>
-        <w:t>&gt;</w:t>
+        <w:t>一是</w:t>
+      </w:r>
+      <w:r>
+        <w:rPr>
+          <w:rFonts w:ascii="Calibri" w:hAnsi="Calibri" w:eastAsia="微软雅黑"/>
+          <w:b/>
+          <w:color w:val="5A5A5A"/>
+          <w:sz w:val="21"/>
+        </w:rPr>
+        <w:t>把需求做成动态的</w:t>
+      </w:r>
+      <w:r>
+        <w:rPr>
+          <w:rFonts w:ascii="Calibri" w:hAnsi="Calibri" w:eastAsia="微软雅黑"/>
+          <w:b w:val="0"/>
+          <w:color w:val="5A5A5A"/>
+          <w:sz w:val="21"/>
+        </w:rPr>
+        <w:t>。现在用的是日均单量加波动系数，真实情况是每个点每一天的单量都不一样，应该做成时序预测。</w:t>
       </w:r>
     </w:p>
     <w:p>
@@ -14699,21 +14514,25 @@
           <w:color w:val="5A5A5A"/>
           <w:sz w:val="21"/>
         </w:rPr>
-        <w:t>二是**把成本参数换成真实数据**。现在租金和人力都是估的，这两项对选点结果影响很大。</w:t>
-      </w:r>
-    </w:p>
-    <w:p>
-      <w:pPr>
-        <w:spacing w:line="360" w:lineRule="auto" w:after="80"/>
-      </w:pPr>
-      <w:r>
-        <w:rPr>
-          <w:rFonts w:ascii="Calibri" w:hAnsi="Calibri" w:eastAsia="微软雅黑"/>
-          <w:b w:val="0"/>
-          <w:color w:val="2B2B2B"/>
-          <w:sz w:val="22"/>
-        </w:rPr>
-        <w:t>&gt;</w:t>
+        <w:t>二是</w:t>
+      </w:r>
+      <w:r>
+        <w:rPr>
+          <w:rFonts w:ascii="Calibri" w:hAnsi="Calibri" w:eastAsia="微软雅黑"/>
+          <w:b/>
+          <w:color w:val="5A5A5A"/>
+          <w:sz w:val="21"/>
+        </w:rPr>
+        <w:t>把成本参数换成真实数据</w:t>
+      </w:r>
+      <w:r>
+        <w:rPr>
+          <w:rFonts w:ascii="Calibri" w:hAnsi="Calibri" w:eastAsia="微软雅黑"/>
+          <w:b w:val="0"/>
+          <w:color w:val="5A5A5A"/>
+          <w:sz w:val="21"/>
+        </w:rPr>
+        <w:t>。现在租金和人力都是估的，这两项对选点结果影响很大。</w:t>
       </w:r>
     </w:p>
     <w:p>
@@ -14731,7 +14550,25 @@
           <w:color w:val="5A5A5A"/>
           <w:sz w:val="21"/>
         </w:rPr>
-        <w:t>三是**加约束**。真实选址还有物业能不能租、有没有冷链条件、竞争点位距离这些约束，模型里没体现。"</w:t>
+        <w:t>三是</w:t>
+      </w:r>
+      <w:r>
+        <w:rPr>
+          <w:rFonts w:ascii="Calibri" w:hAnsi="Calibri" w:eastAsia="微软雅黑"/>
+          <w:b/>
+          <w:color w:val="5A5A5A"/>
+          <w:sz w:val="21"/>
+        </w:rPr>
+        <w:t>加约束</w:t>
+      </w:r>
+      <w:r>
+        <w:rPr>
+          <w:rFonts w:ascii="Calibri" w:hAnsi="Calibri" w:eastAsia="微软雅黑"/>
+          <w:b w:val="0"/>
+          <w:color w:val="5A5A5A"/>
+          <w:sz w:val="21"/>
+        </w:rPr>
+        <w:t>。真实选址还有物业能不能租、有没有冷链条件、竞争点位距离这些约束，模型里没体现。"</w:t>
       </w:r>
     </w:p>
     <w:p>
@@ -14864,7 +14701,24 @@
           <w:color w:val="5A5A5A"/>
           <w:sz w:val="21"/>
         </w:rPr>
-        <w:t>**瑞幸咖啡** ｜ 咖啡师（兼职） ｜ 2023.07—2023.09</w:t>
+      </w:r>
+      <w:r>
+        <w:rPr>
+          <w:rFonts w:ascii="Calibri" w:hAnsi="Calibri" w:eastAsia="微软雅黑"/>
+          <w:b/>
+          <w:color w:val="5A5A5A"/>
+          <w:sz w:val="21"/>
+        </w:rPr>
+        <w:t>瑞幸咖啡</w:t>
+      </w:r>
+      <w:r>
+        <w:rPr>
+          <w:rFonts w:ascii="Calibri" w:hAnsi="Calibri" w:eastAsia="微软雅黑"/>
+          <w:b w:val="0"/>
+          <w:color w:val="5A5A5A"/>
+          <w:sz w:val="21"/>
+        </w:rPr>
+        <w:t xml:space="preserve"> ｜ 咖啡师（兼职） ｜ 2023.07—2023.09</w:t>
       </w:r>
     </w:p>
     <w:p>
@@ -15075,20 +14929,6 @@
     </w:p>
     <w:p>
       <w:pPr>
-        <w:spacing w:line="360" w:lineRule="auto" w:after="80"/>
-      </w:pPr>
-      <w:r>
-        <w:rPr>
-          <w:rFonts w:ascii="Calibri" w:hAnsi="Calibri" w:eastAsia="微软雅黑"/>
-          <w:b w:val="0"/>
-          <w:color w:val="2B2B2B"/>
-          <w:sz w:val="22"/>
-        </w:rPr>
-        <w:t>&gt;</w:t>
-      </w:r>
-    </w:p>
-    <w:p>
-      <w:pPr>
         <w:spacing w:line="360" w:lineRule="auto" w:after="60"/>
         <w:ind w:left="567"/>
         <w:pBdr>
@@ -15102,7 +14942,25 @@
           <w:color w:val="5A5A5A"/>
           <w:sz w:val="21"/>
         </w:rPr>
-        <w:t>关键是**要考虑周内波动**：周末单量明显高于工作日，如果按周一的消耗速度备周末的货，一定不够。所以我心里是有一张"周内节奏表"的。"</w:t>
+        <w:t>关键是</w:t>
+      </w:r>
+      <w:r>
+        <w:rPr>
+          <w:rFonts w:ascii="Calibri" w:hAnsi="Calibri" w:eastAsia="微软雅黑"/>
+          <w:b/>
+          <w:color w:val="5A5A5A"/>
+          <w:sz w:val="21"/>
+        </w:rPr>
+        <w:t>要考虑周内波动</w:t>
+      </w:r>
+      <w:r>
+        <w:rPr>
+          <w:rFonts w:ascii="Calibri" w:hAnsi="Calibri" w:eastAsia="微软雅黑"/>
+          <w:b w:val="0"/>
+          <w:color w:val="5A5A5A"/>
+          <w:sz w:val="21"/>
+        </w:rPr>
+        <w:t>：周末单量明显高于工作日，如果按周一的消耗速度备周末的货，一定不够。所以我心里是有一张"周内节奏表"的。"</w:t>
       </w:r>
     </w:p>
     <w:p>
@@ -15150,21 +15008,25 @@
           <w:color w:val="5A5A5A"/>
           <w:sz w:val="21"/>
         </w:rPr>
-        <w:t>"门店的原辅料很多有短保期——解冻后的物料、开封后的糖浆、鲜奶这些。做法是**按开封/解冻时间贴标签**，先进先出摆放，每天日盘的时候顺手看一眼临期的有哪些。</w:t>
-      </w:r>
-    </w:p>
-    <w:p>
-      <w:pPr>
-        <w:spacing w:line="360" w:lineRule="auto" w:after="80"/>
-      </w:pPr>
-      <w:r>
-        <w:rPr>
-          <w:rFonts w:ascii="Calibri" w:hAnsi="Calibri" w:eastAsia="微软雅黑"/>
-          <w:b w:val="0"/>
-          <w:color w:val="2B2B2B"/>
-          <w:sz w:val="22"/>
-        </w:rPr>
-        <w:t>&gt;</w:t>
+        <w:t>"门店的原辅料很多有短保期——解冻后的物料、开封后的糖浆、鲜奶这些。做法是</w:t>
+      </w:r>
+      <w:r>
+        <w:rPr>
+          <w:rFonts w:ascii="Calibri" w:hAnsi="Calibri" w:eastAsia="微软雅黑"/>
+          <w:b/>
+          <w:color w:val="5A5A5A"/>
+          <w:sz w:val="21"/>
+        </w:rPr>
+        <w:t>按开封/解冻时间贴标签</w:t>
+      </w:r>
+      <w:r>
+        <w:rPr>
+          <w:rFonts w:ascii="Calibri" w:hAnsi="Calibri" w:eastAsia="微软雅黑"/>
+          <w:b w:val="0"/>
+          <w:color w:val="5A5A5A"/>
+          <w:sz w:val="21"/>
+        </w:rPr>
+        <w:t>，先进先出摆放，每天日盘的时候顺手看一眼临期的有哪些。</w:t>
       </w:r>
     </w:p>
     <w:p>
@@ -15235,20 +15097,6 @@
     </w:p>
     <w:p>
       <w:pPr>
-        <w:spacing w:line="360" w:lineRule="auto" w:after="80"/>
-      </w:pPr>
-      <w:r>
-        <w:rPr>
-          <w:rFonts w:ascii="Calibri" w:hAnsi="Calibri" w:eastAsia="微软雅黑"/>
-          <w:b w:val="0"/>
-          <w:color w:val="2B2B2B"/>
-          <w:sz w:val="22"/>
-        </w:rPr>
-        <w:t>&gt;</w:t>
-      </w:r>
-    </w:p>
-    <w:p>
-      <w:pPr>
         <w:spacing w:line="360" w:lineRule="auto" w:after="60"/>
         <w:ind w:left="567"/>
         <w:pBdr>
@@ -15267,20 +15115,6 @@
     </w:p>
     <w:p>
       <w:pPr>
-        <w:spacing w:line="360" w:lineRule="auto" w:after="80"/>
-      </w:pPr>
-      <w:r>
-        <w:rPr>
-          <w:rFonts w:ascii="Calibri" w:hAnsi="Calibri" w:eastAsia="微软雅黑"/>
-          <w:b w:val="0"/>
-          <w:color w:val="2B2B2B"/>
-          <w:sz w:val="22"/>
-        </w:rPr>
-        <w:t>&gt;</w:t>
-      </w:r>
-    </w:p>
-    <w:p>
-      <w:pPr>
         <w:spacing w:line="360" w:lineRule="auto" w:after="60"/>
         <w:ind w:left="567"/>
         <w:pBdr>
@@ -15294,7 +15128,25 @@
           <w:color w:val="5A5A5A"/>
           <w:sz w:val="21"/>
         </w:rPr>
-        <w:t>门店的差异量一般不大，但不能自己抹平——**自己抹平了，损耗就永远看不见**。"</w:t>
+        <w:t>门店的差异量一般不大，但不能自己抹平——</w:t>
+      </w:r>
+      <w:r>
+        <w:rPr>
+          <w:rFonts w:ascii="Calibri" w:hAnsi="Calibri" w:eastAsia="微软雅黑"/>
+          <w:b/>
+          <w:color w:val="5A5A5A"/>
+          <w:sz w:val="21"/>
+        </w:rPr>
+        <w:t>自己抹平了，损耗就永远看不见</w:t>
+      </w:r>
+      <w:r>
+        <w:rPr>
+          <w:rFonts w:ascii="Calibri" w:hAnsi="Calibri" w:eastAsia="微软雅黑"/>
+          <w:b w:val="0"/>
+          <w:color w:val="5A5A5A"/>
+          <w:sz w:val="21"/>
+        </w:rPr>
+        <w:t>。"</w:t>
       </w:r>
     </w:p>
     <w:p>
@@ -15347,20 +15199,6 @@
     </w:p>
     <w:p>
       <w:pPr>
-        <w:spacing w:line="360" w:lineRule="auto" w:after="80"/>
-      </w:pPr>
-      <w:r>
-        <w:rPr>
-          <w:rFonts w:ascii="Calibri" w:hAnsi="Calibri" w:eastAsia="微软雅黑"/>
-          <w:b w:val="0"/>
-          <w:color w:val="2B2B2B"/>
-          <w:sz w:val="22"/>
-        </w:rPr>
-        <w:t>&gt;</w:t>
-      </w:r>
-    </w:p>
-    <w:p>
-      <w:pPr>
         <w:spacing w:line="360" w:lineRule="auto" w:after="60"/>
         <w:ind w:left="567"/>
         <w:pBdr>
@@ -15374,21 +15212,25 @@
           <w:color w:val="5A5A5A"/>
           <w:sz w:val="21"/>
         </w:rPr>
-        <w:t>一是让我理解了**计划的物理约束**。在门店做备货计划，不是算个数就完了——冷柜空间就那么大，备多了放不下；解冻需要时间，备晚了赶不上早高峰。这让我知道计划必须落在物理条件上，不能只在表格里成立。</w:t>
-      </w:r>
-    </w:p>
-    <w:p>
-      <w:pPr>
-        <w:spacing w:line="360" w:lineRule="auto" w:after="80"/>
-      </w:pPr>
-      <w:r>
-        <w:rPr>
-          <w:rFonts w:ascii="Calibri" w:hAnsi="Calibri" w:eastAsia="微软雅黑"/>
-          <w:b w:val="0"/>
-          <w:color w:val="2B2B2B"/>
-          <w:sz w:val="22"/>
-        </w:rPr>
-        <w:t>&gt;</w:t>
+        <w:t>一是让我理解了</w:t>
+      </w:r>
+      <w:r>
+        <w:rPr>
+          <w:rFonts w:ascii="Calibri" w:hAnsi="Calibri" w:eastAsia="微软雅黑"/>
+          <w:b/>
+          <w:color w:val="5A5A5A"/>
+          <w:sz w:val="21"/>
+        </w:rPr>
+        <w:t>计划的物理约束</w:t>
+      </w:r>
+      <w:r>
+        <w:rPr>
+          <w:rFonts w:ascii="Calibri" w:hAnsi="Calibri" w:eastAsia="微软雅黑"/>
+          <w:b w:val="0"/>
+          <w:color w:val="5A5A5A"/>
+          <w:sz w:val="21"/>
+        </w:rPr>
+        <w:t>。在门店做备货计划，不是算个数就完了——冷柜空间就那么大，备多了放不下；解冻需要时间，备晚了赶不上早高峰。这让我知道计划必须落在物理条件上，不能只在表格里成立。</w:t>
       </w:r>
     </w:p>
     <w:p>
@@ -15406,7 +15248,25 @@
           <w:color w:val="5A5A5A"/>
           <w:sz w:val="21"/>
         </w:rPr>
-        <w:t>二是让我理解了**计划的失败长什么样**。备少了，早高峰断料，客户走了；备多了，过期报废，成本上去了。这两个失败我都遇到过。所以我现在做任何测算，都会先想"如果这个数偏了 20%，会怎样"。"</w:t>
+        <w:t>二是让我理解了</w:t>
+      </w:r>
+      <w:r>
+        <w:rPr>
+          <w:rFonts w:ascii="Calibri" w:hAnsi="Calibri" w:eastAsia="微软雅黑"/>
+          <w:b/>
+          <w:color w:val="5A5A5A"/>
+          <w:sz w:val="21"/>
+        </w:rPr>
+        <w:t>计划的失败长什么样</w:t>
+      </w:r>
+      <w:r>
+        <w:rPr>
+          <w:rFonts w:ascii="Calibri" w:hAnsi="Calibri" w:eastAsia="微软雅黑"/>
+          <w:b w:val="0"/>
+          <w:color w:val="5A5A5A"/>
+          <w:sz w:val="21"/>
+        </w:rPr>
+        <w:t>。备少了，早高峰断料，客户走了；备多了，过期报废，成本上去了。这两个失败我都遇到过。所以我现在做任何测算，都会先想"如果这个数偏了 20%，会怎样"。"</w:t>
       </w:r>
     </w:p>
     <w:p>
@@ -15471,7 +15331,24 @@
           <w:color w:val="5A5A5A"/>
           <w:sz w:val="21"/>
         </w:rPr>
-        <w:t>**山东鱼跃尚成教育有限责任公司** ｜ 项目助理（兼职） ｜ 2026.04—2026.07</w:t>
+      </w:r>
+      <w:r>
+        <w:rPr>
+          <w:rFonts w:ascii="Calibri" w:hAnsi="Calibri" w:eastAsia="微软雅黑"/>
+          <w:b/>
+          <w:color w:val="5A5A5A"/>
+          <w:sz w:val="21"/>
+        </w:rPr>
+        <w:t>山东鱼跃尚成教育有限责任公司</w:t>
+      </w:r>
+      <w:r>
+        <w:rPr>
+          <w:rFonts w:ascii="Calibri" w:hAnsi="Calibri" w:eastAsia="微软雅黑"/>
+          <w:b w:val="0"/>
+          <w:color w:val="5A5A5A"/>
+          <w:sz w:val="21"/>
+        </w:rPr>
+        <w:t xml:space="preserve"> ｜ 项目助理（兼职） ｜ 2026.04—2026.07</w:t>
       </w:r>
     </w:p>
     <w:p>
@@ -15662,21 +15539,25 @@
           <w:color w:val="5A5A5A"/>
           <w:sz w:val="21"/>
         </w:rPr>
-        <w:t>"第一级是**自查**：按材料清单逐项勾选，缺项直接标出来。</w:t>
-      </w:r>
-    </w:p>
-    <w:p>
-      <w:pPr>
-        <w:spacing w:line="360" w:lineRule="auto" w:after="80"/>
-      </w:pPr>
-      <w:r>
-        <w:rPr>
-          <w:rFonts w:ascii="Calibri" w:hAnsi="Calibri" w:eastAsia="微软雅黑"/>
-          <w:b w:val="0"/>
-          <w:color w:val="2B2B2B"/>
-          <w:sz w:val="22"/>
-        </w:rPr>
-        <w:t>&gt;</w:t>
+        <w:t>"第一级是</w:t>
+      </w:r>
+      <w:r>
+        <w:rPr>
+          <w:rFonts w:ascii="Calibri" w:hAnsi="Calibri" w:eastAsia="微软雅黑"/>
+          <w:b/>
+          <w:color w:val="5A5A5A"/>
+          <w:sz w:val="21"/>
+        </w:rPr>
+        <w:t>自查</w:t>
+      </w:r>
+      <w:r>
+        <w:rPr>
+          <w:rFonts w:ascii="Calibri" w:hAnsi="Calibri" w:eastAsia="微软雅黑"/>
+          <w:b w:val="0"/>
+          <w:color w:val="5A5A5A"/>
+          <w:sz w:val="21"/>
+        </w:rPr>
+        <w:t>：按材料清单逐项勾选，缺项直接标出来。</w:t>
       </w:r>
     </w:p>
     <w:p>
@@ -15694,21 +15575,25 @@
           <w:color w:val="5A5A5A"/>
           <w:sz w:val="21"/>
         </w:rPr>
-        <w:t>第二级是**交叉核对**：按材料类型横向比，比如同一批次的申报表金额和证明材料金额要对得上，个人信息在几张表里要一致。</w:t>
-      </w:r>
-    </w:p>
-    <w:p>
-      <w:pPr>
-        <w:spacing w:line="360" w:lineRule="auto" w:after="80"/>
-      </w:pPr>
-      <w:r>
-        <w:rPr>
-          <w:rFonts w:ascii="Calibri" w:hAnsi="Calibri" w:eastAsia="微软雅黑"/>
-          <w:b w:val="0"/>
-          <w:color w:val="2B2B2B"/>
-          <w:sz w:val="22"/>
-        </w:rPr>
-        <w:t>&gt;</w:t>
+        <w:t>第二级是</w:t>
+      </w:r>
+      <w:r>
+        <w:rPr>
+          <w:rFonts w:ascii="Calibri" w:hAnsi="Calibri" w:eastAsia="微软雅黑"/>
+          <w:b/>
+          <w:color w:val="5A5A5A"/>
+          <w:sz w:val="21"/>
+        </w:rPr>
+        <w:t>交叉核对</w:t>
+      </w:r>
+      <w:r>
+        <w:rPr>
+          <w:rFonts w:ascii="Calibri" w:hAnsi="Calibri" w:eastAsia="微软雅黑"/>
+          <w:b w:val="0"/>
+          <w:color w:val="5A5A5A"/>
+          <w:sz w:val="21"/>
+        </w:rPr>
+        <w:t>：按材料类型横向比，比如同一批次的申报表金额和证明材料金额要对得上，个人信息在几张表里要一致。</w:t>
       </w:r>
     </w:p>
     <w:p>
@@ -15726,7 +15611,25 @@
           <w:color w:val="5A5A5A"/>
           <w:sz w:val="21"/>
         </w:rPr>
-        <w:t>第三级是**批次汇总核**：整批交出去之前，按批次做一次总量核对——人数、金额合计、附件数，看有没有漏交或者重复交。"</w:t>
+        <w:t>第三级是</w:t>
+      </w:r>
+      <w:r>
+        <w:rPr>
+          <w:rFonts w:ascii="Calibri" w:hAnsi="Calibri" w:eastAsia="微软雅黑"/>
+          <w:b/>
+          <w:color w:val="5A5A5A"/>
+          <w:sz w:val="21"/>
+        </w:rPr>
+        <w:t>批次汇总核</w:t>
+      </w:r>
+      <w:r>
+        <w:rPr>
+          <w:rFonts w:ascii="Calibri" w:hAnsi="Calibri" w:eastAsia="微软雅黑"/>
+          <w:b w:val="0"/>
+          <w:color w:val="5A5A5A"/>
+          <w:sz w:val="21"/>
+        </w:rPr>
+        <w:t>：整批交出去之前，按批次做一次总量核对——人数、金额合计、附件数，看有没有漏交或者重复交。"</w:t>
       </w:r>
     </w:p>
     <w:p>
@@ -15779,20 +15682,6 @@
     </w:p>
     <w:p>
       <w:pPr>
-        <w:spacing w:line="360" w:lineRule="auto" w:after="80"/>
-      </w:pPr>
-      <w:r>
-        <w:rPr>
-          <w:rFonts w:ascii="Calibri" w:hAnsi="Calibri" w:eastAsia="微软雅黑"/>
-          <w:b w:val="0"/>
-          <w:color w:val="2B2B2B"/>
-          <w:sz w:val="22"/>
-        </w:rPr>
-        <w:t>&gt;</w:t>
-      </w:r>
-    </w:p>
-    <w:p>
-      <w:pPr>
         <w:spacing w:line="360" w:lineRule="auto" w:after="60"/>
         <w:ind w:left="567"/>
         <w:pBdr>
@@ -15811,20 +15700,6 @@
     </w:p>
     <w:p>
       <w:pPr>
-        <w:spacing w:line="360" w:lineRule="auto" w:after="80"/>
-      </w:pPr>
-      <w:r>
-        <w:rPr>
-          <w:rFonts w:ascii="Calibri" w:hAnsi="Calibri" w:eastAsia="微软雅黑"/>
-          <w:b w:val="0"/>
-          <w:color w:val="2B2B2B"/>
-          <w:sz w:val="22"/>
-        </w:rPr>
-        <w:t>&gt;</w:t>
-      </w:r>
-    </w:p>
-    <w:p>
-      <w:pPr>
         <w:spacing w:line="360" w:lineRule="auto" w:after="60"/>
         <w:ind w:left="567"/>
         <w:pBdr>
@@ -15838,7 +15713,25 @@
           <w:color w:val="5A5A5A"/>
           <w:sz w:val="21"/>
         </w:rPr>
-        <w:t>所以所谓零差错，不是我没犯过错，是**错误在交出去之前被拦住了**。这也是我做三级校验的原因——单靠一遍仔细是不够的，得靠流程互相兜。"</w:t>
+        <w:t>所以所谓零差错，不是我没犯过错，是</w:t>
+      </w:r>
+      <w:r>
+        <w:rPr>
+          <w:rFonts w:ascii="Calibri" w:hAnsi="Calibri" w:eastAsia="微软雅黑"/>
+          <w:b/>
+          <w:color w:val="5A5A5A"/>
+          <w:sz w:val="21"/>
+        </w:rPr>
+        <w:t>错误在交出去之前被拦住了</w:t>
+      </w:r>
+      <w:r>
+        <w:rPr>
+          <w:rFonts w:ascii="Calibri" w:hAnsi="Calibri" w:eastAsia="微软雅黑"/>
+          <w:b w:val="0"/>
+          <w:color w:val="5A5A5A"/>
+          <w:sz w:val="21"/>
+        </w:rPr>
+        <w:t>。这也是我做三级校验的原因——单靠一遍仔细是不够的，得靠流程互相兜。"</w:t>
       </w:r>
     </w:p>
     <w:p>
@@ -15886,21 +15779,25 @@
           <w:color w:val="5A5A5A"/>
           <w:sz w:val="21"/>
         </w:rPr>
-        <w:t>"核心是同一个能力：**防漏防错**。</w:t>
-      </w:r>
-    </w:p>
-    <w:p>
-      <w:pPr>
-        <w:spacing w:line="360" w:lineRule="auto" w:after="80"/>
-      </w:pPr>
-      <w:r>
-        <w:rPr>
-          <w:rFonts w:ascii="Calibri" w:hAnsi="Calibri" w:eastAsia="微软雅黑"/>
-          <w:b w:val="0"/>
-          <w:color w:val="2B2B2B"/>
-          <w:sz w:val="22"/>
-        </w:rPr>
-        <w:t>&gt;</w:t>
+        <w:t>"核心是同一个能力：</w:t>
+      </w:r>
+      <w:r>
+        <w:rPr>
+          <w:rFonts w:ascii="Calibri" w:hAnsi="Calibri" w:eastAsia="微软雅黑"/>
+          <w:b/>
+          <w:color w:val="5A5A5A"/>
+          <w:sz w:val="21"/>
+        </w:rPr>
+        <w:t>防漏防错</w:t>
+      </w:r>
+      <w:r>
+        <w:rPr>
+          <w:rFonts w:ascii="Calibri" w:hAnsi="Calibri" w:eastAsia="微软雅黑"/>
+          <w:b w:val="0"/>
+          <w:color w:val="5A5A5A"/>
+          <w:sz w:val="21"/>
+        </w:rPr>
+        <w:t>。</w:t>
       </w:r>
     </w:p>
     <w:p>
@@ -15919,20 +15816,6 @@
           <w:sz w:val="21"/>
         </w:rPr>
         <w:t>计划岗每天要处理的是"哪些订单排了、哪些物料到了、哪些还没到"——这本质上是一个高并发的清单管理问题，漏一条就影响交付。我在鱼跃做的事是设计了一套不容易漏的检查机制，这个思路可以直接搬过来。</w:t>
-      </w:r>
-    </w:p>
-    <w:p>
-      <w:pPr>
-        <w:spacing w:line="360" w:lineRule="auto" w:after="80"/>
-      </w:pPr>
-      <w:r>
-        <w:rPr>
-          <w:rFonts w:ascii="Calibri" w:hAnsi="Calibri" w:eastAsia="微软雅黑"/>
-          <w:b w:val="0"/>
-          <w:color w:val="2B2B2B"/>
-          <w:sz w:val="22"/>
-        </w:rPr>
-        <w:t>&gt;</w:t>
       </w:r>
     </w:p>
     <w:p>
@@ -16000,6 +15883,10 @@
         <w:gridCol w:w="2161"/>
       </w:tblGrid>
       <w:tr>
+        <w:trPr>
+          <w:cantSplit/>
+          <w:tblHeader/>
+        </w:trPr>
         <w:tc>
           <w:tcPr>
             <w:tcW w:type="dxa" w:w="2161"/>
@@ -16070,6 +15957,9 @@
         </w:tc>
       </w:tr>
       <w:tr>
+        <w:trPr>
+          <w:cantSplit/>
+        </w:trPr>
         <w:tc>
           <w:tcPr>
             <w:tcW w:type="dxa" w:w="2161"/>
@@ -16156,6 +16046,9 @@
         </w:tc>
       </w:tr>
       <w:tr>
+        <w:trPr>
+          <w:cantSplit/>
+        </w:trPr>
         <w:tc>
           <w:tcPr>
             <w:tcW w:type="dxa" w:w="2161"/>
@@ -16242,6 +16135,9 @@
         </w:tc>
       </w:tr>
       <w:tr>
+        <w:trPr>
+          <w:cantSplit/>
+        </w:trPr>
         <w:tc>
           <w:tcPr>
             <w:tcW w:type="dxa" w:w="2161"/>
@@ -16328,6 +16224,9 @@
         </w:tc>
       </w:tr>
       <w:tr>
+        <w:trPr>
+          <w:cantSplit/>
+        </w:trPr>
         <w:tc>
           <w:tcPr>
             <w:tcW w:type="dxa" w:w="2161"/>
@@ -16431,6 +16330,9 @@
         </w:tc>
       </w:tr>
       <w:tr>
+        <w:trPr>
+          <w:cantSplit/>
+        </w:trPr>
         <w:tc>
           <w:tcPr>
             <w:tcW w:type="dxa" w:w="2161"/>
@@ -16533,6 +16435,9 @@
         </w:tc>
       </w:tr>
       <w:tr>
+        <w:trPr>
+          <w:cantSplit/>
+        </w:trPr>
         <w:tc>
           <w:tcPr>
             <w:tcW w:type="dxa" w:w="2161"/>
@@ -16619,6 +16524,9 @@
         </w:tc>
       </w:tr>
       <w:tr>
+        <w:trPr>
+          <w:cantSplit/>
+        </w:trPr>
         <w:tc>
           <w:tcPr>
             <w:tcW w:type="dxa" w:w="2161"/>
@@ -16705,6 +16613,9 @@
         </w:tc>
       </w:tr>
       <w:tr>
+        <w:trPr>
+          <w:cantSplit/>
+        </w:trPr>
         <w:tc>
           <w:tcPr>
             <w:tcW w:type="dxa" w:w="2161"/>
@@ -16791,6 +16702,9 @@
         </w:tc>
       </w:tr>
       <w:tr>
+        <w:trPr>
+          <w:cantSplit/>
+        </w:trPr>
         <w:tc>
           <w:tcPr>
             <w:tcW w:type="dxa" w:w="2161"/>
@@ -16877,6 +16791,9 @@
         </w:tc>
       </w:tr>
       <w:tr>
+        <w:trPr>
+          <w:cantSplit/>
+        </w:trPr>
         <w:tc>
           <w:tcPr>
             <w:tcW w:type="dxa" w:w="2161"/>
@@ -17062,7 +16979,25 @@
           <w:color w:val="5A5A5A"/>
           <w:sz w:val="21"/>
         </w:rPr>
-        <w:t>本章覆盖简历与 JD 里出现的全部专业术语。每张卡按"定义 → 可能被问的方式 → 回答要点"组织，**背下来的是要点，不是原文**。</w:t>
+        <w:t>本章覆盖简历与 JD 里出现的全部专业术语。每张卡按"定义 → 可能被问的方式 → 回答要点"组织，</w:t>
+      </w:r>
+      <w:r>
+        <w:rPr>
+          <w:rFonts w:ascii="Calibri" w:hAnsi="Calibri" w:eastAsia="微软雅黑"/>
+          <w:b/>
+          <w:color w:val="5A5A5A"/>
+          <w:sz w:val="21"/>
+        </w:rPr>
+        <w:t>背下来的是要点，不是原文</w:t>
+      </w:r>
+      <w:r>
+        <w:rPr>
+          <w:rFonts w:ascii="Calibri" w:hAnsi="Calibri" w:eastAsia="微软雅黑"/>
+          <w:b w:val="0"/>
+          <w:color w:val="5A5A5A"/>
+          <w:sz w:val="21"/>
+        </w:rPr>
+        <w:t>。</w:t>
       </w:r>
     </w:p>
     <w:p>
@@ -21744,7 +21679,25 @@
           <w:color w:val="5A5A5A"/>
           <w:sz w:val="21"/>
         </w:rPr>
-        <w:t>按 CET-4 水平编写：短句、常用词、不炫技。目标不是说得漂亮，是**能当场说完整**。</w:t>
+        <w:t>按 CET-4 水平编写：短句、常用词、不炫技。目标不是说得漂亮，是</w:t>
+      </w:r>
+      <w:r>
+        <w:rPr>
+          <w:rFonts w:ascii="Calibri" w:hAnsi="Calibri" w:eastAsia="微软雅黑"/>
+          <w:b/>
+          <w:color w:val="5A5A5A"/>
+          <w:sz w:val="21"/>
+        </w:rPr>
+        <w:t>能当场说完整</w:t>
+      </w:r>
+      <w:r>
+        <w:rPr>
+          <w:rFonts w:ascii="Calibri" w:hAnsi="Calibri" w:eastAsia="微软雅黑"/>
+          <w:b w:val="0"/>
+          <w:color w:val="5A5A5A"/>
+          <w:sz w:val="21"/>
+        </w:rPr>
+        <w:t>。</w:t>
       </w:r>
     </w:p>
     <w:p>
@@ -21799,20 +21752,6 @@
     </w:p>
     <w:p>
       <w:pPr>
-        <w:spacing w:line="360" w:lineRule="auto" w:after="80"/>
-      </w:pPr>
-      <w:r>
-        <w:rPr>
-          <w:rFonts w:ascii="Calibri" w:hAnsi="Calibri" w:eastAsia="微软雅黑"/>
-          <w:b w:val="0"/>
-          <w:color w:val="2B2B2B"/>
-          <w:sz w:val="22"/>
-        </w:rPr>
-        <w:t>&gt;</w:t>
-      </w:r>
-    </w:p>
-    <w:p>
-      <w:pPr>
         <w:spacing w:line="360" w:lineRule="auto" w:after="60"/>
         <w:ind w:left="567"/>
         <w:pBdr>
@@ -21831,20 +21770,6 @@
     </w:p>
     <w:p>
       <w:pPr>
-        <w:spacing w:line="360" w:lineRule="auto" w:after="80"/>
-      </w:pPr>
-      <w:r>
-        <w:rPr>
-          <w:rFonts w:ascii="Calibri" w:hAnsi="Calibri" w:eastAsia="微软雅黑"/>
-          <w:b w:val="0"/>
-          <w:color w:val="2B2B2B"/>
-          <w:sz w:val="22"/>
-        </w:rPr>
-        <w:t>&gt;</w:t>
-      </w:r>
-    </w:p>
-    <w:p>
-      <w:pPr>
         <w:spacing w:line="360" w:lineRule="auto" w:after="60"/>
         <w:ind w:left="567"/>
         <w:pBdr>
@@ -21863,20 +21788,6 @@
     </w:p>
     <w:p>
       <w:pPr>
-        <w:spacing w:line="360" w:lineRule="auto" w:after="80"/>
-      </w:pPr>
-      <w:r>
-        <w:rPr>
-          <w:rFonts w:ascii="Calibri" w:hAnsi="Calibri" w:eastAsia="微软雅黑"/>
-          <w:b w:val="0"/>
-          <w:color w:val="2B2B2B"/>
-          <w:sz w:val="22"/>
-        </w:rPr>
-        <w:t>&gt;</w:t>
-      </w:r>
-    </w:p>
-    <w:p>
-      <w:pPr>
         <w:spacing w:line="360" w:lineRule="auto" w:after="60"/>
         <w:ind w:left="567"/>
         <w:pBdr>
@@ -21895,20 +21806,6 @@
     </w:p>
     <w:p>
       <w:pPr>
-        <w:spacing w:line="360" w:lineRule="auto" w:after="80"/>
-      </w:pPr>
-      <w:r>
-        <w:rPr>
-          <w:rFonts w:ascii="Calibri" w:hAnsi="Calibri" w:eastAsia="微软雅黑"/>
-          <w:b w:val="0"/>
-          <w:color w:val="2B2B2B"/>
-          <w:sz w:val="22"/>
-        </w:rPr>
-        <w:t>&gt;</w:t>
-      </w:r>
-    </w:p>
-    <w:p>
-      <w:pPr>
         <w:spacing w:line="360" w:lineRule="auto" w:after="60"/>
         <w:ind w:left="567"/>
         <w:pBdr>
@@ -22045,20 +21942,6 @@
     </w:p>
     <w:p>
       <w:pPr>
-        <w:spacing w:line="360" w:lineRule="auto" w:after="80"/>
-      </w:pPr>
-      <w:r>
-        <w:rPr>
-          <w:rFonts w:ascii="Calibri" w:hAnsi="Calibri" w:eastAsia="微软雅黑"/>
-          <w:b w:val="0"/>
-          <w:color w:val="2B2B2B"/>
-          <w:sz w:val="22"/>
-        </w:rPr>
-        <w:t>&gt;</w:t>
-      </w:r>
-    </w:p>
-    <w:p>
-      <w:pPr>
         <w:spacing w:line="360" w:lineRule="auto" w:after="60"/>
         <w:ind w:left="567"/>
         <w:pBdr>
@@ -22077,20 +21960,6 @@
     </w:p>
     <w:p>
       <w:pPr>
-        <w:spacing w:line="360" w:lineRule="auto" w:after="80"/>
-      </w:pPr>
-      <w:r>
-        <w:rPr>
-          <w:rFonts w:ascii="Calibri" w:hAnsi="Calibri" w:eastAsia="微软雅黑"/>
-          <w:b w:val="0"/>
-          <w:color w:val="2B2B2B"/>
-          <w:sz w:val="22"/>
-        </w:rPr>
-        <w:t>&gt;</w:t>
-      </w:r>
-    </w:p>
-    <w:p>
-      <w:pPr>
         <w:spacing w:line="360" w:lineRule="auto" w:after="60"/>
         <w:ind w:left="567"/>
         <w:pBdr>
@@ -22104,21 +21973,24 @@
           <w:color w:val="5A5A5A"/>
           <w:sz w:val="21"/>
         </w:rPr>
-        <w:t>**First, my data and planning experience.** In an e-commerce data analysis project, I worked on inventory and sales analysis. I calculated SKU inventory turnover, set safety stock warning lines, and predicted purchasing amount from sales forecast. I also studied return reasons to find slow-moving items. In another project, I built a two-layer model for community group-buying: the upper layer chose pickup points with an improved p-median model, and the lower layer arranged delivery routes with VRPTW. I tested demand peaks of 29.9% on weekends and 50.7% on promotion days, and the total cost was reduced by 18.7% in the model.</w:t>
-      </w:r>
-    </w:p>
-    <w:p>
-      <w:pPr>
-        <w:spacing w:line="360" w:lineRule="auto" w:after="80"/>
-      </w:pPr>
-      <w:r>
-        <w:rPr>
-          <w:rFonts w:ascii="Calibri" w:hAnsi="Calibri" w:eastAsia="微软雅黑"/>
-          <w:b w:val="0"/>
-          <w:color w:val="2B2B2B"/>
-          <w:sz w:val="22"/>
-        </w:rPr>
-        <w:t>&gt;</w:t>
+      </w:r>
+      <w:r>
+        <w:rPr>
+          <w:rFonts w:ascii="Calibri" w:hAnsi="Calibri" w:eastAsia="微软雅黑"/>
+          <w:b/>
+          <w:color w:val="5A5A5A"/>
+          <w:sz w:val="21"/>
+        </w:rPr>
+        <w:t>First, my data and planning experience.</w:t>
+      </w:r>
+      <w:r>
+        <w:rPr>
+          <w:rFonts w:ascii="Calibri" w:hAnsi="Calibri" w:eastAsia="微软雅黑"/>
+          <w:b w:val="0"/>
+          <w:color w:val="5A5A5A"/>
+          <w:sz w:val="21"/>
+        </w:rPr>
+        <w:t xml:space="preserve"> In an e-commerce data analysis project, I worked on inventory and sales analysis. I calculated SKU inventory turnover, set safety stock warning lines, and predicted purchasing amount from sales forecast. I also studied return reasons to find slow-moving items. In another project, I built a two-layer model for community group-buying: the upper layer chose pickup points with an improved p-median model, and the lower layer arranged delivery routes with VRPTW. I tested demand peaks of 29.9% on weekends and 50.7% on promotion days, and the total cost was reduced by 18.7% in the model.</w:t>
       </w:r>
     </w:p>
     <w:p>
@@ -22136,21 +22008,24 @@
           <w:color w:val="5A5A5A"/>
           <w:sz w:val="21"/>
         </w:rPr>
-        <w:t>**Second, my system experience.** In the ERP course, I was the account administrator in UFIDA U8. I completed the full document flow: purchase order, arrival and receiving, sales outbound, stock transfer, physical count, inventory accounting, and payment voucher. I learned that receiving inspection and reconciliation are the two steps where problems most often happen.</w:t>
-      </w:r>
-    </w:p>
-    <w:p>
-      <w:pPr>
-        <w:spacing w:line="360" w:lineRule="auto" w:after="80"/>
-      </w:pPr>
-      <w:r>
-        <w:rPr>
-          <w:rFonts w:ascii="Calibri" w:hAnsi="Calibri" w:eastAsia="微软雅黑"/>
-          <w:b w:val="0"/>
-          <w:color w:val="2B2B2B"/>
-          <w:sz w:val="22"/>
-        </w:rPr>
-        <w:t>&gt;</w:t>
+      </w:r>
+      <w:r>
+        <w:rPr>
+          <w:rFonts w:ascii="Calibri" w:hAnsi="Calibri" w:eastAsia="微软雅黑"/>
+          <w:b/>
+          <w:color w:val="5A5A5A"/>
+          <w:sz w:val="21"/>
+        </w:rPr>
+        <w:t>Second, my system experience.</w:t>
+      </w:r>
+      <w:r>
+        <w:rPr>
+          <w:rFonts w:ascii="Calibri" w:hAnsi="Calibri" w:eastAsia="微软雅黑"/>
+          <w:b w:val="0"/>
+          <w:color w:val="5A5A5A"/>
+          <w:sz w:val="21"/>
+        </w:rPr>
+        <w:t xml:space="preserve"> In the ERP course, I was the account administrator in UFIDA U8. I completed the full document flow: purchase order, arrival and receiving, sales outbound, stock transfer, physical count, inventory accounting, and payment voucher. I learned that receiving inspection and reconciliation are the two steps where problems most often happen.</w:t>
       </w:r>
     </w:p>
     <w:p>
@@ -22168,21 +22043,24 @@
           <w:color w:val="5A5A5A"/>
           <w:sz w:val="21"/>
         </w:rPr>
-        <w:t>**Third, my part-time experience.** I worked as a barista at Luckin Coffee. I was responsible for material replenishment requests, receiving checks, daily counts and shelf-life warning for dozens of materials. I also made daily thawing plans based on sales patterns. This taught me that a good plan means nothing if materials arrive late or expire.</w:t>
-      </w:r>
-    </w:p>
-    <w:p>
-      <w:pPr>
-        <w:spacing w:line="360" w:lineRule="auto" w:after="80"/>
-      </w:pPr>
-      <w:r>
-        <w:rPr>
-          <w:rFonts w:ascii="Calibri" w:hAnsi="Calibri" w:eastAsia="微软雅黑"/>
-          <w:b w:val="0"/>
-          <w:color w:val="2B2B2B"/>
-          <w:sz w:val="22"/>
-        </w:rPr>
-        <w:t>&gt;</w:t>
+      </w:r>
+      <w:r>
+        <w:rPr>
+          <w:rFonts w:ascii="Calibri" w:hAnsi="Calibri" w:eastAsia="微软雅黑"/>
+          <w:b/>
+          <w:color w:val="5A5A5A"/>
+          <w:sz w:val="21"/>
+        </w:rPr>
+        <w:t>Third, my part-time experience.</w:t>
+      </w:r>
+      <w:r>
+        <w:rPr>
+          <w:rFonts w:ascii="Calibri" w:hAnsi="Calibri" w:eastAsia="微软雅黑"/>
+          <w:b w:val="0"/>
+          <w:color w:val="5A5A5A"/>
+          <w:sz w:val="21"/>
+        </w:rPr>
+        <w:t xml:space="preserve"> I worked as a barista at Luckin Coffee. I was responsible for material replenishment requests, receiving checks, daily counts and shelf-life warning for dozens of materials. I also made daily thawing plans based on sales patterns. This taught me that a good plan means nothing if materials arrive late or expire.</w:t>
       </w:r>
     </w:p>
     <w:p>
@@ -22201,20 +22079,6 @@
           <w:sz w:val="21"/>
         </w:rPr>
         <w:t>I am an introverted person. I am not good at speaking on the spot, but I am good at making data clear. I think this fits the PMC position well, because PMC is a job of talking with numbers.</w:t>
-      </w:r>
-    </w:p>
-    <w:p>
-      <w:pPr>
-        <w:spacing w:line="360" w:lineRule="auto" w:after="80"/>
-      </w:pPr>
-      <w:r>
-        <w:rPr>
-          <w:rFonts w:ascii="Calibri" w:hAnsi="Calibri" w:eastAsia="微软雅黑"/>
-          <w:b w:val="0"/>
-          <w:color w:val="2B2B2B"/>
-          <w:sz w:val="22"/>
-        </w:rPr>
-        <w:t>&gt;</w:t>
       </w:r>
     </w:p>
     <w:p>
@@ -22881,6 +22745,10 @@
         <w:gridCol w:w="2161"/>
       </w:tblGrid>
       <w:tr>
+        <w:trPr>
+          <w:cantSplit/>
+          <w:tblHeader/>
+        </w:trPr>
         <w:tc>
           <w:tcPr>
             <w:tcW w:type="dxa" w:w="2161"/>
@@ -22951,6 +22819,9 @@
         </w:tc>
       </w:tr>
       <w:tr>
+        <w:trPr>
+          <w:cantSplit/>
+        </w:trPr>
         <w:tc>
           <w:tcPr>
             <w:tcW w:type="dxa" w:w="2161"/>
@@ -23021,6 +22892,9 @@
         </w:tc>
       </w:tr>
       <w:tr>
+        <w:trPr>
+          <w:cantSplit/>
+        </w:trPr>
         <w:tc>
           <w:tcPr>
             <w:tcW w:type="dxa" w:w="2161"/>
@@ -23091,6 +22965,9 @@
         </w:tc>
       </w:tr>
       <w:tr>
+        <w:trPr>
+          <w:cantSplit/>
+        </w:trPr>
         <w:tc>
           <w:tcPr>
             <w:tcW w:type="dxa" w:w="2161"/>
@@ -23161,6 +23038,9 @@
         </w:tc>
       </w:tr>
       <w:tr>
+        <w:trPr>
+          <w:cantSplit/>
+        </w:trPr>
         <w:tc>
           <w:tcPr>
             <w:tcW w:type="dxa" w:w="2161"/>
@@ -23231,6 +23111,9 @@
         </w:tc>
       </w:tr>
       <w:tr>
+        <w:trPr>
+          <w:cantSplit/>
+        </w:trPr>
         <w:tc>
           <w:tcPr>
             <w:tcW w:type="dxa" w:w="2161"/>
@@ -23301,6 +23184,9 @@
         </w:tc>
       </w:tr>
       <w:tr>
+        <w:trPr>
+          <w:cantSplit/>
+        </w:trPr>
         <w:tc>
           <w:tcPr>
             <w:tcW w:type="dxa" w:w="2161"/>
@@ -23371,6 +23257,9 @@
         </w:tc>
       </w:tr>
       <w:tr>
+        <w:trPr>
+          <w:cantSplit/>
+        </w:trPr>
         <w:tc>
           <w:tcPr>
             <w:tcW w:type="dxa" w:w="2161"/>
@@ -23441,6 +23330,9 @@
         </w:tc>
       </w:tr>
       <w:tr>
+        <w:trPr>
+          <w:cantSplit/>
+        </w:trPr>
         <w:tc>
           <w:tcPr>
             <w:tcW w:type="dxa" w:w="2161"/>
@@ -23511,6 +23403,9 @@
         </w:tc>
       </w:tr>
       <w:tr>
+        <w:trPr>
+          <w:cantSplit/>
+        </w:trPr>
         <w:tc>
           <w:tcPr>
             <w:tcW w:type="dxa" w:w="2161"/>
@@ -23581,6 +23476,9 @@
         </w:tc>
       </w:tr>
       <w:tr>
+        <w:trPr>
+          <w:cantSplit/>
+        </w:trPr>
         <w:tc>
           <w:tcPr>
             <w:tcW w:type="dxa" w:w="2161"/>
@@ -23651,6 +23549,9 @@
         </w:tc>
       </w:tr>
       <w:tr>
+        <w:trPr>
+          <w:cantSplit/>
+        </w:trPr>
         <w:tc>
           <w:tcPr>
             <w:tcW w:type="dxa" w:w="2161"/>
@@ -23721,6 +23622,9 @@
         </w:tc>
       </w:tr>
       <w:tr>
+        <w:trPr>
+          <w:cantSplit/>
+        </w:trPr>
         <w:tc>
           <w:tcPr>
             <w:tcW w:type="dxa" w:w="2161"/>
@@ -23791,6 +23695,9 @@
         </w:tc>
       </w:tr>
       <w:tr>
+        <w:trPr>
+          <w:cantSplit/>
+        </w:trPr>
         <w:tc>
           <w:tcPr>
             <w:tcW w:type="dxa" w:w="2161"/>
@@ -23861,6 +23768,9 @@
         </w:tc>
       </w:tr>
       <w:tr>
+        <w:trPr>
+          <w:cantSplit/>
+        </w:trPr>
         <w:tc>
           <w:tcPr>
             <w:tcW w:type="dxa" w:w="2161"/>
@@ -23931,6 +23841,9 @@
         </w:tc>
       </w:tr>
       <w:tr>
+        <w:trPr>
+          <w:cantSplit/>
+        </w:trPr>
         <w:tc>
           <w:tcPr>
             <w:tcW w:type="dxa" w:w="2161"/>
@@ -24001,6 +23914,9 @@
         </w:tc>
       </w:tr>
       <w:tr>
+        <w:trPr>
+          <w:cantSplit/>
+        </w:trPr>
         <w:tc>
           <w:tcPr>
             <w:tcW w:type="dxa" w:w="2161"/>
@@ -24071,6 +23987,9 @@
         </w:tc>
       </w:tr>
       <w:tr>
+        <w:trPr>
+          <w:cantSplit/>
+        </w:trPr>
         <w:tc>
           <w:tcPr>
             <w:tcW w:type="dxa" w:w="2161"/>
@@ -24141,6 +24060,9 @@
         </w:tc>
       </w:tr>
       <w:tr>
+        <w:trPr>
+          <w:cantSplit/>
+        </w:trPr>
         <w:tc>
           <w:tcPr>
             <w:tcW w:type="dxa" w:w="2161"/>
@@ -24211,6 +24133,9 @@
         </w:tc>
       </w:tr>
       <w:tr>
+        <w:trPr>
+          <w:cantSplit/>
+        </w:trPr>
         <w:tc>
           <w:tcPr>
             <w:tcW w:type="dxa" w:w="2161"/>
@@ -24281,6 +24206,9 @@
         </w:tc>
       </w:tr>
       <w:tr>
+        <w:trPr>
+          <w:cantSplit/>
+        </w:trPr>
         <w:tc>
           <w:tcPr>
             <w:tcW w:type="dxa" w:w="2161"/>
@@ -24383,7 +24311,43 @@
           <w:color w:val="5A5A5A"/>
           <w:sz w:val="21"/>
         </w:rPr>
-        <w:t>⚠️ **本岗无传统专业知识笔试**。依据：2027 届官方校招简章原文「**测评：初复试通过，视职位情况安排测评**」，且官网流程为「网申—宣讲—筛选—面试—offer—签约」，未列笔试环节。</w:t>
+        <w:t xml:space="preserve">⚠️ </w:t>
+      </w:r>
+      <w:r>
+        <w:rPr>
+          <w:rFonts w:ascii="Calibri" w:hAnsi="Calibri" w:eastAsia="微软雅黑"/>
+          <w:b/>
+          <w:color w:val="5A5A5A"/>
+          <w:sz w:val="21"/>
+        </w:rPr>
+        <w:t>本岗无传统专业知识笔试</w:t>
+      </w:r>
+      <w:r>
+        <w:rPr>
+          <w:rFonts w:ascii="Calibri" w:hAnsi="Calibri" w:eastAsia="微软雅黑"/>
+          <w:b w:val="0"/>
+          <w:color w:val="5A5A5A"/>
+          <w:sz w:val="21"/>
+        </w:rPr>
+        <w:t>。依据：2027 届官方校招简章原文「</w:t>
+      </w:r>
+      <w:r>
+        <w:rPr>
+          <w:rFonts w:ascii="Calibri" w:hAnsi="Calibri" w:eastAsia="微软雅黑"/>
+          <w:b/>
+          <w:color w:val="5A5A5A"/>
+          <w:sz w:val="21"/>
+        </w:rPr>
+        <w:t>测评：初复试通过，视职位情况安排测评</w:t>
+      </w:r>
+      <w:r>
+        <w:rPr>
+          <w:rFonts w:ascii="Calibri" w:hAnsi="Calibri" w:eastAsia="微软雅黑"/>
+          <w:b w:val="0"/>
+          <w:color w:val="5A5A5A"/>
+          <w:sz w:val="21"/>
+        </w:rPr>
+        <w:t>」，且官网流程为「网申—宣讲—筛选—面试—offer—签约」，未列笔试环节。</w:t>
       </w:r>
     </w:p>
     <w:p>
@@ -24431,6 +24395,10 @@
         <w:gridCol w:w="4323"/>
       </w:tblGrid>
       <w:tr>
+        <w:trPr>
+          <w:cantSplit/>
+          <w:tblHeader/>
+        </w:trPr>
         <w:tc>
           <w:tcPr>
             <w:tcW w:type="dxa" w:w="4323"/>
@@ -24467,6 +24435,9 @@
         </w:tc>
       </w:tr>
       <w:tr>
+        <w:trPr>
+          <w:cantSplit/>
+        </w:trPr>
         <w:tc>
           <w:tcPr>
             <w:tcW w:type="dxa" w:w="4323"/>
@@ -24520,6 +24491,9 @@
         </w:tc>
       </w:tr>
       <w:tr>
+        <w:trPr>
+          <w:cantSplit/>
+        </w:trPr>
         <w:tc>
           <w:tcPr>
             <w:tcW w:type="dxa" w:w="4323"/>
@@ -24574,6 +24548,9 @@
         </w:tc>
       </w:tr>
       <w:tr>
+        <w:trPr>
+          <w:cantSplit/>
+        </w:trPr>
         <w:tc>
           <w:tcPr>
             <w:tcW w:type="dxa" w:w="4323"/>
@@ -24610,6 +24587,9 @@
         </w:tc>
       </w:tr>
       <w:tr>
+        <w:trPr>
+          <w:cantSplit/>
+        </w:trPr>
         <w:tc>
           <w:tcPr>
             <w:tcW w:type="dxa" w:w="4323"/>
@@ -24646,6 +24626,9 @@
         </w:tc>
       </w:tr>
       <w:tr>
+        <w:trPr>
+          <w:cantSplit/>
+        </w:trPr>
         <w:tc>
           <w:tcPr>
             <w:tcW w:type="dxa" w:w="4323"/>
@@ -24682,6 +24665,9 @@
         </w:tc>
       </w:tr>
       <w:tr>
+        <w:trPr>
+          <w:cantSplit/>
+        </w:trPr>
         <w:tc>
           <w:tcPr>
             <w:tcW w:type="dxa" w:w="4323"/>
@@ -25185,6 +25171,10 @@
         <w:gridCol w:w="2882"/>
       </w:tblGrid>
       <w:tr>
+        <w:trPr>
+          <w:cantSplit/>
+          <w:tblHeader/>
+        </w:trPr>
         <w:tc>
           <w:tcPr>
             <w:tcW w:type="dxa" w:w="2882"/>
@@ -25238,6 +25228,9 @@
         </w:tc>
       </w:tr>
       <w:tr>
+        <w:trPr>
+          <w:cantSplit/>
+        </w:trPr>
         <w:tc>
           <w:tcPr>
             <w:tcW w:type="dxa" w:w="2882"/>
@@ -25291,6 +25284,9 @@
         </w:tc>
       </w:tr>
       <w:tr>
+        <w:trPr>
+          <w:cantSplit/>
+        </w:trPr>
         <w:tc>
           <w:tcPr>
             <w:tcW w:type="dxa" w:w="2882"/>
@@ -25344,6 +25340,9 @@
         </w:tc>
       </w:tr>
       <w:tr>
+        <w:trPr>
+          <w:cantSplit/>
+        </w:trPr>
         <w:tc>
           <w:tcPr>
             <w:tcW w:type="dxa" w:w="2882"/>
@@ -25397,6 +25396,9 @@
         </w:tc>
       </w:tr>
       <w:tr>
+        <w:trPr>
+          <w:cantSplit/>
+        </w:trPr>
         <w:tc>
           <w:tcPr>
             <w:tcW w:type="dxa" w:w="2882"/>
@@ -25450,6 +25452,9 @@
         </w:tc>
       </w:tr>
       <w:tr>
+        <w:trPr>
+          <w:cantSplit/>
+        </w:trPr>
         <w:tc>
           <w:tcPr>
             <w:tcW w:type="dxa" w:w="2882"/>
@@ -25503,6 +25508,9 @@
         </w:tc>
       </w:tr>
       <w:tr>
+        <w:trPr>
+          <w:cantSplit/>
+        </w:trPr>
         <w:tc>
           <w:tcPr>
             <w:tcW w:type="dxa" w:w="2882"/>
@@ -25585,7 +25593,7 @@
           <w:color w:val="2B2B2B"/>
           <w:sz w:val="22"/>
         </w:rPr>
-        <w:t>• [ ] 把 2.1 的 1 分钟自我介绍</w:t>
+        <w:t>☐ 把 2.1 的 1 分钟自我介绍</w:t>
       </w:r>
       <w:r>
         <w:rPr>
@@ -25618,7 +25626,7 @@
           <w:color w:val="2B2B2B"/>
           <w:sz w:val="22"/>
         </w:rPr>
-        <w:t>• [ ] 把 2.7 的六个反问抄在纸上，挑两个现场用</w:t>
+        <w:t>☐ 把 2.7 的六个反问抄在纸上，挑两个现场用</w:t>
       </w:r>
     </w:p>
     <w:p>
@@ -25633,7 +25641,7 @@
           <w:color w:val="2B2B2B"/>
           <w:sz w:val="22"/>
         </w:rPr>
-        <w:t>• [ ] 把 2.8 七个死亡回答各读两遍，重点记"✅ 正确说法"的第一句</w:t>
+        <w:t>☐ 把 2.8 七个死亡回答各读两遍，重点记"✅ 正确说法"的第一句</w:t>
       </w:r>
     </w:p>
     <w:p>
@@ -25648,7 +25656,7 @@
           <w:color w:val="2B2B2B"/>
           <w:sz w:val="22"/>
         </w:rPr>
-        <w:t>• [ ] 3.6 数字清单过一遍，确认每个数字都能说来源</w:t>
+        <w:t>☐ 3.6 数字清单过一遍，确认每个数字都能说来源</w:t>
       </w:r>
     </w:p>
     <w:p>
@@ -25663,7 +25671,7 @@
           <w:color w:val="2B2B2B"/>
           <w:sz w:val="22"/>
         </w:rPr>
-        <w:t>• [ ] 4.9（在途 vs 可用）和 4.3（安全库存公式）必须能口述</w:t>
+        <w:t>☐ 4.9（在途 vs 可用）和 4.3（安全库存公式）必须能口述</w:t>
       </w:r>
     </w:p>
     <w:p>
@@ -25678,7 +25686,7 @@
           <w:color w:val="2B2B2B"/>
           <w:sz w:val="22"/>
         </w:rPr>
-        <w:t>• [ ] 5.1 英文 1 分钟版读熟（不要求背，要求能看着关键词说出来）</w:t>
+        <w:t>☐ 5.1 英文 1 分钟版读熟（不要求背，要求能看着关键词说出来）</w:t>
       </w:r>
     </w:p>
     <w:p>
@@ -25693,7 +25701,7 @@
           <w:color w:val="2B2B2B"/>
           <w:sz w:val="22"/>
         </w:rPr>
-        <w:t>• [ ] 提前确认面试形式（线上/线下）、平台、需要准备的材料</w:t>
+        <w:t>☐ 提前确认面试形式（线上/线下）、平台、需要准备的材料</w:t>
       </w:r>
     </w:p>
     <w:p>
@@ -25708,7 +25716,7 @@
           <w:color w:val="2B2B2B"/>
           <w:sz w:val="22"/>
         </w:rPr>
-        <w:t>• [ ] 线上面试：测试摄像头、麦克风、网络；背景干净、光线在正面</w:t>
+        <w:t>☐ 线上面试：测试摄像头、麦克风、网络；背景干净、光线在正面</w:t>
       </w:r>
     </w:p>
     <w:p>
@@ -25723,7 +25731,7 @@
           <w:color w:val="2B2B2B"/>
           <w:sz w:val="22"/>
         </w:rPr>
-        <w:t>• [ ] 线下面试：提前一天查路线；带纸质简历 2 份、成绩单、证书复印件</w:t>
+        <w:t>☐ 线下面试：提前一天查路线；带纸质简历 2 份、成绩单、证书复印件</w:t>
       </w:r>
     </w:p>
     <w:p>
@@ -25738,7 +25746,7 @@
           <w:color w:val="2B2B2B"/>
           <w:sz w:val="22"/>
         </w:rPr>
-        <w:t>• [ ] 面试前一天 23:00 前睡，不要在面试前夜熬夜背资料</w:t>
+        <w:t>☐ 面试前一天 23:00 前睡，不要在面试前夜熬夜背资料</w:t>
       </w:r>
     </w:p>
     <w:p>
